--- a/7_Структура_обработки_исключений/Макарчук_7_Исключения.docx
+++ b/7_Структура_обработки_исключений/Макарчук_7_Исключения.docx
@@ -1,6 +1,6 @@
 
 <file path=word/document.xml><?xml version="1.0" encoding="utf-8"?>
-<w:document xmlns:wpc="http://schemas.microsoft.com/office/word/2010/wordprocessingCanvas" xmlns:cx="http://schemas.microsoft.com/office/drawing/2014/chartex" xmlns:cx1="http://schemas.microsoft.com/office/drawing/2015/9/8/chartex" xmlns:cx2="http://schemas.microsoft.com/office/drawing/2015/10/21/chartex" xmlns:cx3="http://schemas.microsoft.com/office/drawing/2016/5/9/chartex" xmlns:cx4="http://schemas.microsoft.com/office/drawing/2016/5/10/chartex" xmlns:cx5="http://schemas.microsoft.com/office/drawing/2016/5/11/chartex" xmlns:cx6="http://schemas.microsoft.com/office/drawing/2016/5/12/chartex" xmlns:cx7="http://schemas.microsoft.com/office/drawing/2016/5/13/chartex" xmlns:cx8="http://schemas.microsoft.com/office/drawing/2016/5/14/chartex" xmlns:mc="http://schemas.openxmlformats.org/markup-compatibility/2006" xmlns:aink="http://schemas.microsoft.com/office/drawing/2016/ink" xmlns:am3d="http://schemas.microsoft.com/office/drawing/2017/model3d" xmlns:o="urn:schemas-microsoft-com:office:office" xmlns:oel="http://schemas.microsoft.com/office/2019/extlst" xmlns:r="http://schemas.openxmlformats.org/officeDocument/2006/relationships" xmlns:m="http://schemas.openxmlformats.org/officeDocument/2006/math" xmlns:v="urn:schemas-microsoft-com:vml" xmlns:wp14="http://schemas.microsoft.com/office/word/2010/wordprocessingDrawing" xmlns:wp="http://schemas.openxmlformats.org/drawingml/2006/wordprocessingDrawing" xmlns:w10="urn:schemas-microsoft-com:office:word" xmlns:w="http://schemas.openxmlformats.org/wordprocessingml/2006/main" xmlns:w14="http://schemas.microsoft.com/office/word/2010/wordml" xmlns:w15="http://schemas.microsoft.com/office/word/2012/wordml" xmlns:w16cex="http://schemas.microsoft.com/office/word/2018/wordml/cex" xmlns:w16cid="http://schemas.microsoft.com/office/word/2016/wordml/cid" xmlns:w16="http://schemas.microsoft.com/office/word/2018/wordml" xmlns:w16sdtdh="http://schemas.microsoft.com/office/word/2020/wordml/sdtdatahash" xmlns:w16se="http://schemas.microsoft.com/office/word/2015/wordml/symex" xmlns:wpg="http://schemas.microsoft.com/office/word/2010/wordprocessingGroup" xmlns:wpi="http://schemas.microsoft.com/office/word/2010/wordprocessingInk" xmlns:wne="http://schemas.microsoft.com/office/word/2006/wordml" xmlns:wps="http://schemas.microsoft.com/office/word/2010/wordprocessingShape" mc:Ignorable="w14 w15 w16se w16cid w16 w16cex w16sdtdh wp14">
+<w:document xmlns:wpc="http://schemas.microsoft.com/office/word/2010/wordprocessingCanvas" xmlns:cx="http://schemas.microsoft.com/office/drawing/2014/chartex" xmlns:cx1="http://schemas.microsoft.com/office/drawing/2015/9/8/chartex" xmlns:cx2="http://schemas.microsoft.com/office/drawing/2015/10/21/chartex" xmlns:cx3="http://schemas.microsoft.com/office/drawing/2016/5/9/chartex" xmlns:cx4="http://schemas.microsoft.com/office/drawing/2016/5/10/chartex" xmlns:cx5="http://schemas.microsoft.com/office/drawing/2016/5/11/chartex" xmlns:cx6="http://schemas.microsoft.com/office/drawing/2016/5/12/chartex" xmlns:cx7="http://schemas.microsoft.com/office/drawing/2016/5/13/chartex" xmlns:cx8="http://schemas.microsoft.com/office/drawing/2016/5/14/chartex" xmlns:mc="http://schemas.openxmlformats.org/markup-compatibility/2006" xmlns:aink="http://schemas.microsoft.com/office/drawing/2016/ink" xmlns:am3d="http://schemas.microsoft.com/office/drawing/2017/model3d" xmlns:o="urn:schemas-microsoft-com:office:office" xmlns:oel="http://schemas.microsoft.com/office/2019/extlst" xmlns:r="http://schemas.openxmlformats.org/officeDocument/2006/relationships" xmlns:m="http://schemas.openxmlformats.org/officeDocument/2006/math" xmlns:v="urn:schemas-microsoft-com:vml" xmlns:wp14="http://schemas.microsoft.com/office/word/2010/wordprocessingDrawing" xmlns:wp="http://schemas.openxmlformats.org/drawingml/2006/wordprocessingDrawing" xmlns:w10="urn:schemas-microsoft-com:office:word" xmlns:w="http://schemas.openxmlformats.org/wordprocessingml/2006/main" xmlns:w14="http://schemas.microsoft.com/office/word/2010/wordml" xmlns:w15="http://schemas.microsoft.com/office/word/2012/wordml" xmlns:w16cex="http://schemas.microsoft.com/office/word/2018/wordml/cex" xmlns:w16cid="http://schemas.microsoft.com/office/word/2016/wordml/cid" xmlns:w16="http://schemas.microsoft.com/office/word/2018/wordml" xmlns:w16du="http://schemas.microsoft.com/office/word/2023/wordml/word16du" xmlns:w16sdtdh="http://schemas.microsoft.com/office/word/2020/wordml/sdtdatahash" xmlns:w16sdtfl="http://schemas.microsoft.com/office/word/2024/wordml/sdtformatlock" xmlns:w16se="http://schemas.microsoft.com/office/word/2015/wordml/symex" xmlns:wpg="http://schemas.microsoft.com/office/word/2010/wordprocessingGroup" xmlns:wpi="http://schemas.microsoft.com/office/word/2010/wordprocessingInk" xmlns:wne="http://schemas.microsoft.com/office/word/2006/wordml" xmlns:wps="http://schemas.microsoft.com/office/word/2010/wordprocessingShape" mc:Ignorable="w14 w15 w16se w16cid w16 w16cex w16sdtdh w16sdtfl w16du wp14">
   <w:body>
     <w:p>
       <w:pPr>
@@ -377,15 +377,7 @@
           <w:sz w:val="28"/>
           <w:szCs w:val="28"/>
         </w:rPr>
-        <w:t>Валидация банковского счета</w:t>
-      </w:r>
-      <w:r>
-        <w:rPr>
-          <w:color w:val="000000"/>
-          <w:sz w:val="28"/>
-          <w:szCs w:val="28"/>
-        </w:rPr>
-        <w:t>:</w:t>
+        <w:t>Валидация банковского счета:</w:t>
       </w:r>
     </w:p>
     <w:p>
@@ -611,6 +603,7 @@
           <w:color w:val="000000"/>
           <w:sz w:val="28"/>
           <w:szCs w:val="28"/>
+          <w:lang w:val="en-US"/>
         </w:rPr>
       </w:pPr>
       <w:r>
@@ -626,6 +619,7 @@
           <w:color w:val="000000"/>
           <w:sz w:val="28"/>
           <w:szCs w:val="28"/>
+          <w:lang w:val="en-US"/>
         </w:rPr>
         <w:t xml:space="preserve"> </w:t>
       </w:r>
@@ -642,6 +636,7 @@
           <w:color w:val="000000"/>
           <w:sz w:val="28"/>
           <w:szCs w:val="28"/>
+          <w:lang w:val="en-US"/>
         </w:rPr>
         <w:t>:</w:t>
       </w:r>
@@ -1360,7 +1355,27 @@
           <w:szCs w:val="28"/>
           <w:lang w:val="en-US"/>
         </w:rPr>
-        <w:t>string message) : base(message) {}</w:t>
+        <w:t>string message</w:t>
+      </w:r>
+      <w:proofErr w:type="gramStart"/>
+      <w:r>
+        <w:rPr>
+          <w:color w:val="000000" w:themeColor="text1"/>
+          <w:sz w:val="28"/>
+          <w:szCs w:val="28"/>
+          <w:lang w:val="en-US"/>
+        </w:rPr>
+        <w:t>) :</w:t>
+      </w:r>
+      <w:proofErr w:type="gramEnd"/>
+      <w:r>
+        <w:rPr>
+          <w:color w:val="000000" w:themeColor="text1"/>
+          <w:sz w:val="28"/>
+          <w:szCs w:val="28"/>
+          <w:lang w:val="en-US"/>
+        </w:rPr>
+        <w:t xml:space="preserve"> base(message) {}</w:t>
       </w:r>
     </w:p>
     <w:p>
@@ -1872,6 +1887,15 @@
         <w:t>num.Length</w:t>
       </w:r>
       <w:proofErr w:type="spellEnd"/>
+      <w:r>
+        <w:rPr>
+          <w:color w:val="000000" w:themeColor="text1"/>
+          <w:sz w:val="28"/>
+          <w:szCs w:val="28"/>
+          <w:lang w:val="en-US"/>
+        </w:rPr>
+        <w:t xml:space="preserve"> !=</w:t>
+      </w:r>
       <w:proofErr w:type="gramEnd"/>
       <w:r>
         <w:rPr>
@@ -1880,7 +1904,17 @@
           <w:szCs w:val="28"/>
           <w:lang w:val="en-US"/>
         </w:rPr>
-        <w:t xml:space="preserve"> != 10 || !</w:t>
+        <w:t xml:space="preserve"> 10 |</w:t>
+      </w:r>
+      <w:proofErr w:type="gramStart"/>
+      <w:r>
+        <w:rPr>
+          <w:color w:val="000000" w:themeColor="text1"/>
+          <w:sz w:val="28"/>
+          <w:szCs w:val="28"/>
+          <w:lang w:val="en-US"/>
+        </w:rPr>
+        <w:t>| !</w:t>
       </w:r>
       <w:proofErr w:type="spellStart"/>
       <w:r>
@@ -1890,7 +1924,17 @@
           <w:szCs w:val="28"/>
           <w:lang w:val="en-US"/>
         </w:rPr>
-        <w:t>num.All</w:t>
+        <w:t>num</w:t>
+      </w:r>
+      <w:proofErr w:type="gramEnd"/>
+      <w:r>
+        <w:rPr>
+          <w:color w:val="000000" w:themeColor="text1"/>
+          <w:sz w:val="28"/>
+          <w:szCs w:val="28"/>
+          <w:lang w:val="en-US"/>
+        </w:rPr>
+        <w:t>.All</w:t>
       </w:r>
       <w:proofErr w:type="spellEnd"/>
       <w:r>
@@ -1903,6 +1947,7 @@
         <w:t>(</w:t>
       </w:r>
       <w:proofErr w:type="spellStart"/>
+      <w:proofErr w:type="gramStart"/>
       <w:r>
         <w:rPr>
           <w:color w:val="000000" w:themeColor="text1"/>
@@ -1913,6 +1958,7 @@
         <w:t>char.IsDigit</w:t>
       </w:r>
       <w:proofErr w:type="spellEnd"/>
+      <w:proofErr w:type="gramEnd"/>
       <w:r>
         <w:rPr>
           <w:color w:val="000000" w:themeColor="text1"/>
@@ -2393,7 +2439,7 @@
           <w:szCs w:val="28"/>
         </w:rPr>
         <w:drawing>
-          <wp:inline distT="0" distB="0" distL="0" distR="0">
+          <wp:inline distT="0" distB="0" distL="0" distR="0" wp14:anchorId="6F5385CF" wp14:editId="724159D8">
             <wp:extent cx="2471351" cy="2110946"/>
             <wp:effectExtent l="0" t="0" r="5715" b="0"/>
             <wp:docPr id="1559518113" name="Рисунок 1"/>
@@ -2484,7 +2530,7 @@
 </file>
 
 <file path=word/endnotes.xml><?xml version="1.0" encoding="utf-8"?>
-<w:endnotes xmlns:wpc="http://schemas.microsoft.com/office/word/2010/wordprocessingCanvas" xmlns:cx="http://schemas.microsoft.com/office/drawing/2014/chartex" xmlns:cx1="http://schemas.microsoft.com/office/drawing/2015/9/8/chartex" xmlns:cx2="http://schemas.microsoft.com/office/drawing/2015/10/21/chartex" xmlns:cx3="http://schemas.microsoft.com/office/drawing/2016/5/9/chartex" xmlns:cx4="http://schemas.microsoft.com/office/drawing/2016/5/10/chartex" xmlns:cx5="http://schemas.microsoft.com/office/drawing/2016/5/11/chartex" xmlns:cx6="http://schemas.microsoft.com/office/drawing/2016/5/12/chartex" xmlns:cx7="http://schemas.microsoft.com/office/drawing/2016/5/13/chartex" xmlns:cx8="http://schemas.microsoft.com/office/drawing/2016/5/14/chartex" xmlns:mc="http://schemas.openxmlformats.org/markup-compatibility/2006" xmlns:aink="http://schemas.microsoft.com/office/drawing/2016/ink" xmlns:am3d="http://schemas.microsoft.com/office/drawing/2017/model3d" xmlns:o="urn:schemas-microsoft-com:office:office" xmlns:oel="http://schemas.microsoft.com/office/2019/extlst" xmlns:r="http://schemas.openxmlformats.org/officeDocument/2006/relationships" xmlns:m="http://schemas.openxmlformats.org/officeDocument/2006/math" xmlns:v="urn:schemas-microsoft-com:vml" xmlns:wp14="http://schemas.microsoft.com/office/word/2010/wordprocessingDrawing" xmlns:wp="http://schemas.openxmlformats.org/drawingml/2006/wordprocessingDrawing" xmlns:w10="urn:schemas-microsoft-com:office:word" xmlns:w="http://schemas.openxmlformats.org/wordprocessingml/2006/main" xmlns:w14="http://schemas.microsoft.com/office/word/2010/wordml" xmlns:w15="http://schemas.microsoft.com/office/word/2012/wordml" xmlns:w16cex="http://schemas.microsoft.com/office/word/2018/wordml/cex" xmlns:w16cid="http://schemas.microsoft.com/office/word/2016/wordml/cid" xmlns:w16="http://schemas.microsoft.com/office/word/2018/wordml" xmlns:w16sdtdh="http://schemas.microsoft.com/office/word/2020/wordml/sdtdatahash" xmlns:w16se="http://schemas.microsoft.com/office/word/2015/wordml/symex" xmlns:wpg="http://schemas.microsoft.com/office/word/2010/wordprocessingGroup" xmlns:wpi="http://schemas.microsoft.com/office/word/2010/wordprocessingInk" xmlns:wne="http://schemas.microsoft.com/office/word/2006/wordml" xmlns:wps="http://schemas.microsoft.com/office/word/2010/wordprocessingShape" mc:Ignorable="w14 w15 w16se w16cid w16 w16cex w16sdtdh wp14">
+<w:endnotes xmlns:wpc="http://schemas.microsoft.com/office/word/2010/wordprocessingCanvas" xmlns:cx="http://schemas.microsoft.com/office/drawing/2014/chartex" xmlns:cx1="http://schemas.microsoft.com/office/drawing/2015/9/8/chartex" xmlns:cx2="http://schemas.microsoft.com/office/drawing/2015/10/21/chartex" xmlns:cx3="http://schemas.microsoft.com/office/drawing/2016/5/9/chartex" xmlns:cx4="http://schemas.microsoft.com/office/drawing/2016/5/10/chartex" xmlns:cx5="http://schemas.microsoft.com/office/drawing/2016/5/11/chartex" xmlns:cx6="http://schemas.microsoft.com/office/drawing/2016/5/12/chartex" xmlns:cx7="http://schemas.microsoft.com/office/drawing/2016/5/13/chartex" xmlns:cx8="http://schemas.microsoft.com/office/drawing/2016/5/14/chartex" xmlns:mc="http://schemas.openxmlformats.org/markup-compatibility/2006" xmlns:aink="http://schemas.microsoft.com/office/drawing/2016/ink" xmlns:am3d="http://schemas.microsoft.com/office/drawing/2017/model3d" xmlns:o="urn:schemas-microsoft-com:office:office" xmlns:oel="http://schemas.microsoft.com/office/2019/extlst" xmlns:r="http://schemas.openxmlformats.org/officeDocument/2006/relationships" xmlns:m="http://schemas.openxmlformats.org/officeDocument/2006/math" xmlns:v="urn:schemas-microsoft-com:vml" xmlns:wp14="http://schemas.microsoft.com/office/word/2010/wordprocessingDrawing" xmlns:wp="http://schemas.openxmlformats.org/drawingml/2006/wordprocessingDrawing" xmlns:w10="urn:schemas-microsoft-com:office:word" xmlns:w="http://schemas.openxmlformats.org/wordprocessingml/2006/main" xmlns:w14="http://schemas.microsoft.com/office/word/2010/wordml" xmlns:w15="http://schemas.microsoft.com/office/word/2012/wordml" xmlns:w16cex="http://schemas.microsoft.com/office/word/2018/wordml/cex" xmlns:w16cid="http://schemas.microsoft.com/office/word/2016/wordml/cid" xmlns:w16="http://schemas.microsoft.com/office/word/2018/wordml" xmlns:w16du="http://schemas.microsoft.com/office/word/2023/wordml/word16du" xmlns:w16sdtdh="http://schemas.microsoft.com/office/word/2020/wordml/sdtdatahash" xmlns:w16sdtfl="http://schemas.microsoft.com/office/word/2024/wordml/sdtformatlock" xmlns:w16se="http://schemas.microsoft.com/office/word/2015/wordml/symex" xmlns:wpg="http://schemas.microsoft.com/office/word/2010/wordprocessingGroup" xmlns:wpi="http://schemas.microsoft.com/office/word/2010/wordprocessingInk" xmlns:wne="http://schemas.microsoft.com/office/word/2006/wordml" xmlns:wps="http://schemas.microsoft.com/office/word/2010/wordprocessingShape" mc:Ignorable="w14 w15 w16se w16cid w16 w16cex w16sdtdh w16sdtfl w16du wp14">
   <w:endnote w:type="separator" w:id="-1">
     <w:p>
       <w:r>
@@ -2503,7 +2549,7 @@
 </file>
 
 <file path=word/footer1.xml><?xml version="1.0" encoding="utf-8"?>
-<w:ftr xmlns:wpc="http://schemas.microsoft.com/office/word/2010/wordprocessingCanvas" xmlns:cx="http://schemas.microsoft.com/office/drawing/2014/chartex" xmlns:cx1="http://schemas.microsoft.com/office/drawing/2015/9/8/chartex" xmlns:cx2="http://schemas.microsoft.com/office/drawing/2015/10/21/chartex" xmlns:cx3="http://schemas.microsoft.com/office/drawing/2016/5/9/chartex" xmlns:cx4="http://schemas.microsoft.com/office/drawing/2016/5/10/chartex" xmlns:cx5="http://schemas.microsoft.com/office/drawing/2016/5/11/chartex" xmlns:cx6="http://schemas.microsoft.com/office/drawing/2016/5/12/chartex" xmlns:cx7="http://schemas.microsoft.com/office/drawing/2016/5/13/chartex" xmlns:cx8="http://schemas.microsoft.com/office/drawing/2016/5/14/chartex" xmlns:mc="http://schemas.openxmlformats.org/markup-compatibility/2006" xmlns:aink="http://schemas.microsoft.com/office/drawing/2016/ink" xmlns:am3d="http://schemas.microsoft.com/office/drawing/2017/model3d" xmlns:o="urn:schemas-microsoft-com:office:office" xmlns:oel="http://schemas.microsoft.com/office/2019/extlst" xmlns:r="http://schemas.openxmlformats.org/officeDocument/2006/relationships" xmlns:m="http://schemas.openxmlformats.org/officeDocument/2006/math" xmlns:v="urn:schemas-microsoft-com:vml" xmlns:wp14="http://schemas.microsoft.com/office/word/2010/wordprocessingDrawing" xmlns:wp="http://schemas.openxmlformats.org/drawingml/2006/wordprocessingDrawing" xmlns:w10="urn:schemas-microsoft-com:office:word" xmlns:w="http://schemas.openxmlformats.org/wordprocessingml/2006/main" xmlns:w14="http://schemas.microsoft.com/office/word/2010/wordml" xmlns:w15="http://schemas.microsoft.com/office/word/2012/wordml" xmlns:w16cex="http://schemas.microsoft.com/office/word/2018/wordml/cex" xmlns:w16cid="http://schemas.microsoft.com/office/word/2016/wordml/cid" xmlns:w16="http://schemas.microsoft.com/office/word/2018/wordml" xmlns:w16sdtdh="http://schemas.microsoft.com/office/word/2020/wordml/sdtdatahash" xmlns:w16se="http://schemas.microsoft.com/office/word/2015/wordml/symex" xmlns:wpg="http://schemas.microsoft.com/office/word/2010/wordprocessingGroup" xmlns:wpi="http://schemas.microsoft.com/office/word/2010/wordprocessingInk" xmlns:wne="http://schemas.microsoft.com/office/word/2006/wordml" xmlns:wps="http://schemas.microsoft.com/office/word/2010/wordprocessingShape" mc:Ignorable="w14 w15 w16se w16cid w16 w16cex w16sdtdh wp14">
+<w:ftr xmlns:wpc="http://schemas.microsoft.com/office/word/2010/wordprocessingCanvas" xmlns:cx="http://schemas.microsoft.com/office/drawing/2014/chartex" xmlns:cx1="http://schemas.microsoft.com/office/drawing/2015/9/8/chartex" xmlns:cx2="http://schemas.microsoft.com/office/drawing/2015/10/21/chartex" xmlns:cx3="http://schemas.microsoft.com/office/drawing/2016/5/9/chartex" xmlns:cx4="http://schemas.microsoft.com/office/drawing/2016/5/10/chartex" xmlns:cx5="http://schemas.microsoft.com/office/drawing/2016/5/11/chartex" xmlns:cx6="http://schemas.microsoft.com/office/drawing/2016/5/12/chartex" xmlns:cx7="http://schemas.microsoft.com/office/drawing/2016/5/13/chartex" xmlns:cx8="http://schemas.microsoft.com/office/drawing/2016/5/14/chartex" xmlns:mc="http://schemas.openxmlformats.org/markup-compatibility/2006" xmlns:aink="http://schemas.microsoft.com/office/drawing/2016/ink" xmlns:am3d="http://schemas.microsoft.com/office/drawing/2017/model3d" xmlns:o="urn:schemas-microsoft-com:office:office" xmlns:oel="http://schemas.microsoft.com/office/2019/extlst" xmlns:r="http://schemas.openxmlformats.org/officeDocument/2006/relationships" xmlns:m="http://schemas.openxmlformats.org/officeDocument/2006/math" xmlns:v="urn:schemas-microsoft-com:vml" xmlns:wp14="http://schemas.microsoft.com/office/word/2010/wordprocessingDrawing" xmlns:wp="http://schemas.openxmlformats.org/drawingml/2006/wordprocessingDrawing" xmlns:w10="urn:schemas-microsoft-com:office:word" xmlns:w="http://schemas.openxmlformats.org/wordprocessingml/2006/main" xmlns:w14="http://schemas.microsoft.com/office/word/2010/wordml" xmlns:w15="http://schemas.microsoft.com/office/word/2012/wordml" xmlns:w16cex="http://schemas.microsoft.com/office/word/2018/wordml/cex" xmlns:w16cid="http://schemas.microsoft.com/office/word/2016/wordml/cid" xmlns:w16="http://schemas.microsoft.com/office/word/2018/wordml" xmlns:w16du="http://schemas.microsoft.com/office/word/2023/wordml/word16du" xmlns:w16sdtdh="http://schemas.microsoft.com/office/word/2020/wordml/sdtdatahash" xmlns:w16sdtfl="http://schemas.microsoft.com/office/word/2024/wordml/sdtformatlock" xmlns:w16se="http://schemas.microsoft.com/office/word/2015/wordml/symex" xmlns:wpg="http://schemas.microsoft.com/office/word/2010/wordprocessingGroup" xmlns:wpi="http://schemas.microsoft.com/office/word/2010/wordprocessingInk" xmlns:wne="http://schemas.microsoft.com/office/word/2006/wordml" xmlns:wps="http://schemas.microsoft.com/office/word/2010/wordprocessingShape" mc:Ignorable="w14 w15 w16se w16cid w16 w16cex w16sdtdh w16sdtfl w16du wp14">
   <w:p>
     <w:pPr>
       <w:pStyle w:val="a4"/>
@@ -2541,7 +2587,7 @@
 </file>
 
 <file path=word/footer2.xml><?xml version="1.0" encoding="utf-8"?>
-<w:ftr xmlns:wpc="http://schemas.microsoft.com/office/word/2010/wordprocessingCanvas" xmlns:cx="http://schemas.microsoft.com/office/drawing/2014/chartex" xmlns:cx1="http://schemas.microsoft.com/office/drawing/2015/9/8/chartex" xmlns:cx2="http://schemas.microsoft.com/office/drawing/2015/10/21/chartex" xmlns:cx3="http://schemas.microsoft.com/office/drawing/2016/5/9/chartex" xmlns:cx4="http://schemas.microsoft.com/office/drawing/2016/5/10/chartex" xmlns:cx5="http://schemas.microsoft.com/office/drawing/2016/5/11/chartex" xmlns:cx6="http://schemas.microsoft.com/office/drawing/2016/5/12/chartex" xmlns:cx7="http://schemas.microsoft.com/office/drawing/2016/5/13/chartex" xmlns:cx8="http://schemas.microsoft.com/office/drawing/2016/5/14/chartex" xmlns:mc="http://schemas.openxmlformats.org/markup-compatibility/2006" xmlns:aink="http://schemas.microsoft.com/office/drawing/2016/ink" xmlns:am3d="http://schemas.microsoft.com/office/drawing/2017/model3d" xmlns:o="urn:schemas-microsoft-com:office:office" xmlns:oel="http://schemas.microsoft.com/office/2019/extlst" xmlns:r="http://schemas.openxmlformats.org/officeDocument/2006/relationships" xmlns:m="http://schemas.openxmlformats.org/officeDocument/2006/math" xmlns:v="urn:schemas-microsoft-com:vml" xmlns:wp14="http://schemas.microsoft.com/office/word/2010/wordprocessingDrawing" xmlns:wp="http://schemas.openxmlformats.org/drawingml/2006/wordprocessingDrawing" xmlns:w10="urn:schemas-microsoft-com:office:word" xmlns:w="http://schemas.openxmlformats.org/wordprocessingml/2006/main" xmlns:w14="http://schemas.microsoft.com/office/word/2010/wordml" xmlns:w15="http://schemas.microsoft.com/office/word/2012/wordml" xmlns:w16cex="http://schemas.microsoft.com/office/word/2018/wordml/cex" xmlns:w16cid="http://schemas.microsoft.com/office/word/2016/wordml/cid" xmlns:w16="http://schemas.microsoft.com/office/word/2018/wordml" xmlns:w16sdtdh="http://schemas.microsoft.com/office/word/2020/wordml/sdtdatahash" xmlns:w16se="http://schemas.microsoft.com/office/word/2015/wordml/symex" xmlns:wpg="http://schemas.microsoft.com/office/word/2010/wordprocessingGroup" xmlns:wpi="http://schemas.microsoft.com/office/word/2010/wordprocessingInk" xmlns:wne="http://schemas.microsoft.com/office/word/2006/wordml" xmlns:wps="http://schemas.microsoft.com/office/word/2010/wordprocessingShape" mc:Ignorable="w14 w15 w16se w16cid w16 w16cex w16sdtdh wp14">
+<w:ftr xmlns:wpc="http://schemas.microsoft.com/office/word/2010/wordprocessingCanvas" xmlns:cx="http://schemas.microsoft.com/office/drawing/2014/chartex" xmlns:cx1="http://schemas.microsoft.com/office/drawing/2015/9/8/chartex" xmlns:cx2="http://schemas.microsoft.com/office/drawing/2015/10/21/chartex" xmlns:cx3="http://schemas.microsoft.com/office/drawing/2016/5/9/chartex" xmlns:cx4="http://schemas.microsoft.com/office/drawing/2016/5/10/chartex" xmlns:cx5="http://schemas.microsoft.com/office/drawing/2016/5/11/chartex" xmlns:cx6="http://schemas.microsoft.com/office/drawing/2016/5/12/chartex" xmlns:cx7="http://schemas.microsoft.com/office/drawing/2016/5/13/chartex" xmlns:cx8="http://schemas.microsoft.com/office/drawing/2016/5/14/chartex" xmlns:mc="http://schemas.openxmlformats.org/markup-compatibility/2006" xmlns:aink="http://schemas.microsoft.com/office/drawing/2016/ink" xmlns:am3d="http://schemas.microsoft.com/office/drawing/2017/model3d" xmlns:o="urn:schemas-microsoft-com:office:office" xmlns:oel="http://schemas.microsoft.com/office/2019/extlst" xmlns:r="http://schemas.openxmlformats.org/officeDocument/2006/relationships" xmlns:m="http://schemas.openxmlformats.org/officeDocument/2006/math" xmlns:v="urn:schemas-microsoft-com:vml" xmlns:wp14="http://schemas.microsoft.com/office/word/2010/wordprocessingDrawing" xmlns:wp="http://schemas.openxmlformats.org/drawingml/2006/wordprocessingDrawing" xmlns:w10="urn:schemas-microsoft-com:office:word" xmlns:w="http://schemas.openxmlformats.org/wordprocessingml/2006/main" xmlns:w14="http://schemas.microsoft.com/office/word/2010/wordml" xmlns:w15="http://schemas.microsoft.com/office/word/2012/wordml" xmlns:w16cex="http://schemas.microsoft.com/office/word/2018/wordml/cex" xmlns:w16cid="http://schemas.microsoft.com/office/word/2016/wordml/cid" xmlns:w16="http://schemas.microsoft.com/office/word/2018/wordml" xmlns:w16du="http://schemas.microsoft.com/office/word/2023/wordml/word16du" xmlns:w16sdtdh="http://schemas.microsoft.com/office/word/2020/wordml/sdtdatahash" xmlns:w16sdtfl="http://schemas.microsoft.com/office/word/2024/wordml/sdtformatlock" xmlns:w16se="http://schemas.microsoft.com/office/word/2015/wordml/symex" xmlns:wpg="http://schemas.microsoft.com/office/word/2010/wordprocessingGroup" xmlns:wpi="http://schemas.microsoft.com/office/word/2010/wordprocessingInk" xmlns:wne="http://schemas.microsoft.com/office/word/2006/wordml" xmlns:wps="http://schemas.microsoft.com/office/word/2010/wordprocessingShape" mc:Ignorable="w14 w15 w16se w16cid w16 w16cex w16sdtdh w16sdtfl w16du wp14">
   <w:p>
     <w:pPr>
       <w:pStyle w:val="a4"/>
@@ -2557,7 +2603,7 @@
       <mc:AlternateContent>
         <mc:Choice Requires="wps">
           <w:drawing>
-            <wp:anchor distT="4294967295" distB="4294967295" distL="114300" distR="114300" simplePos="0" relativeHeight="251631616" behindDoc="0" locked="0" layoutInCell="1" allowOverlap="1" wp14:anchorId="4A4BA2A3">
+            <wp:anchor distT="4294967295" distB="4294967295" distL="114300" distR="114300" simplePos="0" relativeHeight="251631616" behindDoc="0" locked="0" layoutInCell="1" allowOverlap="1" wp14:anchorId="4A4BA2A3" wp14:editId="6D8AF39E">
               <wp:simplePos x="0" y="0"/>
               <wp:positionH relativeFrom="page">
                 <wp:posOffset>7021195</wp:posOffset>
@@ -2611,7 +2657,7 @@
         </mc:Choice>
         <mc:Fallback>
           <w:pict>
-            <v:line w14:anchorId="726189D0" id="Прямая соединительная линия 39" o:spid="_x0000_s1026" style="position:absolute;z-index:251631616;visibility:visible;mso-wrap-style:square;mso-width-percent:0;mso-height-percent:0;mso-wrap-distance-left:9pt;mso-wrap-distance-top:.mm;mso-wrap-distance-right:9pt;mso-wrap-distance-bottom:.mm;mso-position-horizontal:absolute;mso-position-horizontal-relative:page;mso-position-vertical:absolute;mso-position-vertical-relative:page;mso-width-percent:0;mso-height-percent:0;mso-width-relative:page;mso-height-relative:page" from="552.85pt,801.75pt" to="581.2pt,801.75pt" o:gfxdata="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" strokeweight="1.5pt">
+            <v:line w14:anchorId="726189D0" id="Прямая соединительная линия 39" o:spid="_x0000_s1026" style="position:absolute;z-index:251631616;visibility:visible;mso-wrap-style:square;mso-width-percent:0;mso-height-percent:0;mso-wrap-distance-left:9pt;mso-wrap-distance-top:.mm;mso-wrap-distance-right:9pt;mso-wrap-distance-bottom:.mm;mso-position-horizontal:absolute;mso-position-horizontal-relative:page;mso-position-vertical:absolute;mso-position-vertical-relative:page;mso-width-percent:0;mso-height-percent:0;mso-width-relative:page;mso-height-relative:page" from="552.85pt,801.75pt" to="581.2pt,801.75pt" o:gfxdata="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" strokeweight="1.5pt">
               <o:lock v:ext="edit" shapetype="f"/>
               <w10:wrap anchorx="page" anchory="page"/>
             </v:line>
@@ -2663,7 +2709,7 @@
       <mc:AlternateContent>
         <mc:Choice Requires="wps">
           <w:drawing>
-            <wp:anchor distT="0" distB="0" distL="114300" distR="114300" simplePos="0" relativeHeight="251641856" behindDoc="0" locked="0" layoutInCell="1" allowOverlap="1" wp14:anchorId="6A638B70">
+            <wp:anchor distT="0" distB="0" distL="114300" distR="114300" simplePos="0" relativeHeight="251641856" behindDoc="0" locked="0" layoutInCell="1" allowOverlap="1" wp14:anchorId="6A638B70" wp14:editId="06B0E325">
               <wp:simplePos x="0" y="0"/>
               <wp:positionH relativeFrom="column">
                 <wp:posOffset>6011545</wp:posOffset>
@@ -2740,7 +2786,7 @@
               <v:stroke joinstyle="miter"/>
               <v:path gradientshapeok="t" o:connecttype="rect"/>
             </v:shapetype>
-            <v:shape id="Надпись 38" o:spid="_x0000_s1026" type="#_x0000_t202" style="position:absolute;margin-left:473.35pt;margin-top:-7.65pt;width:45.75pt;height:21.8pt;z-index:251641856;visibility:visible;mso-wrap-style:square;mso-width-percent:0;mso-height-percent:0;mso-wrap-distance-left:9pt;mso-wrap-distance-top:0;mso-wrap-distance-right:9pt;mso-wrap-distance-bottom:0;mso-position-horizontal:absolute;mso-position-horizontal-relative:text;mso-position-vertical:absolute;mso-position-vertical-relative:text;mso-width-percent:0;mso-height-percent:0;mso-width-relative:page;mso-height-relative:page;v-text-anchor:top" o:gfxdata="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" filled="f" stroked="f">
+            <v:shape id="Надпись 38" o:spid="_x0000_s1026" type="#_x0000_t202" style="position:absolute;margin-left:473.35pt;margin-top:-7.65pt;width:45.75pt;height:21.8pt;z-index:251641856;visibility:visible;mso-wrap-style:square;mso-width-percent:0;mso-height-percent:0;mso-wrap-distance-left:9pt;mso-wrap-distance-top:0;mso-wrap-distance-right:9pt;mso-wrap-distance-bottom:0;mso-position-horizontal:absolute;mso-position-horizontal-relative:text;mso-position-vertical:absolute;mso-position-vertical-relative:text;mso-width-percent:0;mso-height-percent:0;mso-width-relative:page;mso-height-relative:page;v-text-anchor:top" o:gfxdata="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" filled="f" stroked="f">
               <v:textbox inset="0,0,0,0">
                 <w:txbxContent>
                   <w:p>
@@ -2775,7 +2821,7 @@
       <mc:AlternateContent>
         <mc:Choice Requires="wps">
           <w:drawing>
-            <wp:anchor distT="0" distB="0" distL="114298" distR="114298" simplePos="0" relativeHeight="251633664" behindDoc="0" locked="0" layoutInCell="1" allowOverlap="1" wp14:anchorId="69E8EE42">
+            <wp:anchor distT="0" distB="0" distL="114298" distR="114298" simplePos="0" relativeHeight="251633664" behindDoc="0" locked="0" layoutInCell="1" allowOverlap="1" wp14:anchorId="69E8EE42" wp14:editId="4B06C7E6">
               <wp:simplePos x="0" y="0"/>
               <wp:positionH relativeFrom="page">
                 <wp:posOffset>1381124</wp:posOffset>
@@ -2829,7 +2875,7 @@
         </mc:Choice>
         <mc:Fallback>
           <w:pict>
-            <v:line w14:anchorId="0724975F" id="Прямая соединительная линия 37" o:spid="_x0000_s1026" style="position:absolute;z-index:251633664;visibility:visible;mso-wrap-style:square;mso-width-percent:0;mso-height-percent:0;mso-wrap-distance-left:3.17494mm;mso-wrap-distance-top:0;mso-wrap-distance-right:3.17494mm;mso-wrap-distance-bottom:0;mso-position-horizontal:absolute;mso-position-horizontal-relative:page;mso-position-vertical:absolute;mso-position-vertical-relative:page;mso-width-percent:0;mso-height-percent:0;mso-width-relative:page;mso-height-relative:page" from="108.75pt,782.95pt" to="108.75pt,825.45pt" o:gfxdata="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" strokeweight="1.5pt">
+            <v:line w14:anchorId="0724975F" id="Прямая соединительная линия 37" o:spid="_x0000_s1026" style="position:absolute;z-index:251633664;visibility:visible;mso-wrap-style:square;mso-width-percent:0;mso-height-percent:0;mso-wrap-distance-left:3.17494mm;mso-wrap-distance-top:0;mso-wrap-distance-right:3.17494mm;mso-wrap-distance-bottom:0;mso-position-horizontal:absolute;mso-position-horizontal-relative:page;mso-position-vertical:absolute;mso-position-vertical-relative:page;mso-width-percent:0;mso-height-percent:0;mso-width-relative:page;mso-height-relative:page" from="108.75pt,782.95pt" to="108.75pt,825.45pt" o:gfxdata="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" strokeweight="1.5pt">
               <o:lock v:ext="edit" shapetype="f"/>
               <w10:wrap anchorx="page" anchory="page"/>
             </v:line>
@@ -2844,7 +2890,7 @@
       <mc:AlternateContent>
         <mc:Choice Requires="wps">
           <w:drawing>
-            <wp:anchor distT="0" distB="0" distL="114298" distR="114298" simplePos="0" relativeHeight="251632640" behindDoc="0" locked="0" layoutInCell="1" allowOverlap="1" wp14:anchorId="5BC3678F">
+            <wp:anchor distT="0" distB="0" distL="114298" distR="114298" simplePos="0" relativeHeight="251632640" behindDoc="0" locked="0" layoutInCell="1" allowOverlap="1" wp14:anchorId="5BC3678F" wp14:editId="5E2FAB01">
               <wp:simplePos x="0" y="0"/>
               <wp:positionH relativeFrom="page">
                 <wp:posOffset>1025524</wp:posOffset>
@@ -2898,7 +2944,7 @@
         </mc:Choice>
         <mc:Fallback>
           <w:pict>
-            <v:line w14:anchorId="4FBFAE97" id="Прямая соединительная линия 36" o:spid="_x0000_s1026" style="position:absolute;z-index:251632640;visibility:visible;mso-wrap-style:square;mso-width-percent:0;mso-height-percent:0;mso-wrap-distance-left:3.17494mm;mso-wrap-distance-top:0;mso-wrap-distance-right:3.17494mm;mso-wrap-distance-bottom:0;mso-position-horizontal:absolute;mso-position-horizontal-relative:page;mso-position-vertical:absolute;mso-position-vertical-relative:page;mso-width-percent:0;mso-height-percent:0;mso-width-relative:page;mso-height-relative:page" from="80.75pt,781.9pt" to="80.75pt,824.4pt" o:gfxdata="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" strokeweight="1.5pt">
+            <v:line w14:anchorId="4FBFAE97" id="Прямая соединительная линия 36" o:spid="_x0000_s1026" style="position:absolute;z-index:251632640;visibility:visible;mso-wrap-style:square;mso-width-percent:0;mso-height-percent:0;mso-wrap-distance-left:3.17494mm;mso-wrap-distance-top:0;mso-wrap-distance-right:3.17494mm;mso-wrap-distance-bottom:0;mso-position-horizontal:absolute;mso-position-horizontal-relative:page;mso-position-vertical:absolute;mso-position-vertical-relative:page;mso-width-percent:0;mso-height-percent:0;mso-width-relative:page;mso-height-relative:page" from="80.75pt,781.9pt" to="80.75pt,824.4pt" o:gfxdata="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" strokeweight="1.5pt">
               <o:lock v:ext="edit" shapetype="f"/>
               <w10:wrap anchorx="page" anchory="page"/>
             </v:line>
@@ -2913,7 +2959,7 @@
       <mc:AlternateContent>
         <mc:Choice Requires="wps">
           <w:drawing>
-            <wp:anchor distT="0" distB="0" distL="114300" distR="114300" simplePos="0" relativeHeight="251638784" behindDoc="0" locked="0" layoutInCell="1" allowOverlap="1" wp14:anchorId="619866A4">
+            <wp:anchor distT="0" distB="0" distL="114300" distR="114300" simplePos="0" relativeHeight="251638784" behindDoc="0" locked="0" layoutInCell="1" allowOverlap="1" wp14:anchorId="619866A4" wp14:editId="65C02725">
               <wp:simplePos x="0" y="0"/>
               <wp:positionH relativeFrom="column">
                 <wp:posOffset>589915</wp:posOffset>
@@ -2990,7 +3036,7 @@
         </mc:Choice>
         <mc:Fallback>
           <w:pict>
-            <v:shape w14:anchorId="619866A4" id="Надпись 35" o:spid="_x0000_s1027" type="#_x0000_t202" style="position:absolute;margin-left:46.45pt;margin-top:16.7pt;width:45.55pt;height:12.35pt;z-index:251638784;visibility:visible;mso-wrap-style:square;mso-width-percent:0;mso-height-percent:0;mso-wrap-distance-left:9pt;mso-wrap-distance-top:0;mso-wrap-distance-right:9pt;mso-wrap-distance-bottom:0;mso-position-horizontal:absolute;mso-position-horizontal-relative:text;mso-position-vertical:absolute;mso-position-vertical-relative:text;mso-width-percent:0;mso-height-percent:0;mso-width-relative:page;mso-height-relative:page;v-text-anchor:top" o:gfxdata="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" filled="f" stroked="f">
+            <v:shape w14:anchorId="619866A4" id="Надпись 35" o:spid="_x0000_s1027" type="#_x0000_t202" style="position:absolute;margin-left:46.45pt;margin-top:16.7pt;width:45.55pt;height:12.35pt;z-index:251638784;visibility:visible;mso-wrap-style:square;mso-width-percent:0;mso-height-percent:0;mso-wrap-distance-left:9pt;mso-wrap-distance-top:0;mso-wrap-distance-right:9pt;mso-wrap-distance-bottom:0;mso-position-horizontal:absolute;mso-position-horizontal-relative:text;mso-position-vertical:absolute;mso-position-vertical-relative:text;mso-width-percent:0;mso-height-percent:0;mso-width-relative:page;mso-height-relative:page;v-text-anchor:top" o:gfxdata="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" filled="f" stroked="f">
               <v:textbox inset="0,0,0,0">
                 <w:txbxContent>
                   <w:p>
@@ -3029,7 +3075,7 @@
       <mc:AlternateContent>
         <mc:Choice Requires="wps">
           <w:drawing>
-            <wp:anchor distT="0" distB="0" distL="114300" distR="114300" simplePos="0" relativeHeight="251679744" behindDoc="0" locked="0" layoutInCell="1" allowOverlap="1" wp14:anchorId="7FDAB895">
+            <wp:anchor distT="0" distB="0" distL="114300" distR="114300" simplePos="0" relativeHeight="251679744" behindDoc="0" locked="0" layoutInCell="1" allowOverlap="1" wp14:anchorId="7FDAB895" wp14:editId="17AA91DB">
               <wp:simplePos x="0" y="0"/>
               <wp:positionH relativeFrom="column">
                 <wp:posOffset>173355</wp:posOffset>
@@ -3129,7 +3175,7 @@
         </mc:Choice>
         <mc:Fallback>
           <w:pict>
-            <v:shape w14:anchorId="7FDAB895" id="Надпись 34" o:spid="_x0000_s1028" type="#_x0000_t202" style="position:absolute;margin-left:13.65pt;margin-top:16.55pt;width:28.3pt;height:14.5pt;z-index:251679744;visibility:visible;mso-wrap-style:square;mso-width-percent:0;mso-height-percent:0;mso-wrap-distance-left:9pt;mso-wrap-distance-top:0;mso-wrap-distance-right:9pt;mso-wrap-distance-bottom:0;mso-position-horizontal:absolute;mso-position-horizontal-relative:text;mso-position-vertical:absolute;mso-position-vertical-relative:text;mso-width-percent:0;mso-height-percent:0;mso-width-relative:page;mso-height-relative:page;v-text-anchor:top" o:gfxdata="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" filled="f" stroked="f">
+            <v:shape w14:anchorId="7FDAB895" id="Надпись 34" o:spid="_x0000_s1028" type="#_x0000_t202" style="position:absolute;margin-left:13.65pt;margin-top:16.55pt;width:28.3pt;height:14.5pt;z-index:251679744;visibility:visible;mso-wrap-style:square;mso-width-percent:0;mso-height-percent:0;mso-wrap-distance-left:9pt;mso-wrap-distance-top:0;mso-wrap-distance-right:9pt;mso-wrap-distance-bottom:0;mso-position-horizontal:absolute;mso-position-horizontal-relative:text;mso-position-vertical:absolute;mso-position-vertical-relative:text;mso-width-percent:0;mso-height-percent:0;mso-width-relative:page;mso-height-relative:page;v-text-anchor:top" o:gfxdata="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" filled="f" stroked="f">
               <v:textbox inset="0,0,0,0">
                 <w:txbxContent>
                   <w:p>
@@ -3191,7 +3237,7 @@
       <mc:AlternateContent>
         <mc:Choice Requires="wps">
           <w:drawing>
-            <wp:anchor distT="0" distB="0" distL="114300" distR="114300" simplePos="0" relativeHeight="251642880" behindDoc="0" locked="0" layoutInCell="1" allowOverlap="1" wp14:anchorId="262DC663">
+            <wp:anchor distT="0" distB="0" distL="114300" distR="114300" simplePos="0" relativeHeight="251642880" behindDoc="0" locked="0" layoutInCell="1" allowOverlap="1" wp14:anchorId="262DC663" wp14:editId="05AA491E">
               <wp:simplePos x="0" y="0"/>
               <wp:positionH relativeFrom="column">
                 <wp:posOffset>6130925</wp:posOffset>
@@ -3273,7 +3319,7 @@
         </mc:Choice>
         <mc:Fallback>
           <w:pict>
-            <v:shape w14:anchorId="262DC663" id="Text Box 75" o:spid="_x0000_s1029" type="#_x0000_t202" style="position:absolute;margin-left:482.75pt;margin-top:7.75pt;width:26.85pt;height:16.05pt;z-index:251642880;visibility:visible;mso-wrap-style:square;mso-width-percent:0;mso-height-percent:0;mso-wrap-distance-left:9pt;mso-wrap-distance-top:0;mso-wrap-distance-right:9pt;mso-wrap-distance-bottom:0;mso-position-horizontal:absolute;mso-position-horizontal-relative:text;mso-position-vertical:absolute;mso-position-vertical-relative:text;mso-width-percent:0;mso-height-percent:0;mso-width-relative:page;mso-height-relative:page;v-text-anchor:top" o:gfxdata="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" filled="f" stroked="f">
+            <v:shape w14:anchorId="262DC663" id="Text Box 75" o:spid="_x0000_s1029" type="#_x0000_t202" style="position:absolute;margin-left:482.75pt;margin-top:7.75pt;width:26.85pt;height:16.05pt;z-index:251642880;visibility:visible;mso-wrap-style:square;mso-width-percent:0;mso-height-percent:0;mso-wrap-distance-left:9pt;mso-wrap-distance-top:0;mso-wrap-distance-right:9pt;mso-wrap-distance-bottom:0;mso-position-horizontal:absolute;mso-position-horizontal-relative:text;mso-position-vertical:absolute;mso-position-vertical-relative:text;mso-width-percent:0;mso-height-percent:0;mso-width-relative:page;mso-height-relative:page;v-text-anchor:top" o:gfxdata="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" filled="f" stroked="f">
               <v:path arrowok="t"/>
               <v:textbox inset="0,0,0,0">
                 <w:txbxContent>
@@ -3299,7 +3345,7 @@
       <mc:AlternateContent>
         <mc:Choice Requires="wps">
           <w:drawing>
-            <wp:anchor distT="0" distB="0" distL="114300" distR="114300" simplePos="0" relativeHeight="251636736" behindDoc="0" locked="0" layoutInCell="1" allowOverlap="1" wp14:anchorId="343F13DE">
+            <wp:anchor distT="0" distB="0" distL="114300" distR="114300" simplePos="0" relativeHeight="251636736" behindDoc="0" locked="0" layoutInCell="1" allowOverlap="1" wp14:anchorId="343F13DE" wp14:editId="70C3AD1B">
               <wp:simplePos x="0" y="0"/>
               <wp:positionH relativeFrom="column">
                 <wp:posOffset>2163445</wp:posOffset>
@@ -3418,7 +3464,14 @@
                               <w:sz w:val="28"/>
                               <w:szCs w:val="28"/>
                             </w:rPr>
-                            <w:t>25</w:t>
+                            <w:t>2</w:t>
+                          </w:r>
+                          <w:r>
+                            <w:rPr>
+                              <w:sz w:val="28"/>
+                              <w:szCs w:val="28"/>
+                            </w:rPr>
+                            <w:t>6</w:t>
                           </w:r>
                           <w:r>
                             <w:rPr>
@@ -3461,11 +3514,7 @@
         </mc:Choice>
         <mc:Fallback>
           <w:pict>
-            <v:shapetype w14:anchorId="343F13DE" id="_x0000_t202" coordsize="21600,21600" o:spt="202" path="m,l,21600r21600,l21600,xe">
-              <v:stroke joinstyle="miter"/>
-              <v:path gradientshapeok="t" o:connecttype="rect"/>
-            </v:shapetype>
-            <v:shape id="Text Box 66" o:spid="_x0000_s1030" type="#_x0000_t202" style="position:absolute;margin-left:170.35pt;margin-top:.65pt;width:312.4pt;height:28.4pt;z-index:251636736;visibility:visible;mso-wrap-style:square;mso-width-percent:0;mso-height-percent:0;mso-wrap-distance-left:9pt;mso-wrap-distance-top:0;mso-wrap-distance-right:9pt;mso-wrap-distance-bottom:0;mso-position-horizontal:absolute;mso-position-horizontal-relative:text;mso-position-vertical:absolute;mso-position-vertical-relative:text;mso-width-percent:0;mso-height-percent:0;mso-width-relative:page;mso-height-relative:page;v-text-anchor:top" o:gfxdata="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" filled="f" stroked="f">
+            <v:shape w14:anchorId="343F13DE" id="Text Box 66" o:spid="_x0000_s1030" type="#_x0000_t202" style="position:absolute;margin-left:170.35pt;margin-top:.65pt;width:312.4pt;height:28.4pt;z-index:251636736;visibility:visible;mso-wrap-style:square;mso-width-percent:0;mso-height-percent:0;mso-wrap-distance-left:9pt;mso-wrap-distance-top:0;mso-wrap-distance-right:9pt;mso-wrap-distance-bottom:0;mso-position-horizontal:absolute;mso-position-horizontal-relative:text;mso-position-vertical:absolute;mso-position-vertical-relative:text;mso-width-percent:0;mso-height-percent:0;mso-width-relative:page;mso-height-relative:page;v-text-anchor:top" o:gfxdata="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" filled="f" stroked="f">
               <v:path arrowok="t"/>
               <v:textbox inset="0,0,0,0">
                 <w:txbxContent>
@@ -3533,7 +3582,14 @@
                         <w:sz w:val="28"/>
                         <w:szCs w:val="28"/>
                       </w:rPr>
-                      <w:t>25</w:t>
+                      <w:t>2</w:t>
+                    </w:r>
+                    <w:r>
+                      <w:rPr>
+                        <w:sz w:val="28"/>
+                        <w:szCs w:val="28"/>
+                      </w:rPr>
+                      <w:t>6</w:t>
                     </w:r>
                     <w:r>
                       <w:rPr>
@@ -3571,7 +3627,7 @@
       <mc:AlternateContent>
         <mc:Choice Requires="wps">
           <w:drawing>
-            <wp:anchor distT="0" distB="0" distL="114300" distR="114300" simplePos="0" relativeHeight="251637760" behindDoc="0" locked="0" layoutInCell="1" allowOverlap="1" wp14:anchorId="56D08240">
+            <wp:anchor distT="0" distB="0" distL="114300" distR="114300" simplePos="0" relativeHeight="251637760" behindDoc="0" locked="0" layoutInCell="1" allowOverlap="1" wp14:anchorId="56D08240" wp14:editId="1DD4E144">
               <wp:simplePos x="0" y="0"/>
               <wp:positionH relativeFrom="column">
                 <wp:posOffset>-187325</wp:posOffset>
@@ -3657,7 +3713,7 @@
         </mc:Choice>
         <mc:Fallback>
           <w:pict>
-            <v:shape w14:anchorId="56D08240" id="Надпись 33" o:spid="_x0000_s1031" type="#_x0000_t202" style="position:absolute;margin-left:-14.75pt;margin-top:15.9pt;width:28.4pt;height:14.2pt;z-index:251637760;visibility:visible;mso-wrap-style:square;mso-width-percent:0;mso-height-percent:0;mso-wrap-distance-left:9pt;mso-wrap-distance-top:0;mso-wrap-distance-right:9pt;mso-wrap-distance-bottom:0;mso-position-horizontal:absolute;mso-position-horizontal-relative:text;mso-position-vertical:absolute;mso-position-vertical-relative:text;mso-width-percent:0;mso-height-percent:0;mso-width-relative:page;mso-height-relative:page;v-text-anchor:top" o:gfxdata="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" filled="f" stroked="f">
+            <v:shape w14:anchorId="56D08240" id="Надпись 33" o:spid="_x0000_s1031" type="#_x0000_t202" style="position:absolute;margin-left:-14.75pt;margin-top:15.9pt;width:28.4pt;height:14.2pt;z-index:251637760;visibility:visible;mso-wrap-style:square;mso-width-percent:0;mso-height-percent:0;mso-wrap-distance-left:9pt;mso-wrap-distance-top:0;mso-wrap-distance-right:9pt;mso-wrap-distance-bottom:0;mso-position-horizontal:absolute;mso-position-horizontal-relative:text;mso-position-vertical:absolute;mso-position-vertical-relative:text;mso-width-percent:0;mso-height-percent:0;mso-width-relative:page;mso-height-relative:page;v-text-anchor:top" o:gfxdata="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" filled="f" stroked="f">
               <v:textbox inset="0,0,0,0">
                 <w:txbxContent>
                   <w:p>
@@ -3705,7 +3761,7 @@
       <mc:AlternateContent>
         <mc:Choice Requires="wps">
           <w:drawing>
-            <wp:anchor distT="0" distB="0" distL="114300" distR="114300" simplePos="0" relativeHeight="251640832" behindDoc="0" locked="0" layoutInCell="1" allowOverlap="1" wp14:anchorId="03129BF9">
+            <wp:anchor distT="0" distB="0" distL="114300" distR="114300" simplePos="0" relativeHeight="251640832" behindDoc="0" locked="0" layoutInCell="1" allowOverlap="1" wp14:anchorId="03129BF9" wp14:editId="0AD2BC4E">
               <wp:simplePos x="0" y="0"/>
               <wp:positionH relativeFrom="column">
                 <wp:posOffset>1807845</wp:posOffset>
@@ -3781,7 +3837,7 @@
         </mc:Choice>
         <mc:Fallback>
           <w:pict>
-            <v:shape w14:anchorId="03129BF9" id="Надпись 32" o:spid="_x0000_s1032" type="#_x0000_t202" style="position:absolute;margin-left:142.35pt;margin-top:16.35pt;width:27.95pt;height:12.55pt;z-index:251640832;visibility:visible;mso-wrap-style:square;mso-width-percent:0;mso-height-percent:0;mso-wrap-distance-left:9pt;mso-wrap-distance-top:0;mso-wrap-distance-right:9pt;mso-wrap-distance-bottom:0;mso-position-horizontal:absolute;mso-position-horizontal-relative:text;mso-position-vertical:absolute;mso-position-vertical-relative:text;mso-width-percent:0;mso-height-percent:0;mso-width-relative:page;mso-height-relative:page;v-text-anchor:top" o:gfxdata="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" filled="f" stroked="f">
+            <v:shape w14:anchorId="03129BF9" id="Надпись 32" o:spid="_x0000_s1032" type="#_x0000_t202" style="position:absolute;margin-left:142.35pt;margin-top:16.35pt;width:27.95pt;height:12.55pt;z-index:251640832;visibility:visible;mso-wrap-style:square;mso-width-percent:0;mso-height-percent:0;mso-wrap-distance-left:9pt;mso-wrap-distance-top:0;mso-wrap-distance-right:9pt;mso-wrap-distance-bottom:0;mso-position-horizontal:absolute;mso-position-horizontal-relative:text;mso-position-vertical:absolute;mso-position-vertical-relative:text;mso-width-percent:0;mso-height-percent:0;mso-width-relative:page;mso-height-relative:page;v-text-anchor:top" o:gfxdata="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" filled="f" stroked="f">
               <v:textbox inset="0,0,0,0">
                 <w:txbxContent>
                   <w:p>
@@ -3819,7 +3875,7 @@
       <mc:AlternateContent>
         <mc:Choice Requires="wps">
           <w:drawing>
-            <wp:anchor distT="0" distB="0" distL="114300" distR="114300" simplePos="0" relativeHeight="251639808" behindDoc="0" locked="0" layoutInCell="1" allowOverlap="1" wp14:anchorId="51EDF13B">
+            <wp:anchor distT="0" distB="0" distL="114300" distR="114300" simplePos="0" relativeHeight="251639808" behindDoc="0" locked="0" layoutInCell="1" allowOverlap="1" wp14:anchorId="51EDF13B" wp14:editId="518EC491">
               <wp:simplePos x="0" y="0"/>
               <wp:positionH relativeFrom="column">
                 <wp:posOffset>1259205</wp:posOffset>
@@ -3903,7 +3959,7 @@
         </mc:Choice>
         <mc:Fallback>
           <w:pict>
-            <v:shape w14:anchorId="51EDF13B" id="Надпись 31" o:spid="_x0000_s1033" type="#_x0000_t202" style="position:absolute;margin-left:99.15pt;margin-top:16.55pt;width:42.6pt;height:13.05pt;z-index:251639808;visibility:visible;mso-wrap-style:square;mso-width-percent:0;mso-height-percent:0;mso-wrap-distance-left:9pt;mso-wrap-distance-top:0;mso-wrap-distance-right:9pt;mso-wrap-distance-bottom:0;mso-position-horizontal:absolute;mso-position-horizontal-relative:text;mso-position-vertical:absolute;mso-position-vertical-relative:text;mso-width-percent:0;mso-height-percent:0;mso-width-relative:page;mso-height-relative:page;v-text-anchor:top" o:gfxdata="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" filled="f" stroked="f">
+            <v:shape w14:anchorId="51EDF13B" id="Надпись 31" o:spid="_x0000_s1033" type="#_x0000_t202" style="position:absolute;margin-left:99.15pt;margin-top:16.55pt;width:42.6pt;height:13.05pt;z-index:251639808;visibility:visible;mso-wrap-style:square;mso-width-percent:0;mso-height-percent:0;mso-wrap-distance-left:9pt;mso-wrap-distance-top:0;mso-wrap-distance-right:9pt;mso-wrap-distance-bottom:0;mso-position-horizontal:absolute;mso-position-horizontal-relative:text;mso-position-vertical:absolute;mso-position-vertical-relative:text;mso-width-percent:0;mso-height-percent:0;mso-width-relative:page;mso-height-relative:page;v-text-anchor:top" o:gfxdata="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" filled="f" stroked="f">
               <v:textbox inset="0,0,0,0">
                 <w:txbxContent>
                   <w:p>
@@ -3949,7 +4005,7 @@
       <mc:AlternateContent>
         <mc:Choice Requires="wps">
           <w:drawing>
-            <wp:anchor distT="0" distB="0" distL="114299" distR="114299" simplePos="0" relativeHeight="251635712" behindDoc="0" locked="0" layoutInCell="1" allowOverlap="1" wp14:anchorId="0B262B1C">
+            <wp:anchor distT="0" distB="0" distL="114299" distR="114299" simplePos="0" relativeHeight="251635712" behindDoc="0" locked="0" layoutInCell="1" allowOverlap="1" wp14:anchorId="0B262B1C" wp14:editId="6D17CC69">
               <wp:simplePos x="0" y="0"/>
               <wp:positionH relativeFrom="page">
                 <wp:posOffset>2700655</wp:posOffset>
@@ -4010,7 +4066,7 @@
         </mc:Choice>
         <mc:Fallback>
           <w:pict>
-            <v:line w14:anchorId="72FBCC97" id="Line 65" o:spid="_x0000_s1026" style="position:absolute;z-index:251635712;visibility:visible;mso-wrap-style:square;mso-width-percent:0;mso-height-percent:0;mso-wrap-distance-left:3.17497mm;mso-wrap-distance-top:0;mso-wrap-distance-right:3.17497mm;mso-wrap-distance-bottom:0;mso-position-horizontal:absolute;mso-position-horizontal-relative:page;mso-position-vertical:absolute;mso-position-vertical-relative:page;mso-width-percent:0;mso-height-percent:0;mso-width-relative:page;mso-height-relative:page" from="212.65pt,781.9pt" to="212.65pt,824.4pt" o:gfxdata="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" strokeweight="1.5pt">
+            <v:line w14:anchorId="72FBCC97" id="Line 65" o:spid="_x0000_s1026" style="position:absolute;z-index:251635712;visibility:visible;mso-wrap-style:square;mso-width-percent:0;mso-height-percent:0;mso-wrap-distance-left:3.17497mm;mso-wrap-distance-top:0;mso-wrap-distance-right:3.17497mm;mso-wrap-distance-bottom:0;mso-position-horizontal:absolute;mso-position-horizontal-relative:page;mso-position-vertical:absolute;mso-position-vertical-relative:page;mso-width-percent:0;mso-height-percent:0;mso-width-relative:page;mso-height-relative:page" from="212.65pt,781.9pt" to="212.65pt,824.4pt" o:gfxdata="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" strokeweight="1.5pt">
               <o:lock v:ext="edit" shapetype="f"/>
               <w10:wrap anchorx="page" anchory="page"/>
             </v:line>
@@ -4025,7 +4081,7 @@
       <mc:AlternateContent>
         <mc:Choice Requires="wps">
           <w:drawing>
-            <wp:anchor distT="0" distB="0" distL="114299" distR="114299" simplePos="0" relativeHeight="251634688" behindDoc="0" locked="0" layoutInCell="1" allowOverlap="1" wp14:anchorId="6269D94A">
+            <wp:anchor distT="0" distB="0" distL="114299" distR="114299" simplePos="0" relativeHeight="251634688" behindDoc="0" locked="0" layoutInCell="1" allowOverlap="1" wp14:anchorId="6269D94A" wp14:editId="4509BAE6">
               <wp:simplePos x="0" y="0"/>
               <wp:positionH relativeFrom="page">
                 <wp:posOffset>2160270</wp:posOffset>
@@ -4086,7 +4142,7 @@
         </mc:Choice>
         <mc:Fallback>
           <w:pict>
-            <v:line w14:anchorId="68190816" id="Line 64" o:spid="_x0000_s1026" style="position:absolute;z-index:251634688;visibility:visible;mso-wrap-style:square;mso-width-percent:0;mso-height-percent:0;mso-wrap-distance-left:3.17497mm;mso-wrap-distance-top:0;mso-wrap-distance-right:3.17497mm;mso-wrap-distance-bottom:0;mso-position-horizontal:absolute;mso-position-horizontal-relative:page;mso-position-vertical:absolute;mso-position-vertical-relative:page;mso-width-percent:0;mso-height-percent:0;mso-width-relative:page;mso-height-relative:page" from="170.1pt,781.9pt" to="170.1pt,824.4pt" o:gfxdata="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" strokeweight="1.5pt">
+            <v:line w14:anchorId="68190816" id="Line 64" o:spid="_x0000_s1026" style="position:absolute;z-index:251634688;visibility:visible;mso-wrap-style:square;mso-width-percent:0;mso-height-percent:0;mso-wrap-distance-left:3.17497mm;mso-wrap-distance-top:0;mso-wrap-distance-right:3.17497mm;mso-wrap-distance-bottom:0;mso-position-horizontal:absolute;mso-position-horizontal-relative:page;mso-position-vertical:absolute;mso-position-vertical-relative:page;mso-width-percent:0;mso-height-percent:0;mso-width-relative:page;mso-height-relative:page" from="170.1pt,781.9pt" to="170.1pt,824.4pt" o:gfxdata="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" strokeweight="1.5pt">
               <o:lock v:ext="edit" shapetype="f"/>
               <w10:wrap anchorx="page" anchory="page"/>
             </v:line>
@@ -4101,7 +4157,7 @@
       <mc:AlternateContent>
         <mc:Choice Requires="wps">
           <w:drawing>
-            <wp:anchor distT="0" distB="0" distL="114299" distR="114299" simplePos="0" relativeHeight="251630592" behindDoc="0" locked="0" layoutInCell="1" allowOverlap="1" wp14:anchorId="19690808">
+            <wp:anchor distT="0" distB="0" distL="114299" distR="114299" simplePos="0" relativeHeight="251630592" behindDoc="0" locked="0" layoutInCell="1" allowOverlap="1" wp14:anchorId="19690808" wp14:editId="2153F2FB">
               <wp:simplePos x="0" y="0"/>
               <wp:positionH relativeFrom="page">
                 <wp:posOffset>7021195</wp:posOffset>
@@ -4162,7 +4218,7 @@
         </mc:Choice>
         <mc:Fallback>
           <w:pict>
-            <v:line w14:anchorId="61176B7A" id="Line 60" o:spid="_x0000_s1026" style="position:absolute;z-index:251630592;visibility:visible;mso-wrap-style:square;mso-width-percent:0;mso-height-percent:0;mso-wrap-distance-left:3.17497mm;mso-wrap-distance-top:0;mso-wrap-distance-right:3.17497mm;mso-wrap-distance-bottom:0;mso-position-horizontal:absolute;mso-position-horizontal-relative:page;mso-position-vertical:absolute;mso-position-vertical-relative:page;mso-width-percent:0;mso-height-percent:0;mso-width-relative:page;mso-height-relative:page" from="552.85pt,781.9pt" to="552.85pt,824.4pt" o:gfxdata="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" strokeweight="1.5pt">
+            <v:line w14:anchorId="61176B7A" id="Line 60" o:spid="_x0000_s1026" style="position:absolute;z-index:251630592;visibility:visible;mso-wrap-style:square;mso-width-percent:0;mso-height-percent:0;mso-wrap-distance-left:3.17497mm;mso-wrap-distance-top:0;mso-wrap-distance-right:3.17497mm;mso-wrap-distance-bottom:0;mso-position-horizontal:absolute;mso-position-horizontal-relative:page;mso-position-vertical:absolute;mso-position-vertical-relative:page;mso-width-percent:0;mso-height-percent:0;mso-width-relative:page;mso-height-relative:page" from="552.85pt,781.9pt" to="552.85pt,824.4pt" o:gfxdata="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" strokeweight="1.5pt">
               <o:lock v:ext="edit" shapetype="f"/>
               <w10:wrap anchorx="page" anchory="page"/>
             </v:line>
@@ -4177,7 +4233,7 @@
       <mc:AlternateContent>
         <mc:Choice Requires="wps">
           <w:drawing>
-            <wp:anchor distT="4294967295" distB="4294967295" distL="114300" distR="114300" simplePos="0" relativeHeight="251629568" behindDoc="0" locked="0" layoutInCell="1" allowOverlap="1" wp14:anchorId="3BEBEC2D">
+            <wp:anchor distT="4294967295" distB="4294967295" distL="114300" distR="114300" simplePos="0" relativeHeight="251629568" behindDoc="0" locked="0" layoutInCell="1" allowOverlap="1" wp14:anchorId="3BEBEC2D" wp14:editId="2C9D5077">
               <wp:simplePos x="0" y="0"/>
               <wp:positionH relativeFrom="page">
                 <wp:posOffset>720090</wp:posOffset>
@@ -4231,7 +4287,7 @@
         </mc:Choice>
         <mc:Fallback>
           <w:pict>
-            <v:line w14:anchorId="0C58205C" id="Прямая соединительная линия 30" o:spid="_x0000_s1026" style="position:absolute;z-index:251629568;visibility:visible;mso-wrap-style:square;mso-width-percent:0;mso-height-percent:0;mso-wrap-distance-left:9pt;mso-wrap-distance-top:.mm;mso-wrap-distance-right:9pt;mso-wrap-distance-bottom:.mm;mso-position-horizontal:absolute;mso-position-horizontal-relative:page;mso-position-vertical:absolute;mso-position-vertical-relative:page;mso-width-percent:0;mso-height-percent:0;mso-width-relative:page;mso-height-relative:page" from="56.7pt,810.25pt" to="240.95pt,810.25pt" o:gfxdata="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" strokeweight="1.5pt">
+            <v:line w14:anchorId="0C58205C" id="Прямая соединительная линия 30" o:spid="_x0000_s1026" style="position:absolute;z-index:251629568;visibility:visible;mso-wrap-style:square;mso-width-percent:0;mso-height-percent:0;mso-wrap-distance-left:9pt;mso-wrap-distance-top:.mm;mso-wrap-distance-right:9pt;mso-wrap-distance-bottom:.mm;mso-position-horizontal:absolute;mso-position-horizontal-relative:page;mso-position-vertical:absolute;mso-position-vertical-relative:page;mso-width-percent:0;mso-height-percent:0;mso-width-relative:page;mso-height-relative:page" from="56.7pt,810.25pt" to="240.95pt,810.25pt" o:gfxdata="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" strokeweight="1.5pt">
               <o:lock v:ext="edit" shapetype="f"/>
               <w10:wrap anchorx="page" anchory="page"/>
             </v:line>
@@ -4246,7 +4302,7 @@
       <mc:AlternateContent>
         <mc:Choice Requires="wps">
           <w:drawing>
-            <wp:anchor distT="0" distB="0" distL="114299" distR="114299" simplePos="0" relativeHeight="251628544" behindDoc="0" locked="0" layoutInCell="1" allowOverlap="1" wp14:anchorId="24CF8E4B">
+            <wp:anchor distT="0" distB="0" distL="114299" distR="114299" simplePos="0" relativeHeight="251628544" behindDoc="0" locked="0" layoutInCell="1" allowOverlap="1" wp14:anchorId="24CF8E4B" wp14:editId="2A24B16F">
               <wp:simplePos x="0" y="0"/>
               <wp:positionH relativeFrom="page">
                 <wp:posOffset>3060700</wp:posOffset>
@@ -4307,7 +4363,7 @@
         </mc:Choice>
         <mc:Fallback>
           <w:pict>
-            <v:line w14:anchorId="33CAF691" id="Line 58" o:spid="_x0000_s1026" style="position:absolute;z-index:251628544;visibility:visible;mso-wrap-style:square;mso-width-percent:0;mso-height-percent:0;mso-wrap-distance-left:3.17497mm;mso-wrap-distance-top:0;mso-wrap-distance-right:3.17497mm;mso-wrap-distance-bottom:0;mso-position-horizontal:absolute;mso-position-horizontal-relative:page;mso-position-vertical:absolute;mso-position-vertical-relative:page;mso-width-percent:0;mso-height-percent:0;mso-width-relative:page;mso-height-relative:page" from="241pt,781.9pt" to="241pt,824.4pt" o:gfxdata="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" strokeweight="1.5pt">
+            <v:line w14:anchorId="33CAF691" id="Line 58" o:spid="_x0000_s1026" style="position:absolute;z-index:251628544;visibility:visible;mso-wrap-style:square;mso-width-percent:0;mso-height-percent:0;mso-wrap-distance-left:3.17497mm;mso-wrap-distance-top:0;mso-wrap-distance-right:3.17497mm;mso-wrap-distance-bottom:0;mso-position-horizontal:absolute;mso-position-horizontal-relative:page;mso-position-vertical:absolute;mso-position-vertical-relative:page;mso-width-percent:0;mso-height-percent:0;mso-width-relative:page;mso-height-relative:page" from="241pt,781.9pt" to="241pt,824.4pt" o:gfxdata="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" strokeweight="1.5pt">
               <o:lock v:ext="edit" shapetype="f"/>
               <w10:wrap anchorx="page" anchory="page"/>
             </v:line>
@@ -4322,7 +4378,7 @@
       <mc:AlternateContent>
         <mc:Choice Requires="wps">
           <w:drawing>
-            <wp:anchor distT="0" distB="0" distL="114300" distR="114300" simplePos="0" relativeHeight="251627520" behindDoc="0" locked="0" layoutInCell="1" allowOverlap="1" wp14:anchorId="23E63FFE">
+            <wp:anchor distT="0" distB="0" distL="114300" distR="114300" simplePos="0" relativeHeight="251627520" behindDoc="0" locked="0" layoutInCell="1" allowOverlap="1" wp14:anchorId="23E63FFE" wp14:editId="5CB7BEBF">
               <wp:simplePos x="0" y="0"/>
               <wp:positionH relativeFrom="page">
                 <wp:posOffset>720090</wp:posOffset>
@@ -4383,7 +4439,7 @@
         </mc:Choice>
         <mc:Fallback>
           <w:pict>
-            <v:line w14:anchorId="2E086853" id="Line 57" o:spid="_x0000_s1026" style="position:absolute;z-index:251627520;visibility:visible;mso-wrap-style:square;mso-width-percent:0;mso-height-percent:0;mso-wrap-distance-left:9pt;mso-wrap-distance-top:0;mso-wrap-distance-right:9pt;mso-wrap-distance-bottom:0;mso-position-horizontal:absolute;mso-position-horizontal-relative:page;mso-position-vertical:absolute;mso-position-vertical-relative:page;mso-width-percent:0;mso-height-percent:0;mso-width-relative:page;mso-height-relative:page" from="56.7pt,796.05pt" to="240.95pt,796.05pt" o:gfxdata="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">
+            <v:line w14:anchorId="2E086853" id="Line 57" o:spid="_x0000_s1026" style="position:absolute;z-index:251627520;visibility:visible;mso-wrap-style:square;mso-width-percent:0;mso-height-percent:0;mso-wrap-distance-left:9pt;mso-wrap-distance-top:0;mso-wrap-distance-right:9pt;mso-wrap-distance-bottom:0;mso-position-horizontal:absolute;mso-position-horizontal-relative:page;mso-position-vertical:absolute;mso-position-vertical-relative:page;mso-width-percent:0;mso-height-percent:0;mso-width-relative:page;mso-height-relative:page" from="56.7pt,796.05pt" to="240.95pt,796.05pt" o:gfxdata="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">
               <o:lock v:ext="edit" shapetype="f"/>
               <w10:wrap anchorx="page" anchory="page"/>
             </v:line>
@@ -4398,7 +4454,7 @@
       <mc:AlternateContent>
         <mc:Choice Requires="wps">
           <w:drawing>
-            <wp:anchor distT="4294967295" distB="4294967295" distL="114300" distR="114300" simplePos="0" relativeHeight="251626496" behindDoc="0" locked="0" layoutInCell="1" allowOverlap="1" wp14:anchorId="22617E75">
+            <wp:anchor distT="4294967295" distB="4294967295" distL="114300" distR="114300" simplePos="0" relativeHeight="251626496" behindDoc="0" locked="0" layoutInCell="1" allowOverlap="1" wp14:anchorId="22617E75" wp14:editId="101D93E9">
               <wp:simplePos x="0" y="0"/>
               <wp:positionH relativeFrom="page">
                 <wp:posOffset>720090</wp:posOffset>
@@ -4452,7 +4508,7 @@
         </mc:Choice>
         <mc:Fallback>
           <w:pict>
-            <v:line w14:anchorId="6A7A2825" id="Прямая соединительная линия 29" o:spid="_x0000_s1026" style="position:absolute;z-index:251626496;visibility:visible;mso-wrap-style:square;mso-width-percent:0;mso-height-percent:0;mso-wrap-distance-left:9pt;mso-wrap-distance-top:.mm;mso-wrap-distance-right:9pt;mso-wrap-distance-bottom:.mm;mso-position-horizontal:absolute;mso-position-horizontal-relative:page;mso-position-vertical:absolute;mso-position-vertical-relative:page;mso-width-percent:0;mso-height-percent:0;mso-width-relative:page;mso-height-relative:page" from="56.7pt,781.9pt" to="581.1pt,781.9pt" o:gfxdata="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" strokeweight="1.5pt">
+            <v:line w14:anchorId="6A7A2825" id="Прямая соединительная линия 29" o:spid="_x0000_s1026" style="position:absolute;z-index:251626496;visibility:visible;mso-wrap-style:square;mso-width-percent:0;mso-height-percent:0;mso-wrap-distance-left:9pt;mso-wrap-distance-top:.mm;mso-wrap-distance-right:9pt;mso-wrap-distance-bottom:.mm;mso-position-horizontal:absolute;mso-position-horizontal-relative:page;mso-position-vertical:absolute;mso-position-vertical-relative:page;mso-width-percent:0;mso-height-percent:0;mso-width-relative:page;mso-height-relative:page" from="56.7pt,781.9pt" to="581.1pt,781.9pt" o:gfxdata="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" strokeweight="1.5pt">
               <o:lock v:ext="edit" shapetype="f"/>
               <w10:wrap anchorx="page" anchory="page"/>
             </v:line>
@@ -4465,7 +4521,7 @@
 </file>
 
 <file path=word/footer3.xml><?xml version="1.0" encoding="utf-8"?>
-<w:ftr xmlns:wpc="http://schemas.microsoft.com/office/word/2010/wordprocessingCanvas" xmlns:cx="http://schemas.microsoft.com/office/drawing/2014/chartex" xmlns:cx1="http://schemas.microsoft.com/office/drawing/2015/9/8/chartex" xmlns:cx2="http://schemas.microsoft.com/office/drawing/2015/10/21/chartex" xmlns:cx3="http://schemas.microsoft.com/office/drawing/2016/5/9/chartex" xmlns:cx4="http://schemas.microsoft.com/office/drawing/2016/5/10/chartex" xmlns:cx5="http://schemas.microsoft.com/office/drawing/2016/5/11/chartex" xmlns:cx6="http://schemas.microsoft.com/office/drawing/2016/5/12/chartex" xmlns:cx7="http://schemas.microsoft.com/office/drawing/2016/5/13/chartex" xmlns:cx8="http://schemas.microsoft.com/office/drawing/2016/5/14/chartex" xmlns:mc="http://schemas.openxmlformats.org/markup-compatibility/2006" xmlns:aink="http://schemas.microsoft.com/office/drawing/2016/ink" xmlns:am3d="http://schemas.microsoft.com/office/drawing/2017/model3d" xmlns:o="urn:schemas-microsoft-com:office:office" xmlns:oel="http://schemas.microsoft.com/office/2019/extlst" xmlns:r="http://schemas.openxmlformats.org/officeDocument/2006/relationships" xmlns:m="http://schemas.openxmlformats.org/officeDocument/2006/math" xmlns:v="urn:schemas-microsoft-com:vml" xmlns:wp14="http://schemas.microsoft.com/office/word/2010/wordprocessingDrawing" xmlns:wp="http://schemas.openxmlformats.org/drawingml/2006/wordprocessingDrawing" xmlns:w10="urn:schemas-microsoft-com:office:word" xmlns:w="http://schemas.openxmlformats.org/wordprocessingml/2006/main" xmlns:w14="http://schemas.microsoft.com/office/word/2010/wordml" xmlns:w15="http://schemas.microsoft.com/office/word/2012/wordml" xmlns:w16cex="http://schemas.microsoft.com/office/word/2018/wordml/cex" xmlns:w16cid="http://schemas.microsoft.com/office/word/2016/wordml/cid" xmlns:w16="http://schemas.microsoft.com/office/word/2018/wordml" xmlns:w16sdtdh="http://schemas.microsoft.com/office/word/2020/wordml/sdtdatahash" xmlns:w16se="http://schemas.microsoft.com/office/word/2015/wordml/symex" xmlns:wpg="http://schemas.microsoft.com/office/word/2010/wordprocessingGroup" xmlns:wpi="http://schemas.microsoft.com/office/word/2010/wordprocessingInk" xmlns:wne="http://schemas.microsoft.com/office/word/2006/wordml" xmlns:wps="http://schemas.microsoft.com/office/word/2010/wordprocessingShape" mc:Ignorable="w14 w15 w16se w16cid w16 w16cex w16sdtdh wp14">
+<w:ftr xmlns:wpc="http://schemas.microsoft.com/office/word/2010/wordprocessingCanvas" xmlns:cx="http://schemas.microsoft.com/office/drawing/2014/chartex" xmlns:cx1="http://schemas.microsoft.com/office/drawing/2015/9/8/chartex" xmlns:cx2="http://schemas.microsoft.com/office/drawing/2015/10/21/chartex" xmlns:cx3="http://schemas.microsoft.com/office/drawing/2016/5/9/chartex" xmlns:cx4="http://schemas.microsoft.com/office/drawing/2016/5/10/chartex" xmlns:cx5="http://schemas.microsoft.com/office/drawing/2016/5/11/chartex" xmlns:cx6="http://schemas.microsoft.com/office/drawing/2016/5/12/chartex" xmlns:cx7="http://schemas.microsoft.com/office/drawing/2016/5/13/chartex" xmlns:cx8="http://schemas.microsoft.com/office/drawing/2016/5/14/chartex" xmlns:mc="http://schemas.openxmlformats.org/markup-compatibility/2006" xmlns:aink="http://schemas.microsoft.com/office/drawing/2016/ink" xmlns:am3d="http://schemas.microsoft.com/office/drawing/2017/model3d" xmlns:o="urn:schemas-microsoft-com:office:office" xmlns:oel="http://schemas.microsoft.com/office/2019/extlst" xmlns:r="http://schemas.openxmlformats.org/officeDocument/2006/relationships" xmlns:m="http://schemas.openxmlformats.org/officeDocument/2006/math" xmlns:v="urn:schemas-microsoft-com:vml" xmlns:wp14="http://schemas.microsoft.com/office/word/2010/wordprocessingDrawing" xmlns:wp="http://schemas.openxmlformats.org/drawingml/2006/wordprocessingDrawing" xmlns:w10="urn:schemas-microsoft-com:office:word" xmlns:w="http://schemas.openxmlformats.org/wordprocessingml/2006/main" xmlns:w14="http://schemas.microsoft.com/office/word/2010/wordml" xmlns:w15="http://schemas.microsoft.com/office/word/2012/wordml" xmlns:w16cex="http://schemas.microsoft.com/office/word/2018/wordml/cex" xmlns:w16cid="http://schemas.microsoft.com/office/word/2016/wordml/cid" xmlns:w16="http://schemas.microsoft.com/office/word/2018/wordml" xmlns:w16du="http://schemas.microsoft.com/office/word/2023/wordml/word16du" xmlns:w16sdtdh="http://schemas.microsoft.com/office/word/2020/wordml/sdtdatahash" xmlns:w16sdtfl="http://schemas.microsoft.com/office/word/2024/wordml/sdtformatlock" xmlns:w16se="http://schemas.microsoft.com/office/word/2015/wordml/symex" xmlns:wpg="http://schemas.microsoft.com/office/word/2010/wordprocessingGroup" xmlns:wpi="http://schemas.microsoft.com/office/word/2010/wordprocessingInk" xmlns:wne="http://schemas.microsoft.com/office/word/2006/wordml" xmlns:wps="http://schemas.microsoft.com/office/word/2010/wordprocessingShape" mc:Ignorable="w14 w15 w16se w16cid w16 w16cex w16sdtdh w16sdtfl w16du wp14">
   <w:p>
     <w:pPr>
       <w:pStyle w:val="a4"/>
@@ -4524,7 +4580,7 @@
       <mc:AlternateContent>
         <mc:Choice Requires="wps">
           <w:drawing>
-            <wp:anchor distT="0" distB="0" distL="114300" distR="114300" simplePos="0" relativeHeight="251683840" behindDoc="0" locked="0" layoutInCell="1" allowOverlap="1" wp14:anchorId="35613A99">
+            <wp:anchor distT="0" distB="0" distL="114300" distR="114300" simplePos="0" relativeHeight="251683840" behindDoc="0" locked="0" layoutInCell="1" allowOverlap="1" wp14:anchorId="35613A99" wp14:editId="361B6D3D">
               <wp:simplePos x="0" y="0"/>
               <wp:positionH relativeFrom="column">
                 <wp:posOffset>-19685</wp:posOffset>
@@ -4630,7 +4686,7 @@
               <v:stroke joinstyle="miter"/>
               <v:path gradientshapeok="t" o:connecttype="rect"/>
             </v:shapetype>
-            <v:shape id="Text Box 110" o:spid="_x0000_s1035" type="#_x0000_t202" style="position:absolute;margin-left:-1.55pt;margin-top:14pt;width:56.55pt;height:14.05pt;z-index:251683840;visibility:visible;mso-wrap-style:square;mso-width-percent:0;mso-height-percent:0;mso-wrap-distance-left:9pt;mso-wrap-distance-top:0;mso-wrap-distance-right:9pt;mso-wrap-distance-bottom:0;mso-position-horizontal:absolute;mso-position-horizontal-relative:text;mso-position-vertical:absolute;mso-position-vertical-relative:text;mso-width-percent:0;mso-height-percent:0;mso-width-relative:page;mso-height-relative:page;v-text-anchor:top" o:gfxdata="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" stroked="f">
+            <v:shape id="Text Box 110" o:spid="_x0000_s1035" type="#_x0000_t202" style="position:absolute;margin-left:-1.55pt;margin-top:14pt;width:56.55pt;height:14.05pt;z-index:251683840;visibility:visible;mso-wrap-style:square;mso-width-percent:0;mso-height-percent:0;mso-wrap-distance-left:9pt;mso-wrap-distance-top:0;mso-wrap-distance-right:9pt;mso-wrap-distance-bottom:0;mso-position-horizontal:absolute;mso-position-horizontal-relative:text;mso-position-vertical:absolute;mso-position-vertical-relative:text;mso-width-percent:0;mso-height-percent:0;mso-width-relative:page;mso-height-relative:page;v-text-anchor:top" o:gfxdata="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" stroked="f">
               <v:fill opacity="0"/>
               <v:path arrowok="t"/>
               <v:textbox inset="0,0,0,0">
@@ -4680,7 +4736,7 @@
       <mc:AlternateContent>
         <mc:Choice Requires="wps">
           <w:drawing>
-            <wp:anchor distT="0" distB="0" distL="114300" distR="114300" simplePos="0" relativeHeight="251682816" behindDoc="0" locked="0" layoutInCell="1" allowOverlap="1" wp14:anchorId="4673D2AE">
+            <wp:anchor distT="0" distB="0" distL="114300" distR="114300" simplePos="0" relativeHeight="251682816" behindDoc="0" locked="0" layoutInCell="1" allowOverlap="1" wp14:anchorId="4673D2AE" wp14:editId="553A7FB2">
               <wp:simplePos x="0" y="0"/>
               <wp:positionH relativeFrom="column">
                 <wp:posOffset>-17145</wp:posOffset>
@@ -4748,7 +4804,7 @@
         </mc:Choice>
         <mc:Fallback>
           <w:pict>
-            <v:shape w14:anchorId="4673D2AE" id="Надпись 27" o:spid="_x0000_s1036" type="#_x0000_t202" style="position:absolute;margin-left:-1.35pt;margin-top:.05pt;width:55.7pt;height:13.5pt;z-index:251682816;visibility:visible;mso-wrap-style:square;mso-width-percent:0;mso-height-percent:0;mso-wrap-distance-left:9pt;mso-wrap-distance-top:0;mso-wrap-distance-right:9pt;mso-wrap-distance-bottom:0;mso-position-horizontal:absolute;mso-position-horizontal-relative:text;mso-position-vertical:absolute;mso-position-vertical-relative:text;mso-width-percent:0;mso-height-percent:0;mso-width-relative:page;mso-height-relative:page;v-text-anchor:top" o:gfxdata="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" stroked="f">
+            <v:shape w14:anchorId="4673D2AE" id="Надпись 27" o:spid="_x0000_s1036" type="#_x0000_t202" style="position:absolute;margin-left:-1.35pt;margin-top:.05pt;width:55.7pt;height:13.5pt;z-index:251682816;visibility:visible;mso-wrap-style:square;mso-width-percent:0;mso-height-percent:0;mso-wrap-distance-left:9pt;mso-wrap-distance-top:0;mso-wrap-distance-right:9pt;mso-wrap-distance-bottom:0;mso-position-horizontal:absolute;mso-position-horizontal-relative:text;mso-position-vertical:absolute;mso-position-vertical-relative:text;mso-width-percent:0;mso-height-percent:0;mso-width-relative:page;mso-height-relative:page;v-text-anchor:top" o:gfxdata="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" stroked="f">
               <v:fill opacity="0"/>
               <v:textbox inset="0,0,0,0">
                 <w:txbxContent>
@@ -4858,7 +4914,7 @@
                               <w:sz w:val="28"/>
                               <w:szCs w:val="28"/>
                             </w:rPr>
-                            <w:t>Структура обработка исключений в .</w:t>
+                            <w:t>СТРУКТУРА ОБРАБОТКА ИСКЛЮЧЕНИЙ В .</w:t>
                           </w:r>
                           <w:r>
                             <w:rPr>
@@ -4868,14 +4924,6 @@
                               <w:lang w:val="en-US"/>
                             </w:rPr>
                             <w:t>NET</w:t>
-                          </w:r>
-                          <w:r>
-                            <w:rPr>
-                              <w:rFonts w:asciiTheme="majorBidi" w:hAnsiTheme="majorBidi" w:cstheme="majorBidi"/>
-                              <w:sz w:val="28"/>
-                              <w:szCs w:val="28"/>
-                            </w:rPr>
-                            <w:t>, проектирование собственных типов исключений</w:t>
                           </w:r>
                         </w:p>
                       </w:txbxContent>
@@ -4897,11 +4945,7 @@
         </mc:Choice>
         <mc:Fallback>
           <w:pict>
-            <v:shapetype w14:anchorId="67FBF48E" id="_x0000_t202" coordsize="21600,21600" o:spt="202" path="m,l,21600r21600,l21600,xe">
-              <v:stroke joinstyle="miter"/>
-              <v:path gradientshapeok="t" o:connecttype="rect"/>
-            </v:shapetype>
-            <v:shape id="Надпись 25" o:spid="_x0000_s1037" type="#_x0000_t202" style="position:absolute;margin-left:173.25pt;margin-top:-38.55pt;width:191.7pt;height:71pt;z-index:251680768;visibility:visible;mso-wrap-style:square;mso-width-percent:0;mso-height-percent:0;mso-wrap-distance-left:9pt;mso-wrap-distance-top:0;mso-wrap-distance-right:9pt;mso-wrap-distance-bottom:0;mso-position-horizontal:absolute;mso-position-horizontal-relative:text;mso-position-vertical:absolute;mso-position-vertical-relative:text;mso-width-percent:0;mso-height-percent:0;mso-width-relative:page;mso-height-relative:page;v-text-anchor:top" o:gfxdata="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" filled="f" stroked="f">
+            <v:shape w14:anchorId="67FBF48E" id="Надпись 25" o:spid="_x0000_s1037" type="#_x0000_t202" style="position:absolute;margin-left:173.25pt;margin-top:-38.55pt;width:191.7pt;height:71pt;z-index:251680768;visibility:visible;mso-wrap-style:square;mso-width-percent:0;mso-height-percent:0;mso-wrap-distance-left:9pt;mso-wrap-distance-top:0;mso-wrap-distance-right:9pt;mso-wrap-distance-bottom:0;mso-position-horizontal:absolute;mso-position-horizontal-relative:text;mso-position-vertical:absolute;mso-position-vertical-relative:text;mso-width-percent:0;mso-height-percent:0;mso-width-relative:page;mso-height-relative:page;v-text-anchor:top" o:gfxdata="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" filled="f" stroked="f">
               <v:textbox inset="0,0,0,0">
                 <w:txbxContent>
                   <w:p>
@@ -4919,7 +4963,7 @@
                         <w:sz w:val="28"/>
                         <w:szCs w:val="28"/>
                       </w:rPr>
-                      <w:t>Структура обработка исключений в .</w:t>
+                      <w:t>СТРУКТУРА ОБРАБОТКА ИСКЛЮЧЕНИЙ В .</w:t>
                     </w:r>
                     <w:r>
                       <w:rPr>
@@ -4929,14 +4973,6 @@
                         <w:lang w:val="en-US"/>
                       </w:rPr>
                       <w:t>NET</w:t>
-                    </w:r>
-                    <w:r>
-                      <w:rPr>
-                        <w:rFonts w:asciiTheme="majorBidi" w:hAnsiTheme="majorBidi" w:cstheme="majorBidi"/>
-                        <w:sz w:val="28"/>
-                        <w:szCs w:val="28"/>
-                      </w:rPr>
-                      <w:t>, проектирование собственных типов исключений</w:t>
                     </w:r>
                   </w:p>
                 </w:txbxContent>
@@ -5023,7 +5059,7 @@
         </mc:Choice>
         <mc:Fallback>
           <w:pict>
-            <v:shape w14:anchorId="41D32F9F" id="Надпись 26" o:spid="_x0000_s1038" type="#_x0000_t202" style="position:absolute;margin-left:38.7pt;margin-top:-39pt;width:60.4pt;height:11.05pt;z-index:251673600;visibility:visible;mso-wrap-style:square;mso-width-percent:0;mso-height-percent:0;mso-wrap-distance-left:9pt;mso-wrap-distance-top:0;mso-wrap-distance-right:9pt;mso-wrap-distance-bottom:0;mso-position-horizontal:absolute;mso-position-horizontal-relative:text;mso-position-vertical:absolute;mso-position-vertical-relative:text;mso-width-percent:0;mso-height-percent:0;mso-width-relative:page;mso-height-relative:page;v-text-anchor:top" o:gfxdata="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" filled="f" stroked="f">
+            <v:shape w14:anchorId="41D32F9F" id="Надпись 26" o:spid="_x0000_s1038" type="#_x0000_t202" style="position:absolute;margin-left:38.7pt;margin-top:-39pt;width:60.4pt;height:11.05pt;z-index:251673600;visibility:visible;mso-wrap-style:square;mso-width-percent:0;mso-height-percent:0;mso-wrap-distance-left:9pt;mso-wrap-distance-top:0;mso-wrap-distance-right:9pt;mso-wrap-distance-bottom:0;mso-position-horizontal:absolute;mso-position-horizontal-relative:text;mso-position-vertical:absolute;mso-position-vertical-relative:text;mso-width-percent:0;mso-height-percent:0;mso-width-relative:page;mso-height-relative:page;v-text-anchor:top" o:gfxdata="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" filled="f" stroked="f">
               <v:textbox inset="0,0,0,0">
                 <w:txbxContent>
                   <w:p>
@@ -5055,7 +5091,7 @@
       <mc:AlternateContent>
         <mc:Choice Requires="wps">
           <w:drawing>
-            <wp:anchor distT="0" distB="0" distL="114300" distR="114300" simplePos="0" relativeHeight="251666432" behindDoc="0" locked="0" layoutInCell="1" allowOverlap="1" wp14:anchorId="22D48FF2">
+            <wp:anchor distT="0" distB="0" distL="114300" distR="114300" simplePos="0" relativeHeight="251666432" behindDoc="0" locked="0" layoutInCell="1" allowOverlap="1" wp14:anchorId="22D48FF2" wp14:editId="4041B4E4">
               <wp:simplePos x="0" y="0"/>
               <wp:positionH relativeFrom="column">
                 <wp:posOffset>118110</wp:posOffset>
@@ -5141,7 +5177,7 @@
         </mc:Choice>
         <mc:Fallback>
           <w:pict>
-            <v:shape w14:anchorId="22D48FF2" id="Надпись 24" o:spid="_x0000_s1039" type="#_x0000_t202" style="position:absolute;margin-left:9.3pt;margin-top:-55.05pt;width:28.4pt;height:11.85pt;z-index:251666432;visibility:visible;mso-wrap-style:square;mso-width-percent:0;mso-height-percent:0;mso-wrap-distance-left:9pt;mso-wrap-distance-top:0;mso-wrap-distance-right:9pt;mso-wrap-distance-bottom:0;mso-position-horizontal:absolute;mso-position-horizontal-relative:text;mso-position-vertical:absolute;mso-position-vertical-relative:text;mso-width-percent:0;mso-height-percent:0;mso-width-relative:page;mso-height-relative:page;v-text-anchor:top" o:gfxdata="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" filled="f" stroked="f">
+            <v:shape w14:anchorId="22D48FF2" id="Надпись 24" o:spid="_x0000_s1039" type="#_x0000_t202" style="position:absolute;margin-left:9.3pt;margin-top:-55.05pt;width:28.4pt;height:11.85pt;z-index:251666432;visibility:visible;mso-wrap-style:square;mso-width-percent:0;mso-height-percent:0;mso-wrap-distance-left:9pt;mso-wrap-distance-top:0;mso-wrap-distance-right:9pt;mso-wrap-distance-bottom:0;mso-position-horizontal:absolute;mso-position-horizontal-relative:text;mso-position-vertical:absolute;mso-position-vertical-relative:text;mso-width-percent:0;mso-height-percent:0;mso-width-relative:page;mso-height-relative:page;v-text-anchor:top" o:gfxdata="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" filled="f" stroked="f">
               <v:textbox inset="0,0,0,0">
                 <w:txbxContent>
                   <w:p>
@@ -5189,7 +5225,7 @@
       <mc:AlternateContent>
         <mc:Choice Requires="wps">
           <w:drawing>
-            <wp:anchor distT="0" distB="0" distL="114299" distR="114299" simplePos="0" relativeHeight="251653120" behindDoc="0" locked="0" layoutInCell="1" allowOverlap="1" wp14:anchorId="2EDF42C4">
+            <wp:anchor distT="0" distB="0" distL="114299" distR="114299" simplePos="0" relativeHeight="251653120" behindDoc="0" locked="0" layoutInCell="1" allowOverlap="1" wp14:anchorId="2EDF42C4" wp14:editId="33C577E1">
               <wp:simplePos x="0" y="0"/>
               <wp:positionH relativeFrom="page">
                 <wp:posOffset>1379220</wp:posOffset>
@@ -5250,7 +5286,7 @@
         </mc:Choice>
         <mc:Fallback>
           <w:pict>
-            <v:line w14:anchorId="07F78F0A" id="Line 19" o:spid="_x0000_s1026" style="position:absolute;z-index:251653120;visibility:visible;mso-wrap-style:square;mso-width-percent:0;mso-height-percent:0;mso-wrap-distance-left:3.17497mm;mso-wrap-distance-top:0;mso-wrap-distance-right:3.17497mm;mso-wrap-distance-bottom:0;mso-position-horizontal:absolute;mso-position-horizontal-relative:page;mso-position-vertical:absolute;mso-position-vertical-relative:page;mso-width-percent:0;mso-height-percent:0;mso-width-relative:page;mso-height-relative:page" from="108.6pt,711.85pt" to="108.6pt,825.25pt" o:gfxdata="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" strokeweight="1.5pt">
+            <v:line w14:anchorId="07F78F0A" id="Line 19" o:spid="_x0000_s1026" style="position:absolute;z-index:251653120;visibility:visible;mso-wrap-style:square;mso-width-percent:0;mso-height-percent:0;mso-wrap-distance-left:3.17497mm;mso-wrap-distance-top:0;mso-wrap-distance-right:3.17497mm;mso-wrap-distance-bottom:0;mso-position-horizontal:absolute;mso-position-horizontal-relative:page;mso-position-vertical:absolute;mso-position-vertical-relative:page;mso-width-percent:0;mso-height-percent:0;mso-width-relative:page;mso-height-relative:page" from="108.6pt,711.85pt" to="108.6pt,825.25pt" o:gfxdata="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" strokeweight="1.5pt">
               <o:lock v:ext="edit" shapetype="f"/>
               <w10:wrap anchorx="page" anchory="page"/>
             </v:line>
@@ -5265,7 +5301,7 @@
       <mc:AlternateContent>
         <mc:Choice Requires="wps">
           <w:drawing>
-            <wp:anchor distT="0" distB="0" distL="114299" distR="114299" simplePos="0" relativeHeight="251652096" behindDoc="0" locked="0" layoutInCell="1" allowOverlap="1" wp14:anchorId="074BD3CE">
+            <wp:anchor distT="0" distB="0" distL="114299" distR="114299" simplePos="0" relativeHeight="251652096" behindDoc="0" locked="0" layoutInCell="1" allowOverlap="1" wp14:anchorId="074BD3CE" wp14:editId="3994BF8A">
               <wp:simplePos x="0" y="0"/>
               <wp:positionH relativeFrom="page">
                 <wp:posOffset>1012825</wp:posOffset>
@@ -5326,7 +5362,7 @@
         </mc:Choice>
         <mc:Fallback>
           <w:pict>
-            <v:line w14:anchorId="46A622F6" id="Line 18" o:spid="_x0000_s1026" style="position:absolute;z-index:251652096;visibility:visible;mso-wrap-style:square;mso-width-percent:0;mso-height-percent:0;mso-wrap-distance-left:3.17497mm;mso-wrap-distance-top:0;mso-wrap-distance-right:3.17497mm;mso-wrap-distance-bottom:0;mso-position-horizontal:absolute;mso-position-horizontal-relative:page;mso-position-vertical:absolute;mso-position-vertical-relative:page;mso-width-percent:0;mso-height-percent:0;mso-width-relative:page;mso-height-relative:page" from="79.75pt,711.85pt" to="79.75pt,754.35pt" o:gfxdata="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" strokeweight="1.5pt">
+            <v:line w14:anchorId="46A622F6" id="Line 18" o:spid="_x0000_s1026" style="position:absolute;z-index:251652096;visibility:visible;mso-wrap-style:square;mso-width-percent:0;mso-height-percent:0;mso-wrap-distance-left:3.17497mm;mso-wrap-distance-top:0;mso-wrap-distance-right:3.17497mm;mso-wrap-distance-bottom:0;mso-position-horizontal:absolute;mso-position-horizontal-relative:page;mso-position-vertical:absolute;mso-position-vertical-relative:page;mso-width-percent:0;mso-height-percent:0;mso-width-relative:page;mso-height-relative:page" from="79.75pt,711.85pt" to="79.75pt,754.35pt" o:gfxdata="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" strokeweight="1.5pt">
               <o:lock v:ext="edit" shapetype="f"/>
               <w10:wrap anchorx="page" anchory="page"/>
             </v:line>
@@ -5341,7 +5377,7 @@
       <mc:AlternateContent>
         <mc:Choice Requires="wps">
           <w:drawing>
-            <wp:anchor distT="0" distB="0" distL="114300" distR="114300" simplePos="0" relativeHeight="251668480" behindDoc="0" locked="0" layoutInCell="1" allowOverlap="1" wp14:anchorId="6B22EBB2">
+            <wp:anchor distT="0" distB="0" distL="114300" distR="114300" simplePos="0" relativeHeight="251668480" behindDoc="0" locked="0" layoutInCell="1" allowOverlap="1" wp14:anchorId="6B22EBB2" wp14:editId="1A84F1F1">
               <wp:simplePos x="0" y="0"/>
               <wp:positionH relativeFrom="column">
                 <wp:posOffset>552450</wp:posOffset>
@@ -5446,7 +5482,7 @@
         </mc:Choice>
         <mc:Fallback>
           <w:pict>
-            <v:shape w14:anchorId="6B22EBB2" id="Text Box 47" o:spid="_x0000_s1040" type="#_x0000_t202" style="position:absolute;margin-left:43.5pt;margin-top:-54.85pt;width:54.65pt;height:12.6pt;z-index:251668480;visibility:visible;mso-wrap-style:square;mso-width-percent:0;mso-height-percent:0;mso-wrap-distance-left:9pt;mso-wrap-distance-top:0;mso-wrap-distance-right:9pt;mso-wrap-distance-bottom:0;mso-position-horizontal:absolute;mso-position-horizontal-relative:text;mso-position-vertical:absolute;mso-position-vertical-relative:text;mso-width-percent:0;mso-height-percent:0;mso-width-relative:page;mso-height-relative:page;v-text-anchor:top" o:gfxdata="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" filled="f" stroked="f">
+            <v:shape w14:anchorId="6B22EBB2" id="Text Box 47" o:spid="_x0000_s1040" type="#_x0000_t202" style="position:absolute;margin-left:43.5pt;margin-top:-54.85pt;width:54.65pt;height:12.6pt;z-index:251668480;visibility:visible;mso-wrap-style:square;mso-width-percent:0;mso-height-percent:0;mso-wrap-distance-left:9pt;mso-wrap-distance-top:0;mso-wrap-distance-right:9pt;mso-wrap-distance-bottom:0;mso-position-horizontal:absolute;mso-position-horizontal-relative:text;mso-position-vertical:absolute;mso-position-vertical-relative:text;mso-width-percent:0;mso-height-percent:0;mso-width-relative:page;mso-height-relative:page;v-text-anchor:top" o:gfxdata="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" filled="f" stroked="f">
               <v:path arrowok="t"/>
               <v:textbox inset="0,0,0,0">
                 <w:txbxContent>
@@ -5495,7 +5531,7 @@
       <mc:AlternateContent>
         <mc:Choice Requires="wps">
           <w:drawing>
-            <wp:anchor distT="0" distB="0" distL="114300" distR="114300" simplePos="0" relativeHeight="251678720" behindDoc="0" locked="0" layoutInCell="1" allowOverlap="1" wp14:anchorId="3F33EF6F">
+            <wp:anchor distT="0" distB="0" distL="114300" distR="114300" simplePos="0" relativeHeight="251678720" behindDoc="0" locked="0" layoutInCell="1" allowOverlap="1" wp14:anchorId="3F33EF6F" wp14:editId="79427819">
               <wp:simplePos x="0" y="0"/>
               <wp:positionH relativeFrom="column">
                 <wp:posOffset>5212080</wp:posOffset>
@@ -5563,7 +5599,7 @@
         </mc:Choice>
         <mc:Fallback>
           <w:pict>
-            <v:shape w14:anchorId="3F33EF6F" id="Надпись 23" o:spid="_x0000_s1041" type="#_x0000_t202" style="position:absolute;margin-left:410.4pt;margin-top:-26.95pt;width:100.75pt;height:19.15pt;z-index:251678720;visibility:visible;mso-wrap-style:square;mso-width-percent:0;mso-height-percent:0;mso-wrap-distance-left:9pt;mso-wrap-distance-top:0;mso-wrap-distance-right:9pt;mso-wrap-distance-bottom:0;mso-position-horizontal:absolute;mso-position-horizontal-relative:text;mso-position-vertical:absolute;mso-position-vertical-relative:text;mso-width-percent:0;mso-height-percent:0;mso-width-relative:page;mso-height-relative:page;v-text-anchor:top" o:gfxdata="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" filled="f" stroked="f">
+            <v:shape w14:anchorId="3F33EF6F" id="Надпись 23" o:spid="_x0000_s1041" type="#_x0000_t202" style="position:absolute;margin-left:410.4pt;margin-top:-26.95pt;width:100.75pt;height:19.15pt;z-index:251678720;visibility:visible;mso-wrap-style:square;mso-width-percent:0;mso-height-percent:0;mso-wrap-distance-left:9pt;mso-wrap-distance-top:0;mso-wrap-distance-right:9pt;mso-wrap-distance-bottom:0;mso-position-horizontal:absolute;mso-position-horizontal-relative:text;mso-position-vertical:absolute;mso-position-vertical-relative:text;mso-width-percent:0;mso-height-percent:0;mso-width-relative:page;mso-height-relative:page;v-text-anchor:top" o:gfxdata="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" filled="f" stroked="f">
               <v:textbox inset="0,0,0,0">
                 <w:txbxContent>
                   <w:p>
@@ -5593,7 +5629,7 @@
       <mc:AlternateContent>
         <mc:Choice Requires="wps">
           <w:drawing>
-            <wp:anchor distT="0" distB="0" distL="114298" distR="114298" simplePos="0" relativeHeight="251689984" behindDoc="0" locked="0" layoutInCell="1" allowOverlap="1" wp14:anchorId="4166DD5C">
+            <wp:anchor distT="0" distB="0" distL="114298" distR="114298" simplePos="0" relativeHeight="251689984" behindDoc="0" locked="0" layoutInCell="1" allowOverlap="1" wp14:anchorId="4166DD5C" wp14:editId="06065737">
               <wp:simplePos x="0" y="0"/>
               <wp:positionH relativeFrom="page">
                 <wp:posOffset>5939154</wp:posOffset>
@@ -5647,7 +5683,7 @@
         </mc:Choice>
         <mc:Fallback>
           <w:pict>
-            <v:line w14:anchorId="39CA96B3" id="Прямая соединительная линия 22" o:spid="_x0000_s1026" style="position:absolute;z-index:251689984;visibility:visible;mso-wrap-style:square;mso-width-percent:0;mso-height-percent:0;mso-wrap-distance-left:3.17494mm;mso-wrap-distance-top:0;mso-wrap-distance-right:3.17494mm;mso-wrap-distance-bottom:0;mso-position-horizontal:absolute;mso-position-horizontal-relative:page;mso-position-vertical:absolute;mso-position-vertical-relative:page;mso-width-percent:0;mso-height-percent:0;mso-width-relative:page;mso-height-relative:page" from="467.65pt,768.45pt" to="467.65pt,781.65pt" o:gfxdata="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" strokeweight="1.5pt">
+            <v:line w14:anchorId="39CA96B3" id="Прямая соединительная линия 22" o:spid="_x0000_s1026" style="position:absolute;z-index:251689984;visibility:visible;mso-wrap-style:square;mso-width-percent:0;mso-height-percent:0;mso-wrap-distance-left:3.17494mm;mso-wrap-distance-top:0;mso-wrap-distance-right:3.17494mm;mso-wrap-distance-bottom:0;mso-position-horizontal:absolute;mso-position-horizontal-relative:page;mso-position-vertical:absolute;mso-position-vertical-relative:page;mso-width-percent:0;mso-height-percent:0;mso-width-relative:page;mso-height-relative:page" from="467.65pt,768.45pt" to="467.65pt,781.65pt" o:gfxdata="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" strokeweight="1.5pt">
               <o:lock v:ext="edit" shapetype="f"/>
               <w10:wrap anchorx="page" anchory="page"/>
             </v:line>
@@ -5662,7 +5698,7 @@
       <mc:AlternateContent>
         <mc:Choice Requires="wps">
           <w:drawing>
-            <wp:anchor distT="0" distB="0" distL="114299" distR="114299" simplePos="0" relativeHeight="251688960" behindDoc="0" locked="0" layoutInCell="1" allowOverlap="1" wp14:anchorId="11965FE8">
+            <wp:anchor distT="0" distB="0" distL="114299" distR="114299" simplePos="0" relativeHeight="251688960" behindDoc="0" locked="0" layoutInCell="1" allowOverlap="1" wp14:anchorId="11965FE8" wp14:editId="3C4C7D79">
               <wp:simplePos x="0" y="0"/>
               <wp:positionH relativeFrom="page">
                 <wp:posOffset>5753100</wp:posOffset>
@@ -5723,7 +5759,7 @@
         </mc:Choice>
         <mc:Fallback>
           <w:pict>
-            <v:line w14:anchorId="290FF902" id="Line 115" o:spid="_x0000_s1026" style="position:absolute;z-index:251688960;visibility:visible;mso-wrap-style:square;mso-width-percent:0;mso-height-percent:0;mso-wrap-distance-left:3.17497mm;mso-wrap-distance-top:0;mso-wrap-distance-right:3.17497mm;mso-wrap-distance-bottom:0;mso-position-horizontal:absolute;mso-position-horizontal-relative:page;mso-position-vertical:absolute;mso-position-vertical-relative:page;mso-width-percent:0;mso-height-percent:0;mso-width-relative:page;mso-height-relative:page" from="453pt,767.45pt" to="453pt,782.2pt" o:gfxdata="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" strokeweight="1.5pt">
+            <v:line w14:anchorId="290FF902" id="Line 115" o:spid="_x0000_s1026" style="position:absolute;z-index:251688960;visibility:visible;mso-wrap-style:square;mso-width-percent:0;mso-height-percent:0;mso-wrap-distance-left:3.17497mm;mso-wrap-distance-top:0;mso-wrap-distance-right:3.17497mm;mso-wrap-distance-bottom:0;mso-position-horizontal:absolute;mso-position-horizontal-relative:page;mso-position-vertical:absolute;mso-position-vertical-relative:page;mso-width-percent:0;mso-height-percent:0;mso-width-relative:page;mso-height-relative:page" from="453pt,767.45pt" to="453pt,782.2pt" o:gfxdata="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" strokeweight="1.5pt">
               <o:lock v:ext="edit" shapetype="f"/>
               <w10:wrap anchorx="page" anchory="page"/>
             </v:line>
@@ -5738,7 +5774,7 @@
       <mc:AlternateContent>
         <mc:Choice Requires="wps">
           <w:drawing>
-            <wp:anchor distT="0" distB="0" distL="114299" distR="114299" simplePos="0" relativeHeight="251658240" behindDoc="0" locked="0" layoutInCell="1" allowOverlap="1" wp14:anchorId="0C45D489">
+            <wp:anchor distT="0" distB="0" distL="114299" distR="114299" simplePos="0" relativeHeight="251658240" behindDoc="0" locked="0" layoutInCell="1" allowOverlap="1" wp14:anchorId="0C45D489" wp14:editId="5D76500A">
               <wp:simplePos x="0" y="0"/>
               <wp:positionH relativeFrom="page">
                 <wp:posOffset>6120130</wp:posOffset>
@@ -5799,7 +5835,7 @@
         </mc:Choice>
         <mc:Fallback>
           <w:pict>
-            <v:line w14:anchorId="3361AF35" id="Line 25" o:spid="_x0000_s1026" style="position:absolute;z-index:251658240;visibility:visible;mso-wrap-style:square;mso-width-percent:0;mso-height-percent:0;mso-wrap-distance-left:3.17497mm;mso-wrap-distance-top:0;mso-wrap-distance-right:3.17497mm;mso-wrap-distance-bottom:0;mso-position-horizontal:absolute;mso-position-horizontal-relative:page;mso-position-vertical:absolute;mso-position-vertical-relative:page;mso-width-percent:0;mso-height-percent:0;mso-width-relative:page;mso-height-relative:page" from="481.9pt,753.5pt" to="481.9pt,781.85pt" o:gfxdata="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" strokeweight="1.5pt">
+            <v:line w14:anchorId="3361AF35" id="Line 25" o:spid="_x0000_s1026" style="position:absolute;z-index:251658240;visibility:visible;mso-wrap-style:square;mso-width-percent:0;mso-height-percent:0;mso-wrap-distance-left:3.17497mm;mso-wrap-distance-top:0;mso-wrap-distance-right:3.17497mm;mso-wrap-distance-bottom:0;mso-position-horizontal:absolute;mso-position-horizontal-relative:page;mso-position-vertical:absolute;mso-position-vertical-relative:page;mso-width-percent:0;mso-height-percent:0;mso-width-relative:page;mso-height-relative:page" from="481.9pt,753.5pt" to="481.9pt,781.85pt" o:gfxdata="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" strokeweight="1.5pt">
               <o:lock v:ext="edit" shapetype="f"/>
               <w10:wrap anchorx="page" anchory="page"/>
             </v:line>
@@ -5814,7 +5850,7 @@
       <mc:AlternateContent>
         <mc:Choice Requires="wps">
           <w:drawing>
-            <wp:anchor distT="0" distB="0" distL="114300" distR="114300" simplePos="0" relativeHeight="251687936" behindDoc="0" locked="0" layoutInCell="1" allowOverlap="1" wp14:anchorId="59237653">
+            <wp:anchor distT="0" distB="0" distL="114300" distR="114300" simplePos="0" relativeHeight="251687936" behindDoc="0" locked="0" layoutInCell="1" allowOverlap="1" wp14:anchorId="59237653" wp14:editId="1EE97B9B">
               <wp:simplePos x="0" y="0"/>
               <wp:positionH relativeFrom="column">
                 <wp:posOffset>539115</wp:posOffset>
@@ -5892,7 +5928,7 @@
         </mc:Choice>
         <mc:Fallback>
           <w:pict>
-            <v:shape w14:anchorId="59237653" id="Text Box 114" o:spid="_x0000_s1042" type="#_x0000_t202" style="position:absolute;margin-left:42.45pt;margin-top:15.9pt;width:56.75pt;height:14.2pt;z-index:251687936;visibility:visible;mso-wrap-style:square;mso-width-percent:0;mso-height-percent:0;mso-wrap-distance-left:9pt;mso-wrap-distance-top:0;mso-wrap-distance-right:9pt;mso-wrap-distance-bottom:0;mso-position-horizontal:absolute;mso-position-horizontal-relative:text;mso-position-vertical:absolute;mso-position-vertical-relative:text;mso-width-percent:0;mso-height-percent:0;mso-width-relative:page;mso-height-relative:page;v-text-anchor:top" o:gfxdata="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" stroked="f">
+            <v:shape w14:anchorId="59237653" id="Text Box 114" o:spid="_x0000_s1042" type="#_x0000_t202" style="position:absolute;margin-left:42.45pt;margin-top:15.9pt;width:56.75pt;height:14.2pt;z-index:251687936;visibility:visible;mso-wrap-style:square;mso-width-percent:0;mso-height-percent:0;mso-wrap-distance-left:9pt;mso-wrap-distance-top:0;mso-wrap-distance-right:9pt;mso-wrap-distance-bottom:0;mso-position-horizontal:absolute;mso-position-horizontal-relative:text;mso-position-vertical:absolute;mso-position-vertical-relative:text;mso-width-percent:0;mso-height-percent:0;mso-width-relative:page;mso-height-relative:page;v-text-anchor:top" o:gfxdata="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" stroked="f">
               <v:fill opacity="0"/>
               <v:path arrowok="t"/>
               <v:textbox inset="0,0,0,0">
@@ -5918,7 +5954,7 @@
       <mc:AlternateContent>
         <mc:Choice Requires="wps">
           <w:drawing>
-            <wp:anchor distT="0" distB="0" distL="114300" distR="114300" simplePos="0" relativeHeight="251686912" behindDoc="0" locked="0" layoutInCell="1" allowOverlap="1" wp14:anchorId="68CF6761">
+            <wp:anchor distT="0" distB="0" distL="114300" distR="114300" simplePos="0" relativeHeight="251686912" behindDoc="0" locked="0" layoutInCell="1" allowOverlap="1" wp14:anchorId="68CF6761" wp14:editId="7E37B954">
               <wp:simplePos x="0" y="0"/>
               <wp:positionH relativeFrom="column">
                 <wp:posOffset>541655</wp:posOffset>
@@ -5978,7 +6014,7 @@
         </mc:Choice>
         <mc:Fallback>
           <w:pict>
-            <v:shape w14:anchorId="68CF6761" id="Надпись 21" o:spid="_x0000_s1043" type="#_x0000_t202" style="position:absolute;margin-left:42.65pt;margin-top:1.8pt;width:56.45pt;height:13.9pt;z-index:251686912;visibility:visible;mso-wrap-style:square;mso-width-percent:0;mso-height-percent:0;mso-wrap-distance-left:9pt;mso-wrap-distance-top:0;mso-wrap-distance-right:9pt;mso-wrap-distance-bottom:0;mso-position-horizontal:absolute;mso-position-horizontal-relative:text;mso-position-vertical:absolute;mso-position-vertical-relative:text;mso-width-percent:0;mso-height-percent:0;mso-width-relative:page;mso-height-relative:page;v-text-anchor:top" o:gfxdata="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" stroked="f">
+            <v:shape w14:anchorId="68CF6761" id="Надпись 21" o:spid="_x0000_s1043" type="#_x0000_t202" style="position:absolute;margin-left:42.65pt;margin-top:1.8pt;width:56.45pt;height:13.9pt;z-index:251686912;visibility:visible;mso-wrap-style:square;mso-width-percent:0;mso-height-percent:0;mso-wrap-distance-left:9pt;mso-wrap-distance-top:0;mso-wrap-distance-right:9pt;mso-wrap-distance-bottom:0;mso-position-horizontal:absolute;mso-position-horizontal-relative:text;mso-position-vertical:absolute;mso-position-vertical-relative:text;mso-width-percent:0;mso-height-percent:0;mso-width-relative:page;mso-height-relative:page;v-text-anchor:top" o:gfxdata="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" stroked="f">
               <v:fill opacity="0"/>
               <v:textbox inset="0,0,0,0">
                 <w:txbxContent>
@@ -5997,7 +6033,7 @@
       <mc:AlternateContent>
         <mc:Choice Requires="wps">
           <w:drawing>
-            <wp:anchor distT="0" distB="0" distL="114300" distR="114300" simplePos="0" relativeHeight="251685888" behindDoc="0" locked="0" layoutInCell="1" allowOverlap="1" wp14:anchorId="7DC1216D">
+            <wp:anchor distT="0" distB="0" distL="114300" distR="114300" simplePos="0" relativeHeight="251685888" behindDoc="0" locked="0" layoutInCell="1" allowOverlap="1" wp14:anchorId="7DC1216D" wp14:editId="3ACDCB6B">
               <wp:simplePos x="0" y="0"/>
               <wp:positionH relativeFrom="column">
                 <wp:posOffset>539115</wp:posOffset>
@@ -6061,7 +6097,7 @@
         </mc:Choice>
         <mc:Fallback>
           <w:pict>
-            <v:shape w14:anchorId="7DC1216D" id="Надпись 20" o:spid="_x0000_s1044" type="#_x0000_t202" style="position:absolute;margin-left:42.45pt;margin-top:-12.45pt;width:56.75pt;height:14.2pt;z-index:251685888;visibility:visible;mso-wrap-style:square;mso-width-percent:0;mso-height-percent:0;mso-wrap-distance-left:9pt;mso-wrap-distance-top:0;mso-wrap-distance-right:9pt;mso-wrap-distance-bottom:0;mso-position-horizontal:absolute;mso-position-horizontal-relative:text;mso-position-vertical:absolute;mso-position-vertical-relative:text;mso-width-percent:0;mso-height-percent:0;mso-width-relative:page;mso-height-relative:page;v-text-anchor:top" o:gfxdata="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" stroked="f">
+            <v:shape w14:anchorId="7DC1216D" id="Надпись 20" o:spid="_x0000_s1044" type="#_x0000_t202" style="position:absolute;margin-left:42.45pt;margin-top:-12.45pt;width:56.75pt;height:14.2pt;z-index:251685888;visibility:visible;mso-wrap-style:square;mso-width-percent:0;mso-height-percent:0;mso-wrap-distance-left:9pt;mso-wrap-distance-top:0;mso-wrap-distance-right:9pt;mso-wrap-distance-bottom:0;mso-position-horizontal:absolute;mso-position-horizontal-relative:text;mso-position-vertical:absolute;mso-position-vertical-relative:text;mso-width-percent:0;mso-height-percent:0;mso-width-relative:page;mso-height-relative:page;v-text-anchor:top" o:gfxdata="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" stroked="f">
               <v:fill opacity="0"/>
               <v:textbox inset="0,0,0,0">
                 <w:txbxContent>
@@ -6084,7 +6120,7 @@
       <mc:AlternateContent>
         <mc:Choice Requires="wps">
           <w:drawing>
-            <wp:anchor distT="0" distB="0" distL="114300" distR="114300" simplePos="0" relativeHeight="251684864" behindDoc="0" locked="0" layoutInCell="1" allowOverlap="1" wp14:anchorId="4FA1083E">
+            <wp:anchor distT="0" distB="0" distL="114300" distR="114300" simplePos="0" relativeHeight="251684864" behindDoc="0" locked="0" layoutInCell="1" allowOverlap="1" wp14:anchorId="4FA1083E" wp14:editId="0401A41D">
               <wp:simplePos x="0" y="0"/>
               <wp:positionH relativeFrom="column">
                 <wp:posOffset>-177800</wp:posOffset>
@@ -6178,7 +6214,7 @@
         </mc:Choice>
         <mc:Fallback>
           <w:pict>
-            <v:shape w14:anchorId="4FA1083E" id="Text Box 111" o:spid="_x0000_s1045" type="#_x0000_t202" style="position:absolute;margin-left:-14pt;margin-top:16.05pt;width:56.8pt;height:13.5pt;z-index:251684864;visibility:visible;mso-wrap-style:square;mso-width-percent:0;mso-height-percent:0;mso-wrap-distance-left:9pt;mso-wrap-distance-top:0;mso-wrap-distance-right:9pt;mso-wrap-distance-bottom:0;mso-position-horizontal:absolute;mso-position-horizontal-relative:text;mso-position-vertical:absolute;mso-position-vertical-relative:text;mso-width-percent:0;mso-height-percent:0;mso-width-relative:page;mso-height-relative:page;v-text-anchor:top" o:gfxdata="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" stroked="f">
+            <v:shape w14:anchorId="4FA1083E" id="Text Box 111" o:spid="_x0000_s1045" type="#_x0000_t202" style="position:absolute;margin-left:-14pt;margin-top:16.05pt;width:56.8pt;height:13.5pt;z-index:251684864;visibility:visible;mso-wrap-style:square;mso-width-percent:0;mso-height-percent:0;mso-wrap-distance-left:9pt;mso-wrap-distance-top:0;mso-wrap-distance-right:9pt;mso-wrap-distance-bottom:0;mso-position-horizontal:absolute;mso-position-horizontal-relative:text;mso-position-vertical:absolute;mso-position-vertical-relative:text;mso-width-percent:0;mso-height-percent:0;mso-width-relative:page;mso-height-relative:page;v-text-anchor:top" o:gfxdata="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" stroked="f">
               <v:fill opacity="0"/>
               <v:path arrowok="t"/>
               <v:textbox inset="0,0,0,0">
@@ -6220,7 +6256,7 @@
       <mc:AlternateContent>
         <mc:Choice Requires="wps">
           <w:drawing>
-            <wp:anchor distT="0" distB="0" distL="114300" distR="114300" simplePos="0" relativeHeight="251671552" behindDoc="0" locked="0" layoutInCell="1" allowOverlap="1" wp14:anchorId="73B4EDD9">
+            <wp:anchor distT="0" distB="0" distL="114300" distR="114300" simplePos="0" relativeHeight="251671552" behindDoc="0" locked="0" layoutInCell="1" allowOverlap="1" wp14:anchorId="73B4EDD9" wp14:editId="4E0190A6">
               <wp:simplePos x="0" y="0"/>
               <wp:positionH relativeFrom="column">
                 <wp:posOffset>-168910</wp:posOffset>
@@ -6329,7 +6365,7 @@
         </mc:Choice>
         <mc:Fallback>
           <w:pict>
-            <v:shape w14:anchorId="73B4EDD9" id="Text Box 50" o:spid="_x0000_s1046" type="#_x0000_t202" style="position:absolute;margin-left:-13.3pt;margin-top:-41.4pt;width:56.8pt;height:14.2pt;z-index:251671552;visibility:visible;mso-wrap-style:square;mso-width-percent:0;mso-height-percent:0;mso-wrap-distance-left:9pt;mso-wrap-distance-top:0;mso-wrap-distance-right:9pt;mso-wrap-distance-bottom:0;mso-position-horizontal:absolute;mso-position-horizontal-relative:text;mso-position-vertical:absolute;mso-position-vertical-relative:text;mso-width-percent:0;mso-height-percent:0;mso-width-relative:page;mso-height-relative:page;v-text-anchor:top" o:gfxdata="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" filled="f" stroked="f">
+            <v:shape w14:anchorId="73B4EDD9" id="Text Box 50" o:spid="_x0000_s1046" type="#_x0000_t202" style="position:absolute;margin-left:-13.3pt;margin-top:-41.4pt;width:56.8pt;height:14.2pt;z-index:251671552;visibility:visible;mso-wrap-style:square;mso-width-percent:0;mso-height-percent:0;mso-wrap-distance-left:9pt;mso-wrap-distance-top:0;mso-wrap-distance-right:9pt;mso-wrap-distance-bottom:0;mso-position-horizontal:absolute;mso-position-horizontal-relative:text;mso-position-vertical:absolute;mso-position-vertical-relative:text;mso-width-percent:0;mso-height-percent:0;mso-width-relative:page;mso-height-relative:page;v-text-anchor:top" o:gfxdata="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" filled="f" stroked="f">
               <v:path arrowok="t"/>
               <v:textbox inset="0,0,0,0">
                 <w:txbxContent>
@@ -6382,7 +6418,7 @@
       <mc:AlternateContent>
         <mc:Choice Requires="wps">
           <w:drawing>
-            <wp:anchor distT="0" distB="0" distL="114300" distR="114300" simplePos="0" relativeHeight="251672576" behindDoc="0" locked="0" layoutInCell="1" allowOverlap="1" wp14:anchorId="3E2231AE">
+            <wp:anchor distT="0" distB="0" distL="114300" distR="114300" simplePos="0" relativeHeight="251672576" behindDoc="0" locked="0" layoutInCell="1" allowOverlap="1" wp14:anchorId="3E2231AE" wp14:editId="2D171F46">
               <wp:simplePos x="0" y="0"/>
               <wp:positionH relativeFrom="column">
                 <wp:posOffset>-182880</wp:posOffset>
@@ -6537,7 +6573,7 @@
         </mc:Choice>
         <mc:Fallback>
           <w:pict>
-            <v:shape w14:anchorId="3E2231AE" id="Text Box 51" o:spid="_x0000_s1047" type="#_x0000_t202" style="position:absolute;margin-left:-14.4pt;margin-top:-26.95pt;width:56.8pt;height:14.2pt;z-index:251672576;visibility:visible;mso-wrap-style:square;mso-width-percent:0;mso-height-percent:0;mso-wrap-distance-left:9pt;mso-wrap-distance-top:0;mso-wrap-distance-right:9pt;mso-wrap-distance-bottom:0;mso-position-horizontal:absolute;mso-position-horizontal-relative:text;mso-position-vertical:absolute;mso-position-vertical-relative:text;mso-width-percent:0;mso-height-percent:0;mso-width-relative:page;mso-height-relative:page;v-text-anchor:top" o:gfxdata="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" filled="f" stroked="f">
+            <v:shape w14:anchorId="3E2231AE" id="Text Box 51" o:spid="_x0000_s1047" type="#_x0000_t202" style="position:absolute;margin-left:-14.4pt;margin-top:-26.95pt;width:56.8pt;height:14.2pt;z-index:251672576;visibility:visible;mso-wrap-style:square;mso-width-percent:0;mso-height-percent:0;mso-wrap-distance-left:9pt;mso-wrap-distance-top:0;mso-wrap-distance-right:9pt;mso-wrap-distance-bottom:0;mso-position-horizontal:absolute;mso-position-horizontal-relative:text;mso-position-vertical:absolute;mso-position-vertical-relative:text;mso-width-percent:0;mso-height-percent:0;mso-width-relative:page;mso-height-relative:page;v-text-anchor:top" o:gfxdata="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" filled="f" stroked="f">
               <v:path arrowok="t"/>
               <v:textbox inset="0,0,0,0">
                 <w:txbxContent>
@@ -6636,7 +6672,7 @@
       <mc:AlternateContent>
         <mc:Choice Requires="wps">
           <w:drawing>
-            <wp:anchor distT="0" distB="0" distL="114300" distR="114300" simplePos="0" relativeHeight="251674624" behindDoc="0" locked="0" layoutInCell="1" allowOverlap="1" wp14:anchorId="07C2A482">
+            <wp:anchor distT="0" distB="0" distL="114300" distR="114300" simplePos="0" relativeHeight="251674624" behindDoc="0" locked="0" layoutInCell="1" allowOverlap="1" wp14:anchorId="07C2A482" wp14:editId="6B179AA4">
               <wp:simplePos x="0" y="0"/>
               <wp:positionH relativeFrom="column">
                 <wp:posOffset>537845</wp:posOffset>
@@ -6706,7 +6742,7 @@
         </mc:Choice>
         <mc:Fallback>
           <w:pict>
-            <v:shape w14:anchorId="07C2A482" id="Надпись 19" o:spid="_x0000_s1048" type="#_x0000_t202" style="position:absolute;margin-left:42.35pt;margin-top:-26.35pt;width:56.8pt;height:12.4pt;z-index:251674624;visibility:visible;mso-wrap-style:square;mso-width-percent:0;mso-height-percent:0;mso-wrap-distance-left:9pt;mso-wrap-distance-top:0;mso-wrap-distance-right:9pt;mso-wrap-distance-bottom:0;mso-position-horizontal:absolute;mso-position-horizontal-relative:text;mso-position-vertical:absolute;mso-position-vertical-relative:text;mso-width-percent:0;mso-height-percent:0;mso-width-relative:page;mso-height-relative:page;v-text-anchor:top" o:gfxdata="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" filled="f" stroked="f">
+            <v:shape w14:anchorId="07C2A482" id="Надпись 19" o:spid="_x0000_s1048" type="#_x0000_t202" style="position:absolute;margin-left:42.35pt;margin-top:-26.35pt;width:56.8pt;height:12.4pt;z-index:251674624;visibility:visible;mso-wrap-style:square;mso-width-percent:0;mso-height-percent:0;mso-wrap-distance-left:9pt;mso-wrap-distance-top:0;mso-wrap-distance-right:9pt;mso-wrap-distance-bottom:0;mso-position-horizontal:absolute;mso-position-horizontal-relative:text;mso-position-vertical:absolute;mso-position-vertical-relative:text;mso-width-percent:0;mso-height-percent:0;mso-width-relative:page;mso-height-relative:page;v-text-anchor:top" o:gfxdata="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" filled="f" stroked="f">
               <v:textbox inset="0,0,0,0">
                 <w:txbxContent>
                   <w:p>
@@ -6738,7 +6774,7 @@
       <mc:AlternateContent>
         <mc:Choice Requires="wps">
           <w:drawing>
-            <wp:anchor distT="0" distB="0" distL="114300" distR="114300" simplePos="0" relativeHeight="251681792" behindDoc="0" locked="0" layoutInCell="1" allowOverlap="1" wp14:anchorId="02417628">
+            <wp:anchor distT="0" distB="0" distL="114300" distR="114300" simplePos="0" relativeHeight="251681792" behindDoc="0" locked="0" layoutInCell="1" allowOverlap="1" wp14:anchorId="02417628" wp14:editId="03947A18">
               <wp:simplePos x="0" y="0"/>
               <wp:positionH relativeFrom="column">
                 <wp:posOffset>2157730</wp:posOffset>
@@ -6857,7 +6893,21 @@
                               <w:sz w:val="28"/>
                               <w:szCs w:val="28"/>
                             </w:rPr>
-                            <w:t>25.</w:t>
+                            <w:t>2</w:t>
+                          </w:r>
+                          <w:r>
+                            <w:rPr>
+                              <w:sz w:val="28"/>
+                              <w:szCs w:val="28"/>
+                            </w:rPr>
+                            <w:t>6</w:t>
+                          </w:r>
+                          <w:r>
+                            <w:rPr>
+                              <w:sz w:val="28"/>
+                              <w:szCs w:val="28"/>
+                            </w:rPr>
+                            <w:t>.</w:t>
                           </w:r>
                           <w:r>
                             <w:rPr>
@@ -6903,7 +6953,7 @@
         </mc:Choice>
         <mc:Fallback>
           <w:pict>
-            <v:shape w14:anchorId="02417628" id="Text Box 103" o:spid="_x0000_s1049" type="#_x0000_t202" style="position:absolute;margin-left:169.9pt;margin-top:-69.25pt;width:340.8pt;height:28.4pt;z-index:251681792;visibility:visible;mso-wrap-style:square;mso-width-percent:0;mso-height-percent:0;mso-wrap-distance-left:9pt;mso-wrap-distance-top:0;mso-wrap-distance-right:9pt;mso-wrap-distance-bottom:0;mso-position-horizontal:absolute;mso-position-horizontal-relative:text;mso-position-vertical:absolute;mso-position-vertical-relative:text;mso-width-percent:0;mso-height-percent:0;mso-width-relative:page;mso-height-relative:page;v-text-anchor:top" o:gfxdata="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" filled="f" stroked="f">
+            <v:shape w14:anchorId="02417628" id="Text Box 103" o:spid="_x0000_s1049" type="#_x0000_t202" style="position:absolute;margin-left:169.9pt;margin-top:-69.25pt;width:340.8pt;height:28.4pt;z-index:251681792;visibility:visible;mso-wrap-style:square;mso-width-percent:0;mso-height-percent:0;mso-wrap-distance-left:9pt;mso-wrap-distance-top:0;mso-wrap-distance-right:9pt;mso-wrap-distance-bottom:0;mso-position-horizontal:absolute;mso-position-horizontal-relative:text;mso-position-vertical:absolute;mso-position-vertical-relative:text;mso-width-percent:0;mso-height-percent:0;mso-width-relative:page;mso-height-relative:page;v-text-anchor:top" o:gfxdata="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" filled="f" stroked="f">
               <v:path arrowok="t"/>
               <v:textbox inset="0,0,0,0">
                 <w:txbxContent>
@@ -6971,7 +7021,21 @@
                         <w:sz w:val="28"/>
                         <w:szCs w:val="28"/>
                       </w:rPr>
-                      <w:t>25.</w:t>
+                      <w:t>2</w:t>
+                    </w:r>
+                    <w:r>
+                      <w:rPr>
+                        <w:sz w:val="28"/>
+                        <w:szCs w:val="28"/>
+                      </w:rPr>
+                      <w:t>6</w:t>
+                    </w:r>
+                    <w:r>
+                      <w:rPr>
+                        <w:sz w:val="28"/>
+                        <w:szCs w:val="28"/>
+                      </w:rPr>
+                      <w:t>.</w:t>
                     </w:r>
                     <w:r>
                       <w:rPr>
@@ -7012,7 +7076,7 @@
       <mc:AlternateContent>
         <mc:Choice Requires="wps">
           <w:drawing>
-            <wp:anchor distT="0" distB="0" distL="114300" distR="114300" simplePos="0" relativeHeight="251663360" behindDoc="0" locked="0" layoutInCell="1" allowOverlap="1" wp14:anchorId="58590639">
+            <wp:anchor distT="0" distB="0" distL="114300" distR="114300" simplePos="0" relativeHeight="251663360" behindDoc="0" locked="0" layoutInCell="1" allowOverlap="1" wp14:anchorId="58590639" wp14:editId="721CAF93">
               <wp:simplePos x="0" y="0"/>
               <wp:positionH relativeFrom="column">
                 <wp:posOffset>4668520</wp:posOffset>
@@ -7085,7 +7149,7 @@
         </mc:Choice>
         <mc:Fallback>
           <w:pict>
-            <v:shape w14:anchorId="58590639" id="Надпись 18" o:spid="_x0000_s1050" type="#_x0000_t202" style="position:absolute;margin-left:367.6pt;margin-top:-40.05pt;width:42.8pt;height:12.8pt;z-index:251663360;visibility:visible;mso-wrap-style:square;mso-width-percent:0;mso-height-percent:0;mso-wrap-distance-left:9pt;mso-wrap-distance-top:0;mso-wrap-distance-right:9pt;mso-wrap-distance-bottom:0;mso-position-horizontal:absolute;mso-position-horizontal-relative:text;mso-position-vertical:absolute;mso-position-vertical-relative:text;mso-width-percent:0;mso-height-percent:0;mso-width-relative:page;mso-height-relative:page;v-text-anchor:top" o:gfxdata="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" filled="f" stroked="f">
+            <v:shape w14:anchorId="58590639" id="Надпись 18" o:spid="_x0000_s1050" type="#_x0000_t202" style="position:absolute;margin-left:367.6pt;margin-top:-40.05pt;width:42.8pt;height:12.8pt;z-index:251663360;visibility:visible;mso-wrap-style:square;mso-width-percent:0;mso-height-percent:0;mso-wrap-distance-left:9pt;mso-wrap-distance-top:0;mso-wrap-distance-right:9pt;mso-wrap-distance-bottom:0;mso-position-horizontal:absolute;mso-position-horizontal-relative:text;mso-position-vertical:absolute;mso-position-vertical-relative:text;mso-width-percent:0;mso-height-percent:0;mso-width-relative:page;mso-height-relative:page;v-text-anchor:top" o:gfxdata="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" filled="f" stroked="f">
               <v:textbox inset="0,0,0,0">
                 <w:txbxContent>
                   <w:p>
@@ -7120,7 +7184,7 @@
       <mc:AlternateContent>
         <mc:Choice Requires="wps">
           <w:drawing>
-            <wp:anchor distT="0" distB="0" distL="114300" distR="114300" simplePos="0" relativeHeight="251664384" behindDoc="0" locked="0" layoutInCell="1" allowOverlap="1" wp14:anchorId="2F0474E2">
+            <wp:anchor distT="0" distB="0" distL="114300" distR="114300" simplePos="0" relativeHeight="251664384" behindDoc="0" locked="0" layoutInCell="1" allowOverlap="1" wp14:anchorId="2F0474E2" wp14:editId="518897D5">
               <wp:simplePos x="0" y="0"/>
               <wp:positionH relativeFrom="column">
                 <wp:posOffset>5230495</wp:posOffset>
@@ -7193,7 +7257,7 @@
         </mc:Choice>
         <mc:Fallback>
           <w:pict>
-            <v:shape w14:anchorId="2F0474E2" id="Надпись 17" o:spid="_x0000_s1051" type="#_x0000_t202" style="position:absolute;margin-left:411.85pt;margin-top:-40.3pt;width:41.35pt;height:13pt;z-index:251664384;visibility:visible;mso-wrap-style:square;mso-width-percent:0;mso-height-percent:0;mso-wrap-distance-left:9pt;mso-wrap-distance-top:0;mso-wrap-distance-right:9pt;mso-wrap-distance-bottom:0;mso-position-horizontal:absolute;mso-position-horizontal-relative:text;mso-position-vertical:absolute;mso-position-vertical-relative:text;mso-width-percent:0;mso-height-percent:0;mso-width-relative:page;mso-height-relative:page;v-text-anchor:top" o:gfxdata="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" filled="f" stroked="f">
+            <v:shape w14:anchorId="2F0474E2" id="Надпись 17" o:spid="_x0000_s1051" type="#_x0000_t202" style="position:absolute;margin-left:411.85pt;margin-top:-40.3pt;width:41.35pt;height:13pt;z-index:251664384;visibility:visible;mso-wrap-style:square;mso-width-percent:0;mso-height-percent:0;mso-wrap-distance-left:9pt;mso-wrap-distance-top:0;mso-wrap-distance-right:9pt;mso-wrap-distance-bottom:0;mso-position-horizontal:absolute;mso-position-horizontal-relative:text;mso-position-vertical:absolute;mso-position-vertical-relative:text;mso-width-percent:0;mso-height-percent:0;mso-width-relative:page;mso-height-relative:page;v-text-anchor:top" o:gfxdata="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" filled="f" stroked="f">
               <v:textbox inset="0,0,0,0">
                 <w:txbxContent>
                   <w:p>
@@ -7228,7 +7292,7 @@
       <mc:AlternateContent>
         <mc:Choice Requires="wps">
           <w:drawing>
-            <wp:anchor distT="0" distB="0" distL="114300" distR="114300" simplePos="0" relativeHeight="251665408" behindDoc="0" locked="0" layoutInCell="1" allowOverlap="1" wp14:anchorId="296285C9">
+            <wp:anchor distT="0" distB="0" distL="114300" distR="114300" simplePos="0" relativeHeight="251665408" behindDoc="0" locked="0" layoutInCell="1" allowOverlap="1" wp14:anchorId="296285C9" wp14:editId="0035A2EB">
               <wp:simplePos x="0" y="0"/>
               <wp:positionH relativeFrom="column">
                 <wp:posOffset>5775325</wp:posOffset>
@@ -7320,7 +7384,7 @@
         </mc:Choice>
         <mc:Fallback>
           <w:pict>
-            <v:shape w14:anchorId="296285C9" id="Text Box 41" o:spid="_x0000_s1052" type="#_x0000_t202" style="position:absolute;margin-left:454.75pt;margin-top:-39.95pt;width:54.8pt;height:12.4pt;z-index:251665408;visibility:visible;mso-wrap-style:square;mso-width-percent:0;mso-height-percent:0;mso-wrap-distance-left:9pt;mso-wrap-distance-top:0;mso-wrap-distance-right:9pt;mso-wrap-distance-bottom:0;mso-position-horizontal:absolute;mso-position-horizontal-relative:text;mso-position-vertical:absolute;mso-position-vertical-relative:text;mso-width-percent:0;mso-height-percent:0;mso-width-relative:page;mso-height-relative:page;v-text-anchor:top" o:gfxdata="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" filled="f" stroked="f">
+            <v:shape w14:anchorId="296285C9" id="Text Box 41" o:spid="_x0000_s1052" type="#_x0000_t202" style="position:absolute;margin-left:454.75pt;margin-top:-39.95pt;width:54.8pt;height:12.4pt;z-index:251665408;visibility:visible;mso-wrap-style:square;mso-width-percent:0;mso-height-percent:0;mso-wrap-distance-left:9pt;mso-wrap-distance-top:0;mso-wrap-distance-right:9pt;mso-wrap-distance-bottom:0;mso-position-horizontal:absolute;mso-position-horizontal-relative:text;mso-position-vertical:absolute;mso-position-vertical-relative:text;mso-width-percent:0;mso-height-percent:0;mso-width-relative:page;mso-height-relative:page;v-text-anchor:top" o:gfxdata="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" filled="f" stroked="f">
               <v:path arrowok="t"/>
               <v:textbox inset="0,0,0,0">
                 <w:txbxContent>
@@ -7356,7 +7420,7 @@
       <mc:AlternateContent>
         <mc:Choice Requires="wps">
           <w:drawing>
-            <wp:anchor distT="0" distB="0" distL="114300" distR="114300" simplePos="0" relativeHeight="251662336" behindDoc="0" locked="0" layoutInCell="1" allowOverlap="1" wp14:anchorId="31FDEF5C">
+            <wp:anchor distT="0" distB="0" distL="114300" distR="114300" simplePos="0" relativeHeight="251662336" behindDoc="0" locked="0" layoutInCell="1" allowOverlap="1" wp14:anchorId="31FDEF5C" wp14:editId="24B7D15D">
               <wp:simplePos x="0" y="0"/>
               <wp:positionH relativeFrom="column">
                 <wp:posOffset>4700270</wp:posOffset>
@@ -7435,7 +7499,7 @@
         </mc:Choice>
         <mc:Fallback>
           <w:pict>
-            <v:shape w14:anchorId="31FDEF5C" id="Надпись 16" o:spid="_x0000_s1053" type="#_x0000_t202" style="position:absolute;margin-left:370.1pt;margin-top:1.4pt;width:142pt;height:28.4pt;z-index:251662336;visibility:visible;mso-wrap-style:square;mso-width-percent:0;mso-height-percent:0;mso-wrap-distance-left:9pt;mso-wrap-distance-top:0;mso-wrap-distance-right:9pt;mso-wrap-distance-bottom:0;mso-position-horizontal:absolute;mso-position-horizontal-relative:text;mso-position-vertical:absolute;mso-position-vertical-relative:text;mso-width-percent:0;mso-height-percent:0;mso-width-relative:page;mso-height-relative:page;v-text-anchor:top" o:gfxdata="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" filled="f" stroked="f">
+            <v:shape w14:anchorId="31FDEF5C" id="Надпись 16" o:spid="_x0000_s1053" type="#_x0000_t202" style="position:absolute;margin-left:370.1pt;margin-top:1.4pt;width:142pt;height:28.4pt;z-index:251662336;visibility:visible;mso-wrap-style:square;mso-width-percent:0;mso-height-percent:0;mso-wrap-distance-left:9pt;mso-wrap-distance-top:0;mso-wrap-distance-right:9pt;mso-wrap-distance-bottom:0;mso-position-horizontal:absolute;mso-position-horizontal-relative:text;mso-position-vertical:absolute;mso-position-vertical-relative:text;mso-width-percent:0;mso-height-percent:0;mso-width-relative:page;mso-height-relative:page;v-text-anchor:top" o:gfxdata="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" filled="f" stroked="f">
               <v:textbox inset="0,0,0,0">
                 <w:txbxContent>
                   <w:p>
@@ -7476,7 +7540,7 @@
       <mc:AlternateContent>
         <mc:Choice Requires="wps">
           <w:drawing>
-            <wp:anchor distT="0" distB="0" distL="114300" distR="114300" simplePos="0" relativeHeight="251667456" behindDoc="0" locked="0" layoutInCell="1" allowOverlap="1" wp14:anchorId="01DEEB84">
+            <wp:anchor distT="0" distB="0" distL="114300" distR="114300" simplePos="0" relativeHeight="251667456" behindDoc="0" locked="0" layoutInCell="1" allowOverlap="1" wp14:anchorId="01DEEB84" wp14:editId="3AE794E9">
               <wp:simplePos x="0" y="0"/>
               <wp:positionH relativeFrom="column">
                 <wp:posOffset>-183515</wp:posOffset>
@@ -7578,7 +7642,7 @@
         </mc:Choice>
         <mc:Fallback>
           <w:pict>
-            <v:shape w14:anchorId="01DEEB84" id="Text Box 46" o:spid="_x0000_s1054" type="#_x0000_t202" style="position:absolute;margin-left:-14.45pt;margin-top:-54.15pt;width:28.4pt;height:12.2pt;z-index:251667456;visibility:visible;mso-wrap-style:square;mso-width-percent:0;mso-height-percent:0;mso-wrap-distance-left:9pt;mso-wrap-distance-top:0;mso-wrap-distance-right:9pt;mso-wrap-distance-bottom:0;mso-position-horizontal:absolute;mso-position-horizontal-relative:text;mso-position-vertical:absolute;mso-position-vertical-relative:text;mso-width-percent:0;mso-height-percent:0;mso-width-relative:page;mso-height-relative:page;v-text-anchor:top" o:gfxdata="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" filled="f" stroked="f">
+            <v:shape w14:anchorId="01DEEB84" id="Text Box 46" o:spid="_x0000_s1054" type="#_x0000_t202" style="position:absolute;margin-left:-14.45pt;margin-top:-54.15pt;width:28.4pt;height:12.2pt;z-index:251667456;visibility:visible;mso-wrap-style:square;mso-width-percent:0;mso-height-percent:0;mso-wrap-distance-left:9pt;mso-wrap-distance-top:0;mso-wrap-distance-right:9pt;mso-wrap-distance-bottom:0;mso-position-horizontal:absolute;mso-position-horizontal-relative:text;mso-position-vertical:absolute;mso-position-vertical-relative:text;mso-width-percent:0;mso-height-percent:0;mso-width-relative:page;mso-height-relative:page;v-text-anchor:top" o:gfxdata="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" filled="f" stroked="f">
               <v:path arrowok="t"/>
               <v:textbox inset="0,0,0,0">
                 <w:txbxContent>
@@ -7624,7 +7688,7 @@
       <mc:AlternateContent>
         <mc:Choice Requires="wps">
           <w:drawing>
-            <wp:anchor distT="0" distB="0" distL="114300" distR="114300" simplePos="0" relativeHeight="251669504" behindDoc="0" locked="0" layoutInCell="1" allowOverlap="1" wp14:anchorId="08D57D2D">
+            <wp:anchor distT="0" distB="0" distL="114300" distR="114300" simplePos="0" relativeHeight="251669504" behindDoc="0" locked="0" layoutInCell="1" allowOverlap="1" wp14:anchorId="08D57D2D" wp14:editId="61487261">
               <wp:simplePos x="0" y="0"/>
               <wp:positionH relativeFrom="column">
                 <wp:posOffset>1270000</wp:posOffset>
@@ -7707,7 +7771,7 @@
         </mc:Choice>
         <mc:Fallback>
           <w:pict>
-            <v:shape w14:anchorId="08D57D2D" id="Надпись 15" o:spid="_x0000_s1055" type="#_x0000_t202" style="position:absolute;margin-left:100pt;margin-top:-54.5pt;width:40.55pt;height:12.9pt;z-index:251669504;visibility:visible;mso-wrap-style:square;mso-width-percent:0;mso-height-percent:0;mso-wrap-distance-left:9pt;mso-wrap-distance-top:0;mso-wrap-distance-right:9pt;mso-wrap-distance-bottom:0;mso-position-horizontal:absolute;mso-position-horizontal-relative:text;mso-position-vertical:absolute;mso-position-vertical-relative:text;mso-width-percent:0;mso-height-percent:0;mso-width-relative:page;mso-height-relative:page;v-text-anchor:top" o:gfxdata="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" filled="f" stroked="f">
+            <v:shape w14:anchorId="08D57D2D" id="Надпись 15" o:spid="_x0000_s1055" type="#_x0000_t202" style="position:absolute;margin-left:100pt;margin-top:-54.5pt;width:40.55pt;height:12.9pt;z-index:251669504;visibility:visible;mso-wrap-style:square;mso-width-percent:0;mso-height-percent:0;mso-wrap-distance-left:9pt;mso-wrap-distance-top:0;mso-wrap-distance-right:9pt;mso-wrap-distance-bottom:0;mso-position-horizontal:absolute;mso-position-horizontal-relative:text;mso-position-vertical:absolute;mso-position-vertical-relative:text;mso-width-percent:0;mso-height-percent:0;mso-width-relative:page;mso-height-relative:page;v-text-anchor:top" o:gfxdata="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" filled="f" stroked="f">
               <v:textbox inset="0,0,0,0">
                 <w:txbxContent>
                   <w:p>
@@ -7752,7 +7816,7 @@
       <mc:AlternateContent>
         <mc:Choice Requires="wps">
           <w:drawing>
-            <wp:anchor distT="0" distB="0" distL="114300" distR="114300" simplePos="0" relativeHeight="251670528" behindDoc="0" locked="0" layoutInCell="1" allowOverlap="1" wp14:anchorId="42D1EA30">
+            <wp:anchor distT="0" distB="0" distL="114300" distR="114300" simplePos="0" relativeHeight="251670528" behindDoc="0" locked="0" layoutInCell="1" allowOverlap="1" wp14:anchorId="42D1EA30" wp14:editId="3358D4DF">
               <wp:simplePos x="0" y="0"/>
               <wp:positionH relativeFrom="column">
                 <wp:posOffset>1804035</wp:posOffset>
@@ -7825,7 +7889,7 @@
         </mc:Choice>
         <mc:Fallback>
           <w:pict>
-            <v:shape w14:anchorId="42D1EA30" id="Надпись 14" o:spid="_x0000_s1056" type="#_x0000_t202" style="position:absolute;margin-left:142.05pt;margin-top:-54.15pt;width:28.4pt;height:12.6pt;z-index:251670528;visibility:visible;mso-wrap-style:square;mso-width-percent:0;mso-height-percent:0;mso-wrap-distance-left:9pt;mso-wrap-distance-top:0;mso-wrap-distance-right:9pt;mso-wrap-distance-bottom:0;mso-position-horizontal:absolute;mso-position-horizontal-relative:text;mso-position-vertical:absolute;mso-position-vertical-relative:text;mso-width-percent:0;mso-height-percent:0;mso-width-relative:page;mso-height-relative:page;v-text-anchor:top" o:gfxdata="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" filled="f" stroked="f">
+            <v:shape w14:anchorId="42D1EA30" id="Надпись 14" o:spid="_x0000_s1056" type="#_x0000_t202" style="position:absolute;margin-left:142.05pt;margin-top:-54.15pt;width:28.4pt;height:12.6pt;z-index:251670528;visibility:visible;mso-wrap-style:square;mso-width-percent:0;mso-height-percent:0;mso-wrap-distance-left:9pt;mso-wrap-distance-top:0;mso-wrap-distance-right:9pt;mso-wrap-distance-bottom:0;mso-position-horizontal:absolute;mso-position-horizontal-relative:text;mso-position-vertical:absolute;mso-position-vertical-relative:text;mso-width-percent:0;mso-height-percent:0;mso-width-relative:page;mso-height-relative:page;v-text-anchor:top" o:gfxdata="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" filled="f" stroked="f">
               <v:textbox inset="0,0,0,0">
                 <w:txbxContent>
                   <w:p>
@@ -7860,7 +7924,7 @@
       <mc:AlternateContent>
         <mc:Choice Requires="wps">
           <w:drawing>
-            <wp:anchor distT="0" distB="0" distL="114300" distR="114300" simplePos="0" relativeHeight="251676672" behindDoc="0" locked="0" layoutInCell="1" allowOverlap="1" wp14:anchorId="262C7A98">
+            <wp:anchor distT="0" distB="0" distL="114300" distR="114300" simplePos="0" relativeHeight="251676672" behindDoc="0" locked="0" layoutInCell="1" allowOverlap="1" wp14:anchorId="262C7A98" wp14:editId="71EB3C7C">
               <wp:simplePos x="0" y="0"/>
               <wp:positionH relativeFrom="page">
                 <wp:posOffset>720090</wp:posOffset>
@@ -7921,7 +7985,7 @@
         </mc:Choice>
         <mc:Fallback>
           <w:pict>
-            <v:line w14:anchorId="6FF523CD" id="Line 82" o:spid="_x0000_s1026" style="position:absolute;z-index:251676672;visibility:visible;mso-wrap-style:square;mso-width-percent:0;mso-height-percent:0;mso-wrap-distance-left:9pt;mso-wrap-distance-top:0;mso-wrap-distance-right:9pt;mso-wrap-distance-bottom:0;mso-position-horizontal:absolute;mso-position-horizontal-relative:page;mso-position-vertical:absolute;mso-position-vertical-relative:page;mso-width-percent:0;mso-height-percent:0;mso-width-relative:page;mso-height-relative:page" from="56.7pt,781.85pt" to="240.95pt,781.85pt" o:gfxdata="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">
+            <v:line w14:anchorId="6FF523CD" id="Line 82" o:spid="_x0000_s1026" style="position:absolute;z-index:251676672;visibility:visible;mso-wrap-style:square;mso-width-percent:0;mso-height-percent:0;mso-wrap-distance-left:9pt;mso-wrap-distance-top:0;mso-wrap-distance-right:9pt;mso-wrap-distance-bottom:0;mso-position-horizontal:absolute;mso-position-horizontal-relative:page;mso-position-vertical:absolute;mso-position-vertical-relative:page;mso-width-percent:0;mso-height-percent:0;mso-width-relative:page;mso-height-relative:page" from="56.7pt,781.85pt" to="240.95pt,781.85pt" o:gfxdata="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">
               <o:lock v:ext="edit" shapetype="f"/>
               <w10:wrap anchorx="page" anchory="page"/>
             </v:line>
@@ -7936,7 +8000,7 @@
       <mc:AlternateContent>
         <mc:Choice Requires="wps">
           <w:drawing>
-            <wp:anchor distT="4294967295" distB="4294967295" distL="114300" distR="114300" simplePos="0" relativeHeight="251675648" behindDoc="0" locked="0" layoutInCell="1" allowOverlap="1" wp14:anchorId="3BF60787">
+            <wp:anchor distT="4294967295" distB="4294967295" distL="114300" distR="114300" simplePos="0" relativeHeight="251675648" behindDoc="0" locked="0" layoutInCell="1" allowOverlap="1" wp14:anchorId="3BF60787" wp14:editId="687C5A34">
               <wp:simplePos x="0" y="0"/>
               <wp:positionH relativeFrom="page">
                 <wp:posOffset>5579745</wp:posOffset>
@@ -7990,7 +8054,7 @@
         </mc:Choice>
         <mc:Fallback>
           <w:pict>
-            <v:line w14:anchorId="0462D929" id="Прямая соединительная линия 13" o:spid="_x0000_s1026" style="position:absolute;z-index:251675648;visibility:visible;mso-wrap-style:square;mso-width-percent:0;mso-height-percent:0;mso-wrap-distance-left:9pt;mso-wrap-distance-top:.mm;mso-wrap-distance-right:9pt;mso-wrap-distance-bottom:.mm;mso-position-horizontal:absolute;mso-position-horizontal-relative:page;mso-position-vertical:absolute;mso-position-vertical-relative:page;mso-width-percent:0;mso-height-percent:0;mso-width-relative:page;mso-height-relative:page" from="439.35pt,781.85pt" to="581.1pt,781.85pt" o:gfxdata="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" strokeweight="1.5pt">
+            <v:line w14:anchorId="0462D929" id="Прямая соединительная линия 13" o:spid="_x0000_s1026" style="position:absolute;z-index:251675648;visibility:visible;mso-wrap-style:square;mso-width-percent:0;mso-height-percent:0;mso-wrap-distance-left:9pt;mso-wrap-distance-top:.mm;mso-wrap-distance-right:9pt;mso-wrap-distance-bottom:.mm;mso-position-horizontal:absolute;mso-position-horizontal-relative:page;mso-position-vertical:absolute;mso-position-vertical-relative:page;mso-width-percent:0;mso-height-percent:0;mso-width-relative:page;mso-height-relative:page" from="439.35pt,781.85pt" to="581.1pt,781.85pt" o:gfxdata="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" strokeweight="1.5pt">
               <o:lock v:ext="edit" shapetype="f"/>
               <w10:wrap anchorx="page" anchory="page"/>
             </v:line>
@@ -8005,7 +8069,7 @@
       <mc:AlternateContent>
         <mc:Choice Requires="wps">
           <w:drawing>
-            <wp:anchor distT="0" distB="0" distL="114300" distR="114300" simplePos="0" relativeHeight="251661312" behindDoc="0" locked="0" layoutInCell="1" allowOverlap="1" wp14:anchorId="355408BC">
+            <wp:anchor distT="0" distB="0" distL="114300" distR="114300" simplePos="0" relativeHeight="251661312" behindDoc="0" locked="0" layoutInCell="1" allowOverlap="1" wp14:anchorId="355408BC" wp14:editId="059D7228">
               <wp:simplePos x="0" y="0"/>
               <wp:positionH relativeFrom="column">
                 <wp:posOffset>2101215</wp:posOffset>
@@ -8067,7 +8131,7 @@
         </mc:Choice>
         <mc:Fallback>
           <w:pict>
-            <v:shape w14:anchorId="355408BC" id="Надпись 12" o:spid="_x0000_s1057" type="#_x0000_t202" style="position:absolute;margin-left:165.45pt;margin-top:-85.1pt;width:321.65pt;height:11.5pt;z-index:251661312;visibility:visible;mso-wrap-style:square;mso-width-percent:0;mso-height-percent:0;mso-wrap-distance-left:9pt;mso-wrap-distance-top:0;mso-wrap-distance-right:9pt;mso-wrap-distance-bottom:0;mso-position-horizontal:absolute;mso-position-horizontal-relative:text;mso-position-vertical:absolute;mso-position-vertical-relative:text;mso-width-percent:0;mso-height-percent:0;mso-width-relative:page;mso-height-relative:page;v-text-anchor:top" o:gfxdata="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" filled="f" stroked="f">
+            <v:shape w14:anchorId="355408BC" id="Надпись 12" o:spid="_x0000_s1057" type="#_x0000_t202" style="position:absolute;margin-left:165.45pt;margin-top:-85.1pt;width:321.65pt;height:11.5pt;z-index:251661312;visibility:visible;mso-wrap-style:square;mso-width-percent:0;mso-height-percent:0;mso-wrap-distance-left:9pt;mso-wrap-distance-top:0;mso-wrap-distance-right:9pt;mso-wrap-distance-bottom:0;mso-position-horizontal:absolute;mso-position-horizontal-relative:text;mso-position-vertical:absolute;mso-position-vertical-relative:text;mso-width-percent:0;mso-height-percent:0;mso-width-relative:page;mso-height-relative:page;v-text-anchor:top" o:gfxdata="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" filled="f" stroked="f">
               <v:textbox style="mso-fit-shape-to-text:t" inset="0,0,0,0">
                 <w:txbxContent>
                   <w:p>
@@ -8091,7 +8155,7 @@
       <mc:AlternateContent>
         <mc:Choice Requires="wps">
           <w:drawing>
-            <wp:anchor distT="4294967295" distB="4294967295" distL="114300" distR="114300" simplePos="0" relativeHeight="251660288" behindDoc="0" locked="0" layoutInCell="1" allowOverlap="1" wp14:anchorId="1E55D120">
+            <wp:anchor distT="4294967295" distB="4294967295" distL="114300" distR="114300" simplePos="0" relativeHeight="251660288" behindDoc="0" locked="0" layoutInCell="1" allowOverlap="1" wp14:anchorId="1E55D120" wp14:editId="04312647">
               <wp:simplePos x="0" y="0"/>
               <wp:positionH relativeFrom="page">
                 <wp:posOffset>5578475</wp:posOffset>
@@ -8145,7 +8209,7 @@
         </mc:Choice>
         <mc:Fallback>
           <w:pict>
-            <v:line w14:anchorId="18E302E0" id="Прямая соединительная линия 11" o:spid="_x0000_s1026" style="position:absolute;z-index:251660288;visibility:visible;mso-wrap-style:square;mso-width-percent:0;mso-height-percent:0;mso-wrap-distance-left:9pt;mso-wrap-distance-top:.mm;mso-wrap-distance-right:9pt;mso-wrap-distance-bottom:.mm;mso-position-horizontal:absolute;mso-position-horizontal-relative:page;mso-position-vertical:absolute;mso-position-vertical-relative:page;mso-width-percent:0;mso-height-percent:0;mso-width-relative:page;mso-height-relative:page" from="439.25pt,767.7pt" to="581pt,767.7pt" o:gfxdata="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" strokeweight="1.5pt">
+            <v:line w14:anchorId="18E302E0" id="Прямая соединительная линия 11" o:spid="_x0000_s1026" style="position:absolute;z-index:251660288;visibility:visible;mso-wrap-style:square;mso-width-percent:0;mso-height-percent:0;mso-wrap-distance-left:9pt;mso-wrap-distance-top:.mm;mso-wrap-distance-right:9pt;mso-wrap-distance-bottom:.mm;mso-position-horizontal:absolute;mso-position-horizontal-relative:page;mso-position-vertical:absolute;mso-position-vertical-relative:page;mso-width-percent:0;mso-height-percent:0;mso-width-relative:page;mso-height-relative:page" from="439.25pt,767.7pt" to="581pt,767.7pt" o:gfxdata="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" strokeweight="1.5pt">
               <o:lock v:ext="edit" shapetype="f"/>
               <w10:wrap anchorx="page" anchory="page"/>
             </v:line>
@@ -8160,7 +8224,7 @@
       <mc:AlternateContent>
         <mc:Choice Requires="wps">
           <w:drawing>
-            <wp:anchor distT="0" distB="0" distL="114299" distR="114299" simplePos="0" relativeHeight="251659264" behindDoc="0" locked="0" layoutInCell="1" allowOverlap="1" wp14:anchorId="7D2A505C">
+            <wp:anchor distT="0" distB="0" distL="114299" distR="114299" simplePos="0" relativeHeight="251659264" behindDoc="0" locked="0" layoutInCell="1" allowOverlap="1" wp14:anchorId="7D2A505C" wp14:editId="6C9618AE">
               <wp:simplePos x="0" y="0"/>
               <wp:positionH relativeFrom="page">
                 <wp:posOffset>6658610</wp:posOffset>
@@ -8221,7 +8285,7 @@
         </mc:Choice>
         <mc:Fallback>
           <w:pict>
-            <v:line w14:anchorId="29F3B6A0" id="Line 26" o:spid="_x0000_s1026" style="position:absolute;z-index:251659264;visibility:visible;mso-wrap-style:square;mso-width-percent:0;mso-height-percent:0;mso-wrap-distance-left:3.17497mm;mso-wrap-distance-top:0;mso-wrap-distance-right:3.17497mm;mso-wrap-distance-bottom:0;mso-position-horizontal:absolute;mso-position-horizontal-relative:page;mso-position-vertical:absolute;mso-position-vertical-relative:page;mso-width-percent:0;mso-height-percent:0;mso-width-relative:page;mso-height-relative:page" from="524.3pt,753.55pt" to="524.3pt,781.9pt" o:gfxdata="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" strokeweight="1.5pt">
+            <v:line w14:anchorId="29F3B6A0" id="Line 26" o:spid="_x0000_s1026" style="position:absolute;z-index:251659264;visibility:visible;mso-wrap-style:square;mso-width-percent:0;mso-height-percent:0;mso-wrap-distance-left:3.17497mm;mso-wrap-distance-top:0;mso-wrap-distance-right:3.17497mm;mso-wrap-distance-bottom:0;mso-position-horizontal:absolute;mso-position-horizontal-relative:page;mso-position-vertical:absolute;mso-position-vertical-relative:page;mso-width-percent:0;mso-height-percent:0;mso-width-relative:page;mso-height-relative:page" from="524.3pt,753.55pt" to="524.3pt,781.9pt" o:gfxdata="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" strokeweight="1.5pt">
               <o:lock v:ext="edit" shapetype="f"/>
               <w10:wrap anchorx="page" anchory="page"/>
             </v:line>
@@ -8236,7 +8300,7 @@
       <mc:AlternateContent>
         <mc:Choice Requires="wps">
           <w:drawing>
-            <wp:anchor distT="0" distB="0" distL="114298" distR="114298" simplePos="0" relativeHeight="251657216" behindDoc="0" locked="0" layoutInCell="1" allowOverlap="1" wp14:anchorId="515C2F56">
+            <wp:anchor distT="0" distB="0" distL="114298" distR="114298" simplePos="0" relativeHeight="251657216" behindDoc="0" locked="0" layoutInCell="1" allowOverlap="1" wp14:anchorId="515C2F56" wp14:editId="553DAF77">
               <wp:simplePos x="0" y="0"/>
               <wp:positionH relativeFrom="page">
                 <wp:posOffset>5579744</wp:posOffset>
@@ -8290,7 +8354,7 @@
         </mc:Choice>
         <mc:Fallback>
           <w:pict>
-            <v:line w14:anchorId="333D8AB8" id="Прямая соединительная линия 10" o:spid="_x0000_s1026" style="position:absolute;z-index:251657216;visibility:visible;mso-wrap-style:square;mso-width-percent:0;mso-height-percent:0;mso-wrap-distance-left:3.17494mm;mso-wrap-distance-top:0;mso-wrap-distance-right:3.17494mm;mso-wrap-distance-bottom:0;mso-position-horizontal:absolute;mso-position-horizontal-relative:page;mso-position-vertical:absolute;mso-position-vertical-relative:page;mso-width-percent:0;mso-height-percent:0;mso-width-relative:page;mso-height-relative:page" from="439.35pt,753.5pt" to="439.35pt,824.35pt" o:gfxdata="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" strokeweight="1.5pt">
+            <v:line w14:anchorId="333D8AB8" id="Прямая соединительная линия 10" o:spid="_x0000_s1026" style="position:absolute;z-index:251657216;visibility:visible;mso-wrap-style:square;mso-width-percent:0;mso-height-percent:0;mso-wrap-distance-left:3.17494mm;mso-wrap-distance-top:0;mso-wrap-distance-right:3.17494mm;mso-wrap-distance-bottom:0;mso-position-horizontal:absolute;mso-position-horizontal-relative:page;mso-position-vertical:absolute;mso-position-vertical-relative:page;mso-width-percent:0;mso-height-percent:0;mso-width-relative:page;mso-height-relative:page" from="439.35pt,753.5pt" to="439.35pt,824.35pt" o:gfxdata="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" strokeweight="1.5pt">
               <o:lock v:ext="edit" shapetype="f"/>
               <w10:wrap anchorx="page" anchory="page"/>
             </v:line>
@@ -8305,7 +8369,7 @@
       <mc:AlternateContent>
         <mc:Choice Requires="wps">
           <w:drawing>
-            <wp:anchor distT="4294967295" distB="4294967295" distL="114300" distR="114300" simplePos="0" relativeHeight="251656192" behindDoc="0" locked="0" layoutInCell="1" allowOverlap="1" wp14:anchorId="5E8E771A">
+            <wp:anchor distT="4294967295" distB="4294967295" distL="114300" distR="114300" simplePos="0" relativeHeight="251656192" behindDoc="0" locked="0" layoutInCell="1" allowOverlap="1" wp14:anchorId="5E8E771A" wp14:editId="3A814392">
               <wp:simplePos x="0" y="0"/>
               <wp:positionH relativeFrom="page">
                 <wp:posOffset>720090</wp:posOffset>
@@ -8359,7 +8423,7 @@
         </mc:Choice>
         <mc:Fallback>
           <w:pict>
-            <v:line w14:anchorId="196263DF" id="Прямая соединительная линия 9" o:spid="_x0000_s1026" style="position:absolute;z-index:251656192;visibility:visible;mso-wrap-style:square;mso-width-percent:0;mso-height-percent:0;mso-wrap-distance-left:9pt;mso-wrap-distance-top:.mm;mso-wrap-distance-right:9pt;mso-wrap-distance-bottom:.mm;mso-position-horizontal:absolute;mso-position-horizontal-relative:page;mso-position-vertical:absolute;mso-position-vertical-relative:page;mso-width-percent:0;mso-height-percent:0;mso-width-relative:page;mso-height-relative:page" from="56.7pt,753.5pt" to="581pt,753.5pt" o:gfxdata="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" strokeweight="1.5pt">
+            <v:line w14:anchorId="196263DF" id="Прямая соединительная линия 9" o:spid="_x0000_s1026" style="position:absolute;z-index:251656192;visibility:visible;mso-wrap-style:square;mso-width-percent:0;mso-height-percent:0;mso-wrap-distance-left:9pt;mso-wrap-distance-top:.mm;mso-wrap-distance-right:9pt;mso-wrap-distance-bottom:.mm;mso-position-horizontal:absolute;mso-position-horizontal-relative:page;mso-position-vertical:absolute;mso-position-vertical-relative:page;mso-width-percent:0;mso-height-percent:0;mso-width-relative:page;mso-height-relative:page" from="56.7pt,753.5pt" to="581pt,753.5pt" o:gfxdata="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" strokeweight="1.5pt">
               <o:lock v:ext="edit" shapetype="f"/>
               <w10:wrap anchorx="page" anchory="page"/>
             </v:line>
@@ -8374,7 +8438,7 @@
       <mc:AlternateContent>
         <mc:Choice Requires="wps">
           <w:drawing>
-            <wp:anchor distT="0" distB="0" distL="114298" distR="114298" simplePos="0" relativeHeight="251655168" behindDoc="0" locked="0" layoutInCell="1" allowOverlap="1" wp14:anchorId="1D2D6452">
+            <wp:anchor distT="0" distB="0" distL="114298" distR="114298" simplePos="0" relativeHeight="251655168" behindDoc="0" locked="0" layoutInCell="1" allowOverlap="1" wp14:anchorId="1D2D6452" wp14:editId="0C09FBA1">
               <wp:simplePos x="0" y="0"/>
               <wp:positionH relativeFrom="page">
                 <wp:posOffset>2700654</wp:posOffset>
@@ -8428,7 +8492,7 @@
         </mc:Choice>
         <mc:Fallback>
           <w:pict>
-            <v:line w14:anchorId="598B1892" id="Прямая соединительная линия 8" o:spid="_x0000_s1026" style="position:absolute;z-index:251655168;visibility:visible;mso-wrap-style:square;mso-width-percent:0;mso-height-percent:0;mso-wrap-distance-left:3.17494mm;mso-wrap-distance-top:0;mso-wrap-distance-right:3.17494mm;mso-wrap-distance-bottom:0;mso-position-horizontal:absolute;mso-position-horizontal-relative:page;mso-position-vertical:absolute;mso-position-vertical-relative:page;mso-width-percent:0;mso-height-percent:0;mso-width-relative:page;mso-height-relative:page" from="212.65pt,711pt" to="212.65pt,824.4pt" o:gfxdata="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" strokeweight="1.5pt">
+            <v:line w14:anchorId="598B1892" id="Прямая соединительная линия 8" o:spid="_x0000_s1026" style="position:absolute;z-index:251655168;visibility:visible;mso-wrap-style:square;mso-width-percent:0;mso-height-percent:0;mso-wrap-distance-left:3.17494mm;mso-wrap-distance-top:0;mso-wrap-distance-right:3.17494mm;mso-wrap-distance-bottom:0;mso-position-horizontal:absolute;mso-position-horizontal-relative:page;mso-position-vertical:absolute;mso-position-vertical-relative:page;mso-width-percent:0;mso-height-percent:0;mso-width-relative:page;mso-height-relative:page" from="212.65pt,711pt" to="212.65pt,824.4pt" o:gfxdata="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" strokeweight="1.5pt">
               <o:lock v:ext="edit" shapetype="f"/>
               <w10:wrap anchorx="page" anchory="page"/>
             </v:line>
@@ -8443,7 +8507,7 @@
       <mc:AlternateContent>
         <mc:Choice Requires="wps">
           <w:drawing>
-            <wp:anchor distT="0" distB="0" distL="114298" distR="114298" simplePos="0" relativeHeight="251654144" behindDoc="0" locked="0" layoutInCell="1" allowOverlap="1" wp14:anchorId="1CB32F48">
+            <wp:anchor distT="0" distB="0" distL="114298" distR="114298" simplePos="0" relativeHeight="251654144" behindDoc="0" locked="0" layoutInCell="1" allowOverlap="1" wp14:anchorId="1CB32F48" wp14:editId="7606FCD1">
               <wp:simplePos x="0" y="0"/>
               <wp:positionH relativeFrom="page">
                 <wp:posOffset>2159634</wp:posOffset>
@@ -8497,7 +8561,7 @@
         </mc:Choice>
         <mc:Fallback>
           <w:pict>
-            <v:line w14:anchorId="423B5DDA" id="Прямая соединительная линия 7" o:spid="_x0000_s1026" style="position:absolute;z-index:251654144;visibility:visible;mso-wrap-style:square;mso-width-percent:0;mso-height-percent:0;mso-wrap-distance-left:3.17494mm;mso-wrap-distance-top:0;mso-wrap-distance-right:3.17494mm;mso-wrap-distance-bottom:0;mso-position-horizontal:absolute;mso-position-horizontal-relative:page;mso-position-vertical:absolute;mso-position-vertical-relative:page;mso-width-percent:0;mso-height-percent:0;mso-width-relative:page;mso-height-relative:page" from="170.05pt,711pt" to="170.05pt,824.4pt" o:gfxdata="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" strokeweight="1.5pt">
+            <v:line w14:anchorId="423B5DDA" id="Прямая соединительная линия 7" o:spid="_x0000_s1026" style="position:absolute;z-index:251654144;visibility:visible;mso-wrap-style:square;mso-width-percent:0;mso-height-percent:0;mso-wrap-distance-left:3.17494mm;mso-wrap-distance-top:0;mso-wrap-distance-right:3.17494mm;mso-wrap-distance-bottom:0;mso-position-horizontal:absolute;mso-position-horizontal-relative:page;mso-position-vertical:absolute;mso-position-vertical-relative:page;mso-width-percent:0;mso-height-percent:0;mso-width-relative:page;mso-height-relative:page" from="170.05pt,711pt" to="170.05pt,824.4pt" o:gfxdata="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" strokeweight="1.5pt">
               <o:lock v:ext="edit" shapetype="f"/>
               <w10:wrap anchorx="page" anchory="page"/>
             </v:line>
@@ -8512,7 +8576,7 @@
       <mc:AlternateContent>
         <mc:Choice Requires="wps">
           <w:drawing>
-            <wp:anchor distT="0" distB="0" distL="114300" distR="114300" simplePos="0" relativeHeight="251651072" behindDoc="0" locked="0" layoutInCell="1" allowOverlap="1" wp14:anchorId="67A06BD8">
+            <wp:anchor distT="0" distB="0" distL="114300" distR="114300" simplePos="0" relativeHeight="251651072" behindDoc="0" locked="0" layoutInCell="1" allowOverlap="1" wp14:anchorId="67A06BD8" wp14:editId="051DDA03">
               <wp:simplePos x="0" y="0"/>
               <wp:positionH relativeFrom="page">
                 <wp:posOffset>720725</wp:posOffset>
@@ -8573,7 +8637,7 @@
         </mc:Choice>
         <mc:Fallback>
           <w:pict>
-            <v:line w14:anchorId="266757ED" id="Line 17" o:spid="_x0000_s1026" style="position:absolute;z-index:251651072;visibility:visible;mso-wrap-style:square;mso-width-percent:0;mso-height-percent:0;mso-wrap-distance-left:9pt;mso-wrap-distance-top:0;mso-wrap-distance-right:9pt;mso-wrap-distance-bottom:0;mso-position-horizontal:absolute;mso-position-horizontal-relative:page;mso-position-vertical:absolute;mso-position-vertical-relative:page;mso-width-percent:0;mso-height-percent:0;mso-width-relative:page;mso-height-relative:page" from="56.75pt,725.15pt" to="241pt,725.15pt" o:gfxdata="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">
+            <v:line w14:anchorId="266757ED" id="Line 17" o:spid="_x0000_s1026" style="position:absolute;z-index:251651072;visibility:visible;mso-wrap-style:square;mso-width-percent:0;mso-height-percent:0;mso-wrap-distance-left:9pt;mso-wrap-distance-top:0;mso-wrap-distance-right:9pt;mso-wrap-distance-bottom:0;mso-position-horizontal:absolute;mso-position-horizontal-relative:page;mso-position-vertical:absolute;mso-position-vertical-relative:page;mso-width-percent:0;mso-height-percent:0;mso-width-relative:page;mso-height-relative:page" from="56.75pt,725.15pt" to="241pt,725.15pt" o:gfxdata="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">
               <o:lock v:ext="edit" shapetype="f"/>
               <w10:wrap anchorx="page" anchory="page"/>
             </v:line>
@@ -8588,7 +8652,7 @@
       <mc:AlternateContent>
         <mc:Choice Requires="wps">
           <w:drawing>
-            <wp:anchor distT="4294967295" distB="4294967295" distL="114300" distR="114300" simplePos="0" relativeHeight="251650048" behindDoc="0" locked="0" layoutInCell="1" allowOverlap="1" wp14:anchorId="0DB966E2">
+            <wp:anchor distT="4294967295" distB="4294967295" distL="114300" distR="114300" simplePos="0" relativeHeight="251650048" behindDoc="0" locked="0" layoutInCell="1" allowOverlap="1" wp14:anchorId="0DB966E2" wp14:editId="654150C5">
               <wp:simplePos x="0" y="0"/>
               <wp:positionH relativeFrom="page">
                 <wp:posOffset>720090</wp:posOffset>
@@ -8642,7 +8706,7 @@
         </mc:Choice>
         <mc:Fallback>
           <w:pict>
-            <v:line w14:anchorId="5C92E012" id="Прямая соединительная линия 6" o:spid="_x0000_s1026" style="position:absolute;z-index:251650048;visibility:visible;mso-wrap-style:square;mso-width-percent:0;mso-height-percent:0;mso-wrap-distance-left:9pt;mso-wrap-distance-top:.mm;mso-wrap-distance-right:9pt;mso-wrap-distance-bottom:.mm;mso-position-horizontal:absolute;mso-position-horizontal-relative:page;mso-position-vertical:absolute;mso-position-vertical-relative:page;mso-width-percent:0;mso-height-percent:0;mso-width-relative:page;mso-height-relative:page" from="56.7pt,739.35pt" to="240.95pt,739.35pt" o:gfxdata="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" strokeweight="1.5pt">
+            <v:line w14:anchorId="5C92E012" id="Прямая соединительная линия 6" o:spid="_x0000_s1026" style="position:absolute;z-index:251650048;visibility:visible;mso-wrap-style:square;mso-width-percent:0;mso-height-percent:0;mso-wrap-distance-left:9pt;mso-wrap-distance-top:.mm;mso-wrap-distance-right:9pt;mso-wrap-distance-bottom:.mm;mso-position-horizontal:absolute;mso-position-horizontal-relative:page;mso-position-vertical:absolute;mso-position-vertical-relative:page;mso-width-percent:0;mso-height-percent:0;mso-width-relative:page;mso-height-relative:page" from="56.7pt,739.35pt" to="240.95pt,739.35pt" o:gfxdata="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" strokeweight="1.5pt">
               <o:lock v:ext="edit" shapetype="f"/>
               <w10:wrap anchorx="page" anchory="page"/>
             </v:line>
@@ -8657,7 +8721,7 @@
       <mc:AlternateContent>
         <mc:Choice Requires="wps">
           <w:drawing>
-            <wp:anchor distT="4294967295" distB="4294967295" distL="114300" distR="114300" simplePos="0" relativeHeight="251649024" behindDoc="0" locked="0" layoutInCell="1" allowOverlap="1" wp14:anchorId="34FF7D93">
+            <wp:anchor distT="4294967295" distB="4294967295" distL="114300" distR="114300" simplePos="0" relativeHeight="251649024" behindDoc="0" locked="0" layoutInCell="1" allowOverlap="1" wp14:anchorId="34FF7D93" wp14:editId="15C491CD">
               <wp:simplePos x="0" y="0"/>
               <wp:positionH relativeFrom="page">
                 <wp:posOffset>720725</wp:posOffset>
@@ -8711,7 +8775,7 @@
         </mc:Choice>
         <mc:Fallback>
           <w:pict>
-            <v:line w14:anchorId="5C72FA5A" id="Прямая соединительная линия 5" o:spid="_x0000_s1026" style="position:absolute;z-index:251649024;visibility:visible;mso-wrap-style:square;mso-width-percent:0;mso-height-percent:0;mso-wrap-distance-left:9pt;mso-wrap-distance-top:.mm;mso-wrap-distance-right:9pt;mso-wrap-distance-bottom:.mm;mso-position-horizontal:absolute;mso-position-horizontal-relative:page;mso-position-vertical:absolute;mso-position-vertical-relative:page;mso-width-percent:0;mso-height-percent:0;mso-width-relative:page;mso-height-relative:page" from="56.75pt,767.7pt" to="241pt,767.7pt" o:gfxdata="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">
+            <v:line w14:anchorId="5C72FA5A" id="Прямая соединительная линия 5" o:spid="_x0000_s1026" style="position:absolute;z-index:251649024;visibility:visible;mso-wrap-style:square;mso-width-percent:0;mso-height-percent:0;mso-wrap-distance-left:9pt;mso-wrap-distance-top:.mm;mso-wrap-distance-right:9pt;mso-wrap-distance-bottom:.mm;mso-position-horizontal:absolute;mso-position-horizontal-relative:page;mso-position-vertical:absolute;mso-position-vertical-relative:page;mso-width-percent:0;mso-height-percent:0;mso-width-relative:page;mso-height-relative:page" from="56.75pt,767.7pt" to="241pt,767.7pt" o:gfxdata="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">
               <o:lock v:ext="edit" shapetype="f"/>
               <w10:wrap anchorx="page" anchory="page"/>
             </v:line>
@@ -8726,7 +8790,7 @@
       <mc:AlternateContent>
         <mc:Choice Requires="wps">
           <w:drawing>
-            <wp:anchor distT="0" distB="0" distL="114300" distR="114300" simplePos="0" relativeHeight="251648000" behindDoc="0" locked="0" layoutInCell="1" allowOverlap="1" wp14:anchorId="1E538660">
+            <wp:anchor distT="0" distB="0" distL="114300" distR="114300" simplePos="0" relativeHeight="251648000" behindDoc="0" locked="0" layoutInCell="1" allowOverlap="1" wp14:anchorId="1E538660" wp14:editId="311A1F18">
               <wp:simplePos x="0" y="0"/>
               <wp:positionH relativeFrom="page">
                 <wp:posOffset>720725</wp:posOffset>
@@ -8787,7 +8851,7 @@
         </mc:Choice>
         <mc:Fallback>
           <w:pict>
-            <v:line w14:anchorId="0E996B15" id="Line 12" o:spid="_x0000_s1026" style="position:absolute;z-index:251648000;visibility:visible;mso-wrap-style:square;mso-width-percent:0;mso-height-percent:0;mso-wrap-distance-left:9pt;mso-wrap-distance-top:0;mso-wrap-distance-right:9pt;mso-wrap-distance-bottom:0;mso-position-horizontal:absolute;mso-position-horizontal-relative:page;mso-position-vertical:absolute;mso-position-vertical-relative:page;mso-width-percent:0;mso-height-percent:0;mso-width-relative:page;mso-height-relative:page" from="56.75pt,796.05pt" to="241pt,796.05pt" o:gfxdata="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">
+            <v:line w14:anchorId="0E996B15" id="Line 12" o:spid="_x0000_s1026" style="position:absolute;z-index:251648000;visibility:visible;mso-wrap-style:square;mso-width-percent:0;mso-height-percent:0;mso-wrap-distance-left:9pt;mso-wrap-distance-top:0;mso-wrap-distance-right:9pt;mso-wrap-distance-bottom:0;mso-position-horizontal:absolute;mso-position-horizontal-relative:page;mso-position-vertical:absolute;mso-position-vertical-relative:page;mso-width-percent:0;mso-height-percent:0;mso-width-relative:page;mso-height-relative:page" from="56.75pt,796.05pt" to="241pt,796.05pt" o:gfxdata="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">
               <o:lock v:ext="edit" shapetype="f"/>
               <w10:wrap anchorx="page" anchory="page"/>
             </v:line>
@@ -8802,7 +8866,7 @@
       <mc:AlternateContent>
         <mc:Choice Requires="wps">
           <w:drawing>
-            <wp:anchor distT="4294967295" distB="4294967295" distL="114300" distR="114300" simplePos="0" relativeHeight="251646976" behindDoc="0" locked="0" layoutInCell="1" allowOverlap="1" wp14:anchorId="79050799">
+            <wp:anchor distT="4294967295" distB="4294967295" distL="114300" distR="114300" simplePos="0" relativeHeight="251646976" behindDoc="0" locked="0" layoutInCell="1" allowOverlap="1" wp14:anchorId="79050799" wp14:editId="5227A958">
               <wp:simplePos x="0" y="0"/>
               <wp:positionH relativeFrom="page">
                 <wp:posOffset>720725</wp:posOffset>
@@ -8856,7 +8920,7 @@
         </mc:Choice>
         <mc:Fallback>
           <w:pict>
-            <v:line w14:anchorId="1E47CD08" id="Прямая соединительная линия 4" o:spid="_x0000_s1026" style="position:absolute;z-index:251646976;visibility:visible;mso-wrap-style:square;mso-width-percent:0;mso-height-percent:0;mso-wrap-distance-left:9pt;mso-wrap-distance-top:.mm;mso-wrap-distance-right:9pt;mso-wrap-distance-bottom:.mm;mso-position-horizontal:absolute;mso-position-horizontal-relative:page;mso-position-vertical:absolute;mso-position-vertical-relative:page;mso-width-percent:0;mso-height-percent:0;mso-width-relative:page;mso-height-relative:page" from="56.75pt,810.2pt" to="241pt,810.2pt" o:gfxdata="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">
+            <v:line w14:anchorId="1E47CD08" id="Прямая соединительная линия 4" o:spid="_x0000_s1026" style="position:absolute;z-index:251646976;visibility:visible;mso-wrap-style:square;mso-width-percent:0;mso-height-percent:0;mso-wrap-distance-left:9pt;mso-wrap-distance-top:.mm;mso-wrap-distance-right:9pt;mso-wrap-distance-bottom:.mm;mso-position-horizontal:absolute;mso-position-horizontal-relative:page;mso-position-vertical:absolute;mso-position-vertical-relative:page;mso-width-percent:0;mso-height-percent:0;mso-width-relative:page;mso-height-relative:page" from="56.75pt,810.2pt" to="241pt,810.2pt" o:gfxdata="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">
               <o:lock v:ext="edit" shapetype="f"/>
               <w10:wrap anchorx="page" anchory="page"/>
             </v:line>
@@ -8871,7 +8935,7 @@
       <mc:AlternateContent>
         <mc:Choice Requires="wps">
           <w:drawing>
-            <wp:anchor distT="0" distB="0" distL="114298" distR="114298" simplePos="0" relativeHeight="251645952" behindDoc="0" locked="0" layoutInCell="1" allowOverlap="1" wp14:anchorId="3BA62BC0">
+            <wp:anchor distT="0" distB="0" distL="114298" distR="114298" simplePos="0" relativeHeight="251645952" behindDoc="0" locked="0" layoutInCell="1" allowOverlap="1" wp14:anchorId="3BA62BC0" wp14:editId="569875B3">
               <wp:simplePos x="0" y="0"/>
               <wp:positionH relativeFrom="page">
                 <wp:posOffset>3060699</wp:posOffset>
@@ -8925,7 +8989,7 @@
         </mc:Choice>
         <mc:Fallback>
           <w:pict>
-            <v:line w14:anchorId="76D1CC9D" id="Прямая соединительная линия 3" o:spid="_x0000_s1026" style="position:absolute;z-index:251645952;visibility:visible;mso-wrap-style:square;mso-width-percent:0;mso-height-percent:0;mso-wrap-distance-left:3.17494mm;mso-wrap-distance-top:0;mso-wrap-distance-right:3.17494mm;mso-wrap-distance-bottom:0;mso-position-horizontal:absolute;mso-position-horizontal-relative:page;mso-position-vertical:absolute;mso-position-vertical-relative:page;mso-width-percent:0;mso-height-percent:0;mso-width-relative:page;mso-height-relative:page" from="241pt,711pt" to="241pt,824.4pt" o:gfxdata="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" strokeweight="1.5pt">
+            <v:line w14:anchorId="76D1CC9D" id="Прямая соединительная линия 3" o:spid="_x0000_s1026" style="position:absolute;z-index:251645952;visibility:visible;mso-wrap-style:square;mso-width-percent:0;mso-height-percent:0;mso-wrap-distance-left:3.17494mm;mso-wrap-distance-top:0;mso-wrap-distance-right:3.17494mm;mso-wrap-distance-bottom:0;mso-position-horizontal:absolute;mso-position-horizontal-relative:page;mso-position-vertical:absolute;mso-position-vertical-relative:page;mso-width-percent:0;mso-height-percent:0;mso-width-relative:page;mso-height-relative:page" from="241pt,711pt" to="241pt,824.4pt" o:gfxdata="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" strokeweight="1.5pt">
               <o:lock v:ext="edit" shapetype="f"/>
               <w10:wrap anchorx="page" anchory="page"/>
             </v:line>
@@ -8940,7 +9004,7 @@
       <mc:AlternateContent>
         <mc:Choice Requires="wps">
           <w:drawing>
-            <wp:anchor distT="4294967295" distB="4294967295" distL="114300" distR="114300" simplePos="0" relativeHeight="251644928" behindDoc="0" locked="0" layoutInCell="1" allowOverlap="1" wp14:anchorId="22B82FB8">
+            <wp:anchor distT="4294967295" distB="4294967295" distL="114300" distR="114300" simplePos="0" relativeHeight="251644928" behindDoc="0" locked="0" layoutInCell="1" allowOverlap="1" wp14:anchorId="22B82FB8" wp14:editId="31E840F9">
               <wp:simplePos x="0" y="0"/>
               <wp:positionH relativeFrom="page">
                 <wp:posOffset>720090</wp:posOffset>
@@ -8994,7 +9058,7 @@
         </mc:Choice>
         <mc:Fallback>
           <w:pict>
-            <v:line w14:anchorId="110DA1CA" id="Прямая соединительная линия 2" o:spid="_x0000_s1026" style="position:absolute;z-index:251644928;visibility:visible;mso-wrap-style:square;mso-width-percent:0;mso-height-percent:0;mso-wrap-distance-left:9pt;mso-wrap-distance-top:.mm;mso-wrap-distance-right:9pt;mso-wrap-distance-bottom:.mm;mso-position-horizontal:absolute;mso-position-horizontal-relative:page;mso-position-vertical:absolute;mso-position-vertical-relative:page;mso-width-percent:0;mso-height-percent:0;mso-width-relative:page;mso-height-relative:page" from="56.7pt,711pt" to="581pt,711pt" o:gfxdata="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" strokeweight="1.5pt">
+            <v:line w14:anchorId="110DA1CA" id="Прямая соединительная линия 2" o:spid="_x0000_s1026" style="position:absolute;z-index:251644928;visibility:visible;mso-wrap-style:square;mso-width-percent:0;mso-height-percent:0;mso-wrap-distance-left:9pt;mso-wrap-distance-top:.mm;mso-wrap-distance-right:9pt;mso-wrap-distance-bottom:.mm;mso-position-horizontal:absolute;mso-position-horizontal-relative:page;mso-position-vertical:absolute;mso-position-vertical-relative:page;mso-width-percent:0;mso-height-percent:0;mso-width-relative:page;mso-height-relative:page" from="56.7pt,711pt" to="581pt,711pt" o:gfxdata="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" strokeweight="1.5pt">
               <o:lock v:ext="edit" shapetype="f"/>
               <w10:wrap anchorx="page" anchory="page"/>
             </v:line>
@@ -9009,7 +9073,7 @@
       <mc:AlternateContent>
         <mc:Choice Requires="wps">
           <w:drawing>
-            <wp:anchor distT="0" distB="0" distL="114300" distR="114300" simplePos="0" relativeHeight="251677696" behindDoc="0" locked="0" layoutInCell="1" allowOverlap="1" wp14:anchorId="7E57C65B">
+            <wp:anchor distT="0" distB="0" distL="114300" distR="114300" simplePos="0" relativeHeight="251677696" behindDoc="0" locked="0" layoutInCell="1" allowOverlap="1" wp14:anchorId="7E57C65B" wp14:editId="36116E58">
               <wp:simplePos x="0" y="0"/>
               <wp:positionH relativeFrom="column">
                 <wp:posOffset>2026920</wp:posOffset>
@@ -9071,7 +9135,7 @@
         </mc:Choice>
         <mc:Fallback>
           <w:pict>
-            <v:shape w14:anchorId="7E57C65B" id="Надпись 1" o:spid="_x0000_s1058" type="#_x0000_t202" style="position:absolute;margin-left:159.6pt;margin-top:-19.25pt;width:190.4pt;height:31.25pt;z-index:251677696;visibility:visible;mso-wrap-style:square;mso-width-percent:0;mso-height-percent:0;mso-wrap-distance-left:9pt;mso-wrap-distance-top:0;mso-wrap-distance-right:9pt;mso-wrap-distance-bottom:0;mso-position-horizontal:absolute;mso-position-horizontal-relative:text;mso-position-vertical:absolute;mso-position-vertical-relative:text;mso-width-percent:0;mso-height-percent:0;mso-width-relative:page;mso-height-relative:page;v-text-anchor:top" o:gfxdata="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" filled="f" stroked="f">
+            <v:shape w14:anchorId="7E57C65B" id="Надпись 1" o:spid="_x0000_s1058" type="#_x0000_t202" style="position:absolute;margin-left:159.6pt;margin-top:-19.25pt;width:190.4pt;height:31.25pt;z-index:251677696;visibility:visible;mso-wrap-style:square;mso-width-percent:0;mso-height-percent:0;mso-wrap-distance-left:9pt;mso-wrap-distance-top:0;mso-wrap-distance-right:9pt;mso-wrap-distance-bottom:0;mso-position-horizontal:absolute;mso-position-horizontal-relative:text;mso-position-vertical:absolute;mso-position-vertical-relative:text;mso-width-percent:0;mso-height-percent:0;mso-width-relative:page;mso-height-relative:page;v-text-anchor:top" o:gfxdata="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" filled="f" stroked="f">
               <v:textbox inset="0,0,0,0">
                 <w:txbxContent>
                   <w:p>
@@ -9155,7 +9219,7 @@
 </file>
 
 <file path=word/footnotes.xml><?xml version="1.0" encoding="utf-8"?>
-<w:footnotes xmlns:wpc="http://schemas.microsoft.com/office/word/2010/wordprocessingCanvas" xmlns:cx="http://schemas.microsoft.com/office/drawing/2014/chartex" xmlns:cx1="http://schemas.microsoft.com/office/drawing/2015/9/8/chartex" xmlns:cx2="http://schemas.microsoft.com/office/drawing/2015/10/21/chartex" xmlns:cx3="http://schemas.microsoft.com/office/drawing/2016/5/9/chartex" xmlns:cx4="http://schemas.microsoft.com/office/drawing/2016/5/10/chartex" xmlns:cx5="http://schemas.microsoft.com/office/drawing/2016/5/11/chartex" xmlns:cx6="http://schemas.microsoft.com/office/drawing/2016/5/12/chartex" xmlns:cx7="http://schemas.microsoft.com/office/drawing/2016/5/13/chartex" xmlns:cx8="http://schemas.microsoft.com/office/drawing/2016/5/14/chartex" xmlns:mc="http://schemas.openxmlformats.org/markup-compatibility/2006" xmlns:aink="http://schemas.microsoft.com/office/drawing/2016/ink" xmlns:am3d="http://schemas.microsoft.com/office/drawing/2017/model3d" xmlns:o="urn:schemas-microsoft-com:office:office" xmlns:oel="http://schemas.microsoft.com/office/2019/extlst" xmlns:r="http://schemas.openxmlformats.org/officeDocument/2006/relationships" xmlns:m="http://schemas.openxmlformats.org/officeDocument/2006/math" xmlns:v="urn:schemas-microsoft-com:vml" xmlns:wp14="http://schemas.microsoft.com/office/word/2010/wordprocessingDrawing" xmlns:wp="http://schemas.openxmlformats.org/drawingml/2006/wordprocessingDrawing" xmlns:w10="urn:schemas-microsoft-com:office:word" xmlns:w="http://schemas.openxmlformats.org/wordprocessingml/2006/main" xmlns:w14="http://schemas.microsoft.com/office/word/2010/wordml" xmlns:w15="http://schemas.microsoft.com/office/word/2012/wordml" xmlns:w16cex="http://schemas.microsoft.com/office/word/2018/wordml/cex" xmlns:w16cid="http://schemas.microsoft.com/office/word/2016/wordml/cid" xmlns:w16="http://schemas.microsoft.com/office/word/2018/wordml" xmlns:w16sdtdh="http://schemas.microsoft.com/office/word/2020/wordml/sdtdatahash" xmlns:w16se="http://schemas.microsoft.com/office/word/2015/wordml/symex" xmlns:wpg="http://schemas.microsoft.com/office/word/2010/wordprocessingGroup" xmlns:wpi="http://schemas.microsoft.com/office/word/2010/wordprocessingInk" xmlns:wne="http://schemas.microsoft.com/office/word/2006/wordml" xmlns:wps="http://schemas.microsoft.com/office/word/2010/wordprocessingShape" mc:Ignorable="w14 w15 w16se w16cid w16 w16cex w16sdtdh wp14">
+<w:footnotes xmlns:wpc="http://schemas.microsoft.com/office/word/2010/wordprocessingCanvas" xmlns:cx="http://schemas.microsoft.com/office/drawing/2014/chartex" xmlns:cx1="http://schemas.microsoft.com/office/drawing/2015/9/8/chartex" xmlns:cx2="http://schemas.microsoft.com/office/drawing/2015/10/21/chartex" xmlns:cx3="http://schemas.microsoft.com/office/drawing/2016/5/9/chartex" xmlns:cx4="http://schemas.microsoft.com/office/drawing/2016/5/10/chartex" xmlns:cx5="http://schemas.microsoft.com/office/drawing/2016/5/11/chartex" xmlns:cx6="http://schemas.microsoft.com/office/drawing/2016/5/12/chartex" xmlns:cx7="http://schemas.microsoft.com/office/drawing/2016/5/13/chartex" xmlns:cx8="http://schemas.microsoft.com/office/drawing/2016/5/14/chartex" xmlns:mc="http://schemas.openxmlformats.org/markup-compatibility/2006" xmlns:aink="http://schemas.microsoft.com/office/drawing/2016/ink" xmlns:am3d="http://schemas.microsoft.com/office/drawing/2017/model3d" xmlns:o="urn:schemas-microsoft-com:office:office" xmlns:oel="http://schemas.microsoft.com/office/2019/extlst" xmlns:r="http://schemas.openxmlformats.org/officeDocument/2006/relationships" xmlns:m="http://schemas.openxmlformats.org/officeDocument/2006/math" xmlns:v="urn:schemas-microsoft-com:vml" xmlns:wp14="http://schemas.microsoft.com/office/word/2010/wordprocessingDrawing" xmlns:wp="http://schemas.openxmlformats.org/drawingml/2006/wordprocessingDrawing" xmlns:w10="urn:schemas-microsoft-com:office:word" xmlns:w="http://schemas.openxmlformats.org/wordprocessingml/2006/main" xmlns:w14="http://schemas.microsoft.com/office/word/2010/wordml" xmlns:w15="http://schemas.microsoft.com/office/word/2012/wordml" xmlns:w16cex="http://schemas.microsoft.com/office/word/2018/wordml/cex" xmlns:w16cid="http://schemas.microsoft.com/office/word/2016/wordml/cid" xmlns:w16="http://schemas.microsoft.com/office/word/2018/wordml" xmlns:w16du="http://schemas.microsoft.com/office/word/2023/wordml/word16du" xmlns:w16sdtdh="http://schemas.microsoft.com/office/word/2020/wordml/sdtdatahash" xmlns:w16sdtfl="http://schemas.microsoft.com/office/word/2024/wordml/sdtformatlock" xmlns:w16se="http://schemas.microsoft.com/office/word/2015/wordml/symex" xmlns:wpg="http://schemas.microsoft.com/office/word/2010/wordprocessingGroup" xmlns:wpi="http://schemas.microsoft.com/office/word/2010/wordprocessingInk" xmlns:wne="http://schemas.microsoft.com/office/word/2006/wordml" xmlns:wps="http://schemas.microsoft.com/office/word/2010/wordprocessingShape" mc:Ignorable="w14 w15 w16se w16cid w16 w16cex w16sdtdh w16sdtfl w16du wp14">
   <w:footnote w:type="separator" w:id="-1">
     <w:p>
       <w:r>
@@ -9174,7 +9238,7 @@
 </file>
 
 <file path=word/header1.xml><?xml version="1.0" encoding="utf-8"?>
-<w:hdr xmlns:wpc="http://schemas.microsoft.com/office/word/2010/wordprocessingCanvas" xmlns:cx="http://schemas.microsoft.com/office/drawing/2014/chartex" xmlns:cx1="http://schemas.microsoft.com/office/drawing/2015/9/8/chartex" xmlns:cx2="http://schemas.microsoft.com/office/drawing/2015/10/21/chartex" xmlns:cx3="http://schemas.microsoft.com/office/drawing/2016/5/9/chartex" xmlns:cx4="http://schemas.microsoft.com/office/drawing/2016/5/10/chartex" xmlns:cx5="http://schemas.microsoft.com/office/drawing/2016/5/11/chartex" xmlns:cx6="http://schemas.microsoft.com/office/drawing/2016/5/12/chartex" xmlns:cx7="http://schemas.microsoft.com/office/drawing/2016/5/13/chartex" xmlns:cx8="http://schemas.microsoft.com/office/drawing/2016/5/14/chartex" xmlns:mc="http://schemas.openxmlformats.org/markup-compatibility/2006" xmlns:aink="http://schemas.microsoft.com/office/drawing/2016/ink" xmlns:am3d="http://schemas.microsoft.com/office/drawing/2017/model3d" xmlns:o="urn:schemas-microsoft-com:office:office" xmlns:oel="http://schemas.microsoft.com/office/2019/extlst" xmlns:r="http://schemas.openxmlformats.org/officeDocument/2006/relationships" xmlns:m="http://schemas.openxmlformats.org/officeDocument/2006/math" xmlns:v="urn:schemas-microsoft-com:vml" xmlns:wp14="http://schemas.microsoft.com/office/word/2010/wordprocessingDrawing" xmlns:wp="http://schemas.openxmlformats.org/drawingml/2006/wordprocessingDrawing" xmlns:w10="urn:schemas-microsoft-com:office:word" xmlns:w="http://schemas.openxmlformats.org/wordprocessingml/2006/main" xmlns:w14="http://schemas.microsoft.com/office/word/2010/wordml" xmlns:w15="http://schemas.microsoft.com/office/word/2012/wordml" xmlns:w16cex="http://schemas.microsoft.com/office/word/2018/wordml/cex" xmlns:w16cid="http://schemas.microsoft.com/office/word/2016/wordml/cid" xmlns:w16="http://schemas.microsoft.com/office/word/2018/wordml" xmlns:w16sdtdh="http://schemas.microsoft.com/office/word/2020/wordml/sdtdatahash" xmlns:w16se="http://schemas.microsoft.com/office/word/2015/wordml/symex" xmlns:wpg="http://schemas.microsoft.com/office/word/2010/wordprocessingGroup" xmlns:wpi="http://schemas.microsoft.com/office/word/2010/wordprocessingInk" xmlns:wne="http://schemas.microsoft.com/office/word/2006/wordml" xmlns:wps="http://schemas.microsoft.com/office/word/2010/wordprocessingShape" mc:Ignorable="w14 w15 w16se w16cid w16 w16cex w16sdtdh wp14">
+<w:hdr xmlns:wpc="http://schemas.microsoft.com/office/word/2010/wordprocessingCanvas" xmlns:cx="http://schemas.microsoft.com/office/drawing/2014/chartex" xmlns:cx1="http://schemas.microsoft.com/office/drawing/2015/9/8/chartex" xmlns:cx2="http://schemas.microsoft.com/office/drawing/2015/10/21/chartex" xmlns:cx3="http://schemas.microsoft.com/office/drawing/2016/5/9/chartex" xmlns:cx4="http://schemas.microsoft.com/office/drawing/2016/5/10/chartex" xmlns:cx5="http://schemas.microsoft.com/office/drawing/2016/5/11/chartex" xmlns:cx6="http://schemas.microsoft.com/office/drawing/2016/5/12/chartex" xmlns:cx7="http://schemas.microsoft.com/office/drawing/2016/5/13/chartex" xmlns:cx8="http://schemas.microsoft.com/office/drawing/2016/5/14/chartex" xmlns:mc="http://schemas.openxmlformats.org/markup-compatibility/2006" xmlns:aink="http://schemas.microsoft.com/office/drawing/2016/ink" xmlns:am3d="http://schemas.microsoft.com/office/drawing/2017/model3d" xmlns:o="urn:schemas-microsoft-com:office:office" xmlns:oel="http://schemas.microsoft.com/office/2019/extlst" xmlns:r="http://schemas.openxmlformats.org/officeDocument/2006/relationships" xmlns:m="http://schemas.openxmlformats.org/officeDocument/2006/math" xmlns:v="urn:schemas-microsoft-com:vml" xmlns:wp14="http://schemas.microsoft.com/office/word/2010/wordprocessingDrawing" xmlns:wp="http://schemas.openxmlformats.org/drawingml/2006/wordprocessingDrawing" xmlns:w10="urn:schemas-microsoft-com:office:word" xmlns:w="http://schemas.openxmlformats.org/wordprocessingml/2006/main" xmlns:w14="http://schemas.microsoft.com/office/word/2010/wordml" xmlns:w15="http://schemas.microsoft.com/office/word/2012/wordml" xmlns:w16cex="http://schemas.microsoft.com/office/word/2018/wordml/cex" xmlns:w16cid="http://schemas.microsoft.com/office/word/2016/wordml/cid" xmlns:w16="http://schemas.microsoft.com/office/word/2018/wordml" xmlns:w16du="http://schemas.microsoft.com/office/word/2023/wordml/word16du" xmlns:w16sdtdh="http://schemas.microsoft.com/office/word/2020/wordml/sdtdatahash" xmlns:w16sdtfl="http://schemas.microsoft.com/office/word/2024/wordml/sdtformatlock" xmlns:w16se="http://schemas.microsoft.com/office/word/2015/wordml/symex" xmlns:wpg="http://schemas.microsoft.com/office/word/2010/wordprocessingGroup" xmlns:wpi="http://schemas.microsoft.com/office/word/2010/wordprocessingInk" xmlns:wne="http://schemas.microsoft.com/office/word/2006/wordml" xmlns:wps="http://schemas.microsoft.com/office/word/2010/wordprocessingShape" mc:Ignorable="w14 w15 w16se w16cid w16 w16cex w16sdtdh w16sdtfl w16du wp14">
   <w:p>
     <w:pPr>
       <w:pStyle w:val="a3"/>
@@ -9186,7 +9250,7 @@
       <mc:AlternateContent>
         <mc:Choice Requires="wps">
           <w:drawing>
-            <wp:anchor distT="0" distB="0" distL="114300" distR="114300" simplePos="0" relativeHeight="251625472" behindDoc="0" locked="0" layoutInCell="0" allowOverlap="1" wp14:anchorId="5BAE2EBE">
+            <wp:anchor distT="0" distB="0" distL="114300" distR="114300" simplePos="0" relativeHeight="251625472" behindDoc="0" locked="0" layoutInCell="0" allowOverlap="1" wp14:anchorId="5BAE2EBE" wp14:editId="4767A0A7">
               <wp:simplePos x="0" y="0"/>
               <wp:positionH relativeFrom="page">
                 <wp:posOffset>712470</wp:posOffset>
@@ -9244,7 +9308,7 @@
         </mc:Choice>
         <mc:Fallback>
           <w:pict>
-            <v:rect w14:anchorId="18D37AF1" id="Rectangle 55" o:spid="_x0000_s1026" style="position:absolute;margin-left:56.1pt;margin-top:16.45pt;width:524.4pt;height:807.85pt;z-index:251625472;visibility:visible;mso-wrap-style:square;mso-width-percent:0;mso-height-percent:0;mso-wrap-distance-left:9pt;mso-wrap-distance-top:0;mso-wrap-distance-right:9pt;mso-wrap-distance-bottom:0;mso-position-horizontal:absolute;mso-position-horizontal-relative:page;mso-position-vertical:absolute;mso-position-vertical-relative:page;mso-width-percent:0;mso-height-percent:0;mso-width-relative:page;mso-height-relative:page;v-text-anchor:top" o:gfxdata="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" o:allowincell="f" strokeweight="1.5pt">
+            <v:rect w14:anchorId="18D37AF1" id="Rectangle 55" o:spid="_x0000_s1026" style="position:absolute;margin-left:56.1pt;margin-top:16.45pt;width:524.4pt;height:807.85pt;z-index:251625472;visibility:visible;mso-wrap-style:square;mso-width-percent:0;mso-height-percent:0;mso-wrap-distance-left:9pt;mso-wrap-distance-top:0;mso-wrap-distance-right:9pt;mso-wrap-distance-bottom:0;mso-position-horizontal:absolute;mso-position-horizontal-relative:page;mso-position-vertical:absolute;mso-position-vertical-relative:page;mso-width-percent:0;mso-height-percent:0;mso-width-relative:page;mso-height-relative:page;v-text-anchor:top" o:gfxdata="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" o:allowincell="f" strokeweight="1.5pt">
               <v:path arrowok="t"/>
               <w10:wrap anchorx="page" anchory="page"/>
             </v:rect>
@@ -9257,7 +9321,7 @@
 </file>
 
 <file path=word/header2.xml><?xml version="1.0" encoding="utf-8"?>
-<w:hdr xmlns:wpc="http://schemas.microsoft.com/office/word/2010/wordprocessingCanvas" xmlns:cx="http://schemas.microsoft.com/office/drawing/2014/chartex" xmlns:cx1="http://schemas.microsoft.com/office/drawing/2015/9/8/chartex" xmlns:cx2="http://schemas.microsoft.com/office/drawing/2015/10/21/chartex" xmlns:cx3="http://schemas.microsoft.com/office/drawing/2016/5/9/chartex" xmlns:cx4="http://schemas.microsoft.com/office/drawing/2016/5/10/chartex" xmlns:cx5="http://schemas.microsoft.com/office/drawing/2016/5/11/chartex" xmlns:cx6="http://schemas.microsoft.com/office/drawing/2016/5/12/chartex" xmlns:cx7="http://schemas.microsoft.com/office/drawing/2016/5/13/chartex" xmlns:cx8="http://schemas.microsoft.com/office/drawing/2016/5/14/chartex" xmlns:mc="http://schemas.openxmlformats.org/markup-compatibility/2006" xmlns:aink="http://schemas.microsoft.com/office/drawing/2016/ink" xmlns:am3d="http://schemas.microsoft.com/office/drawing/2017/model3d" xmlns:o="urn:schemas-microsoft-com:office:office" xmlns:oel="http://schemas.microsoft.com/office/2019/extlst" xmlns:r="http://schemas.openxmlformats.org/officeDocument/2006/relationships" xmlns:m="http://schemas.openxmlformats.org/officeDocument/2006/math" xmlns:v="urn:schemas-microsoft-com:vml" xmlns:wp14="http://schemas.microsoft.com/office/word/2010/wordprocessingDrawing" xmlns:wp="http://schemas.openxmlformats.org/drawingml/2006/wordprocessingDrawing" xmlns:w10="urn:schemas-microsoft-com:office:word" xmlns:w="http://schemas.openxmlformats.org/wordprocessingml/2006/main" xmlns:w14="http://schemas.microsoft.com/office/word/2010/wordml" xmlns:w15="http://schemas.microsoft.com/office/word/2012/wordml" xmlns:w16cex="http://schemas.microsoft.com/office/word/2018/wordml/cex" xmlns:w16cid="http://schemas.microsoft.com/office/word/2016/wordml/cid" xmlns:w16="http://schemas.microsoft.com/office/word/2018/wordml" xmlns:w16sdtdh="http://schemas.microsoft.com/office/word/2020/wordml/sdtdatahash" xmlns:w16se="http://schemas.microsoft.com/office/word/2015/wordml/symex" xmlns:wpg="http://schemas.microsoft.com/office/word/2010/wordprocessingGroup" xmlns:wpi="http://schemas.microsoft.com/office/word/2010/wordprocessingInk" xmlns:wne="http://schemas.microsoft.com/office/word/2006/wordml" xmlns:wps="http://schemas.microsoft.com/office/word/2010/wordprocessingShape" mc:Ignorable="w14 w15 w16se w16cid w16 w16cex w16sdtdh wp14">
+<w:hdr xmlns:wpc="http://schemas.microsoft.com/office/word/2010/wordprocessingCanvas" xmlns:cx="http://schemas.microsoft.com/office/drawing/2014/chartex" xmlns:cx1="http://schemas.microsoft.com/office/drawing/2015/9/8/chartex" xmlns:cx2="http://schemas.microsoft.com/office/drawing/2015/10/21/chartex" xmlns:cx3="http://schemas.microsoft.com/office/drawing/2016/5/9/chartex" xmlns:cx4="http://schemas.microsoft.com/office/drawing/2016/5/10/chartex" xmlns:cx5="http://schemas.microsoft.com/office/drawing/2016/5/11/chartex" xmlns:cx6="http://schemas.microsoft.com/office/drawing/2016/5/12/chartex" xmlns:cx7="http://schemas.microsoft.com/office/drawing/2016/5/13/chartex" xmlns:cx8="http://schemas.microsoft.com/office/drawing/2016/5/14/chartex" xmlns:mc="http://schemas.openxmlformats.org/markup-compatibility/2006" xmlns:aink="http://schemas.microsoft.com/office/drawing/2016/ink" xmlns:am3d="http://schemas.microsoft.com/office/drawing/2017/model3d" xmlns:o="urn:schemas-microsoft-com:office:office" xmlns:oel="http://schemas.microsoft.com/office/2019/extlst" xmlns:r="http://schemas.openxmlformats.org/officeDocument/2006/relationships" xmlns:m="http://schemas.openxmlformats.org/officeDocument/2006/math" xmlns:v="urn:schemas-microsoft-com:vml" xmlns:wp14="http://schemas.microsoft.com/office/word/2010/wordprocessingDrawing" xmlns:wp="http://schemas.openxmlformats.org/drawingml/2006/wordprocessingDrawing" xmlns:w10="urn:schemas-microsoft-com:office:word" xmlns:w="http://schemas.openxmlformats.org/wordprocessingml/2006/main" xmlns:w14="http://schemas.microsoft.com/office/word/2010/wordml" xmlns:w15="http://schemas.microsoft.com/office/word/2012/wordml" xmlns:w16cex="http://schemas.microsoft.com/office/word/2018/wordml/cex" xmlns:w16cid="http://schemas.microsoft.com/office/word/2016/wordml/cid" xmlns:w16="http://schemas.microsoft.com/office/word/2018/wordml" xmlns:w16du="http://schemas.microsoft.com/office/word/2023/wordml/word16du" xmlns:w16sdtdh="http://schemas.microsoft.com/office/word/2020/wordml/sdtdatahash" xmlns:w16sdtfl="http://schemas.microsoft.com/office/word/2024/wordml/sdtformatlock" xmlns:w16se="http://schemas.microsoft.com/office/word/2015/wordml/symex" xmlns:wpg="http://schemas.microsoft.com/office/word/2010/wordprocessingGroup" xmlns:wpi="http://schemas.microsoft.com/office/word/2010/wordprocessingInk" xmlns:wne="http://schemas.microsoft.com/office/word/2006/wordml" xmlns:wps="http://schemas.microsoft.com/office/word/2010/wordprocessingShape" mc:Ignorable="w14 w15 w16se w16cid w16 w16cex w16sdtdh w16sdtfl w16du wp14">
   <w:p>
     <w:pPr>
       <w:pStyle w:val="a3"/>
@@ -9269,7 +9333,7 @@
       <mc:AlternateContent>
         <mc:Choice Requires="wps">
           <w:drawing>
-            <wp:anchor distT="0" distB="0" distL="114300" distR="114300" simplePos="0" relativeHeight="251643904" behindDoc="0" locked="0" layoutInCell="1" allowOverlap="1" wp14:anchorId="6C58BEA0">
+            <wp:anchor distT="0" distB="0" distL="114300" distR="114300" simplePos="0" relativeHeight="251643904" behindDoc="0" locked="0" layoutInCell="1" allowOverlap="1" wp14:anchorId="6C58BEA0" wp14:editId="59C0020C">
               <wp:simplePos x="0" y="0"/>
               <wp:positionH relativeFrom="page">
                 <wp:posOffset>720090</wp:posOffset>
@@ -9339,7 +9403,7 @@
         </mc:Choice>
         <mc:Fallback>
           <w:pict>
-            <v:rect w14:anchorId="6C58BEA0" id="Прямоугольник 28" o:spid="_x0000_s1034" style="position:absolute;margin-left:56.7pt;margin-top:16.45pt;width:524.4pt;height:807.85pt;z-index:251643904;visibility:visible;mso-wrap-style:square;mso-width-percent:0;mso-height-percent:0;mso-wrap-distance-left:9pt;mso-wrap-distance-top:0;mso-wrap-distance-right:9pt;mso-wrap-distance-bottom:0;mso-position-horizontal:absolute;mso-position-horizontal-relative:page;mso-position-vertical:absolute;mso-position-vertical-relative:page;mso-width-percent:0;mso-height-percent:0;mso-width-relative:page;mso-height-relative:page;v-text-anchor:top" o:gfxdata="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" strokeweight="1.5pt">
+            <v:rect w14:anchorId="6C58BEA0" id="Прямоугольник 28" o:spid="_x0000_s1034" style="position:absolute;margin-left:56.7pt;margin-top:16.45pt;width:524.4pt;height:807.85pt;z-index:251643904;visibility:visible;mso-wrap-style:square;mso-width-percent:0;mso-height-percent:0;mso-wrap-distance-left:9pt;mso-wrap-distance-top:0;mso-wrap-distance-right:9pt;mso-wrap-distance-bottom:0;mso-position-horizontal:absolute;mso-position-horizontal-relative:page;mso-position-vertical:absolute;mso-position-vertical-relative:page;mso-width-percent:0;mso-height-percent:0;mso-width-relative:page;mso-height-relative:page;v-text-anchor:top" o:gfxdata="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" strokeweight="1.5pt">
               <v:path arrowok="t"/>
               <v:textbox>
                 <w:txbxContent>
@@ -9364,7 +9428,7 @@
 </file>
 
 <file path=word/numbering.xml><?xml version="1.0" encoding="utf-8"?>
-<w:numbering xmlns:wpc="http://schemas.microsoft.com/office/word/2010/wordprocessingCanvas" xmlns:cx="http://schemas.microsoft.com/office/drawing/2014/chartex" xmlns:cx1="http://schemas.microsoft.com/office/drawing/2015/9/8/chartex" xmlns:cx2="http://schemas.microsoft.com/office/drawing/2015/10/21/chartex" xmlns:cx3="http://schemas.microsoft.com/office/drawing/2016/5/9/chartex" xmlns:cx4="http://schemas.microsoft.com/office/drawing/2016/5/10/chartex" xmlns:cx5="http://schemas.microsoft.com/office/drawing/2016/5/11/chartex" xmlns:cx6="http://schemas.microsoft.com/office/drawing/2016/5/12/chartex" xmlns:cx7="http://schemas.microsoft.com/office/drawing/2016/5/13/chartex" xmlns:cx8="http://schemas.microsoft.com/office/drawing/2016/5/14/chartex" xmlns:mc="http://schemas.openxmlformats.org/markup-compatibility/2006" xmlns:aink="http://schemas.microsoft.com/office/drawing/2016/ink" xmlns:am3d="http://schemas.microsoft.com/office/drawing/2017/model3d" xmlns:o="urn:schemas-microsoft-com:office:office" xmlns:oel="http://schemas.microsoft.com/office/2019/extlst" xmlns:r="http://schemas.openxmlformats.org/officeDocument/2006/relationships" xmlns:m="http://schemas.openxmlformats.org/officeDocument/2006/math" xmlns:v="urn:schemas-microsoft-com:vml" xmlns:wp14="http://schemas.microsoft.com/office/word/2010/wordprocessingDrawing" xmlns:wp="http://schemas.openxmlformats.org/drawingml/2006/wordprocessingDrawing" xmlns:w10="urn:schemas-microsoft-com:office:word" xmlns:w="http://schemas.openxmlformats.org/wordprocessingml/2006/main" xmlns:w14="http://schemas.microsoft.com/office/word/2010/wordml" xmlns:w15="http://schemas.microsoft.com/office/word/2012/wordml" xmlns:w16cex="http://schemas.microsoft.com/office/word/2018/wordml/cex" xmlns:w16cid="http://schemas.microsoft.com/office/word/2016/wordml/cid" xmlns:w16="http://schemas.microsoft.com/office/word/2018/wordml" xmlns:w16sdtdh="http://schemas.microsoft.com/office/word/2020/wordml/sdtdatahash" xmlns:w16se="http://schemas.microsoft.com/office/word/2015/wordml/symex" xmlns:wpg="http://schemas.microsoft.com/office/word/2010/wordprocessingGroup" xmlns:wpi="http://schemas.microsoft.com/office/word/2010/wordprocessingInk" xmlns:wne="http://schemas.microsoft.com/office/word/2006/wordml" xmlns:wps="http://schemas.microsoft.com/office/word/2010/wordprocessingShape" mc:Ignorable="w14 w15 w16se w16cid w16 w16cex w16sdtdh wp14">
+<w:numbering xmlns:wpc="http://schemas.microsoft.com/office/word/2010/wordprocessingCanvas" xmlns:cx="http://schemas.microsoft.com/office/drawing/2014/chartex" xmlns:cx1="http://schemas.microsoft.com/office/drawing/2015/9/8/chartex" xmlns:cx2="http://schemas.microsoft.com/office/drawing/2015/10/21/chartex" xmlns:cx3="http://schemas.microsoft.com/office/drawing/2016/5/9/chartex" xmlns:cx4="http://schemas.microsoft.com/office/drawing/2016/5/10/chartex" xmlns:cx5="http://schemas.microsoft.com/office/drawing/2016/5/11/chartex" xmlns:cx6="http://schemas.microsoft.com/office/drawing/2016/5/12/chartex" xmlns:cx7="http://schemas.microsoft.com/office/drawing/2016/5/13/chartex" xmlns:cx8="http://schemas.microsoft.com/office/drawing/2016/5/14/chartex" xmlns:mc="http://schemas.openxmlformats.org/markup-compatibility/2006" xmlns:aink="http://schemas.microsoft.com/office/drawing/2016/ink" xmlns:am3d="http://schemas.microsoft.com/office/drawing/2017/model3d" xmlns:o="urn:schemas-microsoft-com:office:office" xmlns:oel="http://schemas.microsoft.com/office/2019/extlst" xmlns:r="http://schemas.openxmlformats.org/officeDocument/2006/relationships" xmlns:m="http://schemas.openxmlformats.org/officeDocument/2006/math" xmlns:v="urn:schemas-microsoft-com:vml" xmlns:wp14="http://schemas.microsoft.com/office/word/2010/wordprocessingDrawing" xmlns:wp="http://schemas.openxmlformats.org/drawingml/2006/wordprocessingDrawing" xmlns:w10="urn:schemas-microsoft-com:office:word" xmlns:w="http://schemas.openxmlformats.org/wordprocessingml/2006/main" xmlns:w14="http://schemas.microsoft.com/office/word/2010/wordml" xmlns:w15="http://schemas.microsoft.com/office/word/2012/wordml" xmlns:w16cex="http://schemas.microsoft.com/office/word/2018/wordml/cex" xmlns:w16cid="http://schemas.microsoft.com/office/word/2016/wordml/cid" xmlns:w16="http://schemas.microsoft.com/office/word/2018/wordml" xmlns:w16du="http://schemas.microsoft.com/office/word/2023/wordml/word16du" xmlns:w16sdtdh="http://schemas.microsoft.com/office/word/2020/wordml/sdtdatahash" xmlns:w16sdtfl="http://schemas.microsoft.com/office/word/2024/wordml/sdtformatlock" xmlns:w16se="http://schemas.microsoft.com/office/word/2015/wordml/symex" xmlns:wpg="http://schemas.microsoft.com/office/word/2010/wordprocessingGroup" xmlns:wpi="http://schemas.microsoft.com/office/word/2010/wordprocessingInk" xmlns:wne="http://schemas.microsoft.com/office/word/2006/wordml" xmlns:wps="http://schemas.microsoft.com/office/word/2010/wordprocessingShape" mc:Ignorable="w14 w15 w16se w16cid w16 w16cex w16sdtdh w16sdtfl w16du wp14">
   <w:abstractNum w:abstractNumId="0" w15:restartNumberingAfterBreak="0">
     <w:nsid w:val="020655F9"/>
     <w:multiLevelType w:val="hybridMultilevel"/>
@@ -11555,7 +11619,7 @@
 </file>
 
 <file path=word/styles.xml><?xml version="1.0" encoding="utf-8"?>
-<w:styles xmlns:mc="http://schemas.openxmlformats.org/markup-compatibility/2006" xmlns:r="http://schemas.openxmlformats.org/officeDocument/2006/relationships" xmlns:w="http://schemas.openxmlformats.org/wordprocessingml/2006/main" xmlns:w14="http://schemas.microsoft.com/office/word/2010/wordml" xmlns:w15="http://schemas.microsoft.com/office/word/2012/wordml" xmlns:w16cex="http://schemas.microsoft.com/office/word/2018/wordml/cex" xmlns:w16cid="http://schemas.microsoft.com/office/word/2016/wordml/cid" xmlns:w16="http://schemas.microsoft.com/office/word/2018/wordml" xmlns:w16sdtdh="http://schemas.microsoft.com/office/word/2020/wordml/sdtdatahash" xmlns:w16se="http://schemas.microsoft.com/office/word/2015/wordml/symex" mc:Ignorable="w14 w15 w16se w16cid w16 w16cex w16sdtdh">
+<w:styles xmlns:mc="http://schemas.openxmlformats.org/markup-compatibility/2006" xmlns:r="http://schemas.openxmlformats.org/officeDocument/2006/relationships" xmlns:w="http://schemas.openxmlformats.org/wordprocessingml/2006/main" xmlns:w14="http://schemas.microsoft.com/office/word/2010/wordml" xmlns:w15="http://schemas.microsoft.com/office/word/2012/wordml" xmlns:w16cex="http://schemas.microsoft.com/office/word/2018/wordml/cex" xmlns:w16cid="http://schemas.microsoft.com/office/word/2016/wordml/cid" xmlns:w16="http://schemas.microsoft.com/office/word/2018/wordml" xmlns:w16du="http://schemas.microsoft.com/office/word/2023/wordml/word16du" xmlns:w16sdtdh="http://schemas.microsoft.com/office/word/2020/wordml/sdtdatahash" xmlns:w16sdtfl="http://schemas.microsoft.com/office/word/2024/wordml/sdtformatlock" xmlns:w16se="http://schemas.microsoft.com/office/word/2015/wordml/symex" mc:Ignorable="w14 w15 w16se w16cid w16 w16cex w16sdtdh w16sdtfl w16du">
   <w:docDefaults>
     <w:rPrDefault>
       <w:rPr>
